--- a/Results/Reg_Table_2.docx
+++ b/Results/Reg_Table_2.docx
@@ -14,6 +14,7 @@
         <w:gridCol w:w="1871"/>
         <w:gridCol w:w="1871"/>
         <w:gridCol w:w="3154"/>
+        <w:gridCol w:w="1871"/>
       </w:tblGrid>
       <w:tr>
         <w:trPr>
@@ -285,6 +286,59 @@
             </w:r>
           </w:p>
         </w:tc>
+        <w:tc>
+          <w:tcPr>
+            <w:tcBorders>
+              <w:bottom w:val="single" w:sz="3" w:space="0" w:color="000000"/>
+              <w:top w:val="single" w:sz="6" w:space="0" w:color="000000"/>
+              <w:left w:val="none" w:sz="0" w:space="0" w:color="000000"/>
+              <w:right w:val="none" w:sz="0" w:space="0" w:color="000000"/>
+            </w:tcBorders>
+            <w:shd w:val="clear" w:color="auto" w:fill="FFFFFF"/>
+            <w:tcMar>
+              <w:top w:w="0" w:type="dxa"/>
+              <w:bottom w:w="0" w:type="dxa"/>
+              <w:left w:w="0" w:type="dxa"/>
+              <w:right w:w="0" w:type="dxa"/>
+            </w:tcMar>
+            <w:vAlign w:val="top"/>
+          </w:tcPr>
+          <w:p>
+            <w:pPr>
+              <w:pStyle w:val="Normal"/>
+              <w:jc w:val="center"/>
+              <w:pBdr>
+                <w:bottom w:val="none" w:sz="0" w:space="0" w:color="000000"/>
+                <w:top w:val="none" w:sz="0" w:space="0" w:color="000000"/>
+                <w:left w:val="none" w:sz="0" w:space="0" w:color="000000"/>
+                <w:right w:val="none" w:sz="0" w:space="0" w:color="000000"/>
+              </w:pBdr>
+              <w:spacing w:after="120" w:before="120" w:line="240"/>
+              <w:ind w:left="120" w:right="120" w:firstLine="0" w:firstLineChars="0"/>
+              <w:rPr>
+                <w:rFonts w:ascii="Arial" w:hAnsi="Arial" w:eastAsia="Arial" w:cs="Arial"/>
+                <w:i w:val="false"/>
+                <w:b w:val="false"/>
+                <w:u w:val="none"/>
+                <w:sz w:val="22"/>
+                <w:szCs w:val="22"/>
+                <w:color w:val="000000"/>
+              </w:rPr>
+            </w:pPr>
+            <w:r>
+              <w:rPr>
+                <w:rFonts w:ascii="Arial" w:hAnsi="Arial" w:eastAsia="Arial" w:cs="Arial"/>
+                <w:i w:val="false"/>
+                <w:b w:val="false"/>
+                <w:u w:val="none"/>
+                <w:sz w:val="22"/>
+                <w:szCs w:val="22"/>
+                <w:color w:val="000000"/>
+              </w:rPr>
+              <w:t xml:space="preserve">NA</w:t>
+            </w:r>
+          </w:p>
+        </w:tc>
       </w:tr>
       <w:tr>
         <w:trPr>
@@ -393,7 +447,7 @@
                 <w:szCs w:val="22"/>
                 <w:color w:val="000000"/>
               </w:rPr>
-              <w:t xml:space="preserve">255.14 ***</w:t>
+              <w:t xml:space="preserve">245.49 ***</w:t>
             </w:r>
           </w:p>
         </w:tc>
@@ -446,7 +500,7 @@
                 <w:szCs w:val="22"/>
                 <w:color w:val="000000"/>
               </w:rPr>
-              <w:t xml:space="preserve">261.07 ***</w:t>
+              <w:t xml:space="preserve">263.14 ***</w:t>
             </w:r>
           </w:p>
         </w:tc>
@@ -499,7 +553,7 @@
                 <w:szCs w:val="22"/>
                 <w:color w:val="000000"/>
               </w:rPr>
-              <w:t xml:space="preserve">261.11 ***</w:t>
+              <w:t xml:space="preserve">258.48 ***</w:t>
             </w:r>
           </w:p>
         </w:tc>
@@ -552,7 +606,60 @@
                 <w:szCs w:val="22"/>
                 <w:color w:val="000000"/>
               </w:rPr>
-              <w:t xml:space="preserve">261.19 ***</w:t>
+              <w:t xml:space="preserve">256.56 ***</w:t>
+            </w:r>
+          </w:p>
+        </w:tc>
+        <w:tc>
+          <w:tcPr>
+            <w:tcBorders>
+              <w:bottom w:val="none" w:sz="0" w:space="0" w:color="000000"/>
+              <w:top w:val="single" w:sz="3" w:space="0" w:color="000000"/>
+              <w:left w:val="none" w:sz="0" w:space="0" w:color="000000"/>
+              <w:right w:val="none" w:sz="0" w:space="0" w:color="000000"/>
+            </w:tcBorders>
+            <w:shd w:val="clear" w:color="auto" w:fill="FFFFFF"/>
+            <w:tcMar>
+              <w:top w:w="0" w:type="dxa"/>
+              <w:bottom w:w="0" w:type="dxa"/>
+              <w:left w:w="0" w:type="dxa"/>
+              <w:right w:w="0" w:type="dxa"/>
+            </w:tcMar>
+            <w:vAlign w:val="top"/>
+          </w:tcPr>
+          <w:p>
+            <w:pPr>
+              <w:pStyle w:val="Normal"/>
+              <w:jc w:val="right"/>
+              <w:pBdr>
+                <w:bottom w:val="none" w:sz="0" w:space="0" w:color="000000"/>
+                <w:top w:val="none" w:sz="0" w:space="0" w:color="000000"/>
+                <w:left w:val="none" w:sz="0" w:space="0" w:color="000000"/>
+                <w:right w:val="none" w:sz="0" w:space="0" w:color="000000"/>
+              </w:pBdr>
+              <w:spacing w:after="120" w:before="120" w:line="240"/>
+              <w:ind w:left="120" w:right="120" w:firstLine="0" w:firstLineChars="0"/>
+              <w:rPr>
+                <w:rFonts w:ascii="Arial" w:hAnsi="Arial" w:eastAsia="Arial" w:cs="Arial"/>
+                <w:i w:val="false"/>
+                <w:b w:val="false"/>
+                <w:u w:val="none"/>
+                <w:sz w:val="22"/>
+                <w:szCs w:val="22"/>
+                <w:color w:val="000000"/>
+              </w:rPr>
+            </w:pPr>
+            <w:r>
+              <w:rPr>
+                <w:rFonts w:ascii="Arial" w:hAnsi="Arial" w:eastAsia="Arial" w:cs="Arial"/>
+                <w:i w:val="false"/>
+                <w:b w:val="false"/>
+                <w:u w:val="none"/>
+                <w:sz w:val="22"/>
+                <w:szCs w:val="22"/>
+                <w:color w:val="000000"/>
+              </w:rPr>
+              <w:t xml:space="preserve">258.50 ***</w:t>
             </w:r>
           </w:p>
         </w:tc>
@@ -664,166 +771,219 @@
                 <w:szCs w:val="22"/>
                 <w:color w:val="000000"/>
               </w:rPr>
-              <w:t xml:space="preserve">(13.87)   </w:t>
-            </w:r>
-          </w:p>
-        </w:tc>
-        <w:tc>
-          <w:tcPr>
-            <w:tcBorders>
-              <w:bottom w:val="none" w:sz="0" w:space="0" w:color="000000"/>
-              <w:top w:val="none" w:sz="0" w:space="0" w:color="000000"/>
-              <w:left w:val="none" w:sz="0" w:space="0" w:color="000000"/>
-              <w:right w:val="none" w:sz="0" w:space="0" w:color="000000"/>
-            </w:tcBorders>
-            <w:shd w:val="clear" w:color="auto" w:fill="FFFFFF"/>
-            <w:tcMar>
-              <w:top w:w="0" w:type="dxa"/>
-              <w:bottom w:w="0" w:type="dxa"/>
-              <w:left w:w="0" w:type="dxa"/>
-              <w:right w:w="0" w:type="dxa"/>
-            </w:tcMar>
-            <w:vAlign w:val="top"/>
-          </w:tcPr>
-          <w:p>
-            <w:pPr>
-              <w:pStyle w:val="Normal"/>
-              <w:jc w:val="right"/>
-              <w:pBdr>
-                <w:bottom w:val="none" w:sz="0" w:space="0" w:color="000000"/>
-                <w:top w:val="none" w:sz="0" w:space="0" w:color="000000"/>
-                <w:left w:val="none" w:sz="0" w:space="0" w:color="000000"/>
-                <w:right w:val="none" w:sz="0" w:space="0" w:color="000000"/>
-              </w:pBdr>
-              <w:spacing w:after="120" w:before="120" w:line="240"/>
-              <w:ind w:left="120" w:right="120" w:firstLine="0" w:firstLineChars="0"/>
-              <w:rPr>
-                <w:rFonts w:ascii="Arial" w:hAnsi="Arial" w:eastAsia="Arial" w:cs="Arial"/>
-                <w:i w:val="false"/>
-                <w:b w:val="false"/>
-                <w:u w:val="none"/>
-                <w:sz w:val="22"/>
-                <w:szCs w:val="22"/>
-                <w:color w:val="000000"/>
-              </w:rPr>
-            </w:pPr>
-            <w:r>
-              <w:rPr>
-                <w:rFonts w:ascii="Arial" w:hAnsi="Arial" w:eastAsia="Arial" w:cs="Arial"/>
-                <w:i w:val="false"/>
-                <w:b w:val="false"/>
-                <w:u w:val="none"/>
-                <w:sz w:val="22"/>
-                <w:szCs w:val="22"/>
-                <w:color w:val="000000"/>
-              </w:rPr>
-              <w:t xml:space="preserve">(14.00)   </w:t>
-            </w:r>
-          </w:p>
-        </w:tc>
-        <w:tc>
-          <w:tcPr>
-            <w:tcBorders>
-              <w:bottom w:val="none" w:sz="0" w:space="0" w:color="000000"/>
-              <w:top w:val="none" w:sz="0" w:space="0" w:color="000000"/>
-              <w:left w:val="none" w:sz="0" w:space="0" w:color="000000"/>
-              <w:right w:val="none" w:sz="0" w:space="0" w:color="000000"/>
-            </w:tcBorders>
-            <w:shd w:val="clear" w:color="auto" w:fill="FFFFFF"/>
-            <w:tcMar>
-              <w:top w:w="0" w:type="dxa"/>
-              <w:bottom w:w="0" w:type="dxa"/>
-              <w:left w:w="0" w:type="dxa"/>
-              <w:right w:w="0" w:type="dxa"/>
-            </w:tcMar>
-            <w:vAlign w:val="top"/>
-          </w:tcPr>
-          <w:p>
-            <w:pPr>
-              <w:pStyle w:val="Normal"/>
-              <w:jc w:val="right"/>
-              <w:pBdr>
-                <w:bottom w:val="none" w:sz="0" w:space="0" w:color="000000"/>
-                <w:top w:val="none" w:sz="0" w:space="0" w:color="000000"/>
-                <w:left w:val="none" w:sz="0" w:space="0" w:color="000000"/>
-                <w:right w:val="none" w:sz="0" w:space="0" w:color="000000"/>
-              </w:pBdr>
-              <w:spacing w:after="120" w:before="120" w:line="240"/>
-              <w:ind w:left="120" w:right="120" w:firstLine="0" w:firstLineChars="0"/>
-              <w:rPr>
-                <w:rFonts w:ascii="Arial" w:hAnsi="Arial" w:eastAsia="Arial" w:cs="Arial"/>
-                <w:i w:val="false"/>
-                <w:b w:val="false"/>
-                <w:u w:val="none"/>
-                <w:sz w:val="22"/>
-                <w:szCs w:val="22"/>
-                <w:color w:val="000000"/>
-              </w:rPr>
-            </w:pPr>
-            <w:r>
-              <w:rPr>
-                <w:rFonts w:ascii="Arial" w:hAnsi="Arial" w:eastAsia="Arial" w:cs="Arial"/>
-                <w:i w:val="false"/>
-                <w:b w:val="false"/>
-                <w:u w:val="none"/>
-                <w:sz w:val="22"/>
-                <w:szCs w:val="22"/>
-                <w:color w:val="000000"/>
-              </w:rPr>
-              <w:t xml:space="preserve">(12.45)   </w:t>
-            </w:r>
-          </w:p>
-        </w:tc>
-        <w:tc>
-          <w:tcPr>
-            <w:tcBorders>
-              <w:bottom w:val="none" w:sz="0" w:space="0" w:color="000000"/>
-              <w:top w:val="none" w:sz="0" w:space="0" w:color="000000"/>
-              <w:left w:val="none" w:sz="0" w:space="0" w:color="000000"/>
-              <w:right w:val="none" w:sz="0" w:space="0" w:color="000000"/>
-            </w:tcBorders>
-            <w:shd w:val="clear" w:color="auto" w:fill="FFFFFF"/>
-            <w:tcMar>
-              <w:top w:w="0" w:type="dxa"/>
-              <w:bottom w:w="0" w:type="dxa"/>
-              <w:left w:w="0" w:type="dxa"/>
-              <w:right w:w="0" w:type="dxa"/>
-            </w:tcMar>
-            <w:vAlign w:val="top"/>
-          </w:tcPr>
-          <w:p>
-            <w:pPr>
-              <w:pStyle w:val="Normal"/>
-              <w:jc w:val="right"/>
-              <w:pBdr>
-                <w:bottom w:val="none" w:sz="0" w:space="0" w:color="000000"/>
-                <w:top w:val="none" w:sz="0" w:space="0" w:color="000000"/>
-                <w:left w:val="none" w:sz="0" w:space="0" w:color="000000"/>
-                <w:right w:val="none" w:sz="0" w:space="0" w:color="000000"/>
-              </w:pBdr>
-              <w:spacing w:after="120" w:before="120" w:line="240"/>
-              <w:ind w:left="120" w:right="120" w:firstLine="0" w:firstLineChars="0"/>
-              <w:rPr>
-                <w:rFonts w:ascii="Arial" w:hAnsi="Arial" w:eastAsia="Arial" w:cs="Arial"/>
-                <w:i w:val="false"/>
-                <w:b w:val="false"/>
-                <w:u w:val="none"/>
-                <w:sz w:val="22"/>
-                <w:szCs w:val="22"/>
-                <w:color w:val="000000"/>
-              </w:rPr>
-            </w:pPr>
-            <w:r>
-              <w:rPr>
-                <w:rFonts w:ascii="Arial" w:hAnsi="Arial" w:eastAsia="Arial" w:cs="Arial"/>
-                <w:i w:val="false"/>
-                <w:b w:val="false"/>
-                <w:u w:val="none"/>
-                <w:sz w:val="22"/>
-                <w:szCs w:val="22"/>
-                <w:color w:val="000000"/>
-              </w:rPr>
-              <w:t xml:space="preserve">(12.46)   </w:t>
+              <w:t xml:space="preserve">(2.72)   </w:t>
+            </w:r>
+          </w:p>
+        </w:tc>
+        <w:tc>
+          <w:tcPr>
+            <w:tcBorders>
+              <w:bottom w:val="none" w:sz="0" w:space="0" w:color="000000"/>
+              <w:top w:val="none" w:sz="0" w:space="0" w:color="000000"/>
+              <w:left w:val="none" w:sz="0" w:space="0" w:color="000000"/>
+              <w:right w:val="none" w:sz="0" w:space="0" w:color="000000"/>
+            </w:tcBorders>
+            <w:shd w:val="clear" w:color="auto" w:fill="FFFFFF"/>
+            <w:tcMar>
+              <w:top w:w="0" w:type="dxa"/>
+              <w:bottom w:w="0" w:type="dxa"/>
+              <w:left w:w="0" w:type="dxa"/>
+              <w:right w:w="0" w:type="dxa"/>
+            </w:tcMar>
+            <w:vAlign w:val="top"/>
+          </w:tcPr>
+          <w:p>
+            <w:pPr>
+              <w:pStyle w:val="Normal"/>
+              <w:jc w:val="right"/>
+              <w:pBdr>
+                <w:bottom w:val="none" w:sz="0" w:space="0" w:color="000000"/>
+                <w:top w:val="none" w:sz="0" w:space="0" w:color="000000"/>
+                <w:left w:val="none" w:sz="0" w:space="0" w:color="000000"/>
+                <w:right w:val="none" w:sz="0" w:space="0" w:color="000000"/>
+              </w:pBdr>
+              <w:spacing w:after="120" w:before="120" w:line="240"/>
+              <w:ind w:left="120" w:right="120" w:firstLine="0" w:firstLineChars="0"/>
+              <w:rPr>
+                <w:rFonts w:ascii="Arial" w:hAnsi="Arial" w:eastAsia="Arial" w:cs="Arial"/>
+                <w:i w:val="false"/>
+                <w:b w:val="false"/>
+                <w:u w:val="none"/>
+                <w:sz w:val="22"/>
+                <w:szCs w:val="22"/>
+                <w:color w:val="000000"/>
+              </w:rPr>
+            </w:pPr>
+            <w:r>
+              <w:rPr>
+                <w:rFonts w:ascii="Arial" w:hAnsi="Arial" w:eastAsia="Arial" w:cs="Arial"/>
+                <w:i w:val="false"/>
+                <w:b w:val="false"/>
+                <w:u w:val="none"/>
+                <w:sz w:val="22"/>
+                <w:szCs w:val="22"/>
+                <w:color w:val="000000"/>
+              </w:rPr>
+              <w:t xml:space="preserve">(2.65)   </w:t>
+            </w:r>
+          </w:p>
+        </w:tc>
+        <w:tc>
+          <w:tcPr>
+            <w:tcBorders>
+              <w:bottom w:val="none" w:sz="0" w:space="0" w:color="000000"/>
+              <w:top w:val="none" w:sz="0" w:space="0" w:color="000000"/>
+              <w:left w:val="none" w:sz="0" w:space="0" w:color="000000"/>
+              <w:right w:val="none" w:sz="0" w:space="0" w:color="000000"/>
+            </w:tcBorders>
+            <w:shd w:val="clear" w:color="auto" w:fill="FFFFFF"/>
+            <w:tcMar>
+              <w:top w:w="0" w:type="dxa"/>
+              <w:bottom w:w="0" w:type="dxa"/>
+              <w:left w:w="0" w:type="dxa"/>
+              <w:right w:w="0" w:type="dxa"/>
+            </w:tcMar>
+            <w:vAlign w:val="top"/>
+          </w:tcPr>
+          <w:p>
+            <w:pPr>
+              <w:pStyle w:val="Normal"/>
+              <w:jc w:val="right"/>
+              <w:pBdr>
+                <w:bottom w:val="none" w:sz="0" w:space="0" w:color="000000"/>
+                <w:top w:val="none" w:sz="0" w:space="0" w:color="000000"/>
+                <w:left w:val="none" w:sz="0" w:space="0" w:color="000000"/>
+                <w:right w:val="none" w:sz="0" w:space="0" w:color="000000"/>
+              </w:pBdr>
+              <w:spacing w:after="120" w:before="120" w:line="240"/>
+              <w:ind w:left="120" w:right="120" w:firstLine="0" w:firstLineChars="0"/>
+              <w:rPr>
+                <w:rFonts w:ascii="Arial" w:hAnsi="Arial" w:eastAsia="Arial" w:cs="Arial"/>
+                <w:i w:val="false"/>
+                <w:b w:val="false"/>
+                <w:u w:val="none"/>
+                <w:sz w:val="22"/>
+                <w:szCs w:val="22"/>
+                <w:color w:val="000000"/>
+              </w:rPr>
+            </w:pPr>
+            <w:r>
+              <w:rPr>
+                <w:rFonts w:ascii="Arial" w:hAnsi="Arial" w:eastAsia="Arial" w:cs="Arial"/>
+                <w:i w:val="false"/>
+                <w:b w:val="false"/>
+                <w:u w:val="none"/>
+                <w:sz w:val="22"/>
+                <w:szCs w:val="22"/>
+                <w:color w:val="000000"/>
+              </w:rPr>
+              <w:t xml:space="preserve">(2.36)   </w:t>
+            </w:r>
+          </w:p>
+        </w:tc>
+        <w:tc>
+          <w:tcPr>
+            <w:tcBorders>
+              <w:bottom w:val="none" w:sz="0" w:space="0" w:color="000000"/>
+              <w:top w:val="none" w:sz="0" w:space="0" w:color="000000"/>
+              <w:left w:val="none" w:sz="0" w:space="0" w:color="000000"/>
+              <w:right w:val="none" w:sz="0" w:space="0" w:color="000000"/>
+            </w:tcBorders>
+            <w:shd w:val="clear" w:color="auto" w:fill="FFFFFF"/>
+            <w:tcMar>
+              <w:top w:w="0" w:type="dxa"/>
+              <w:bottom w:w="0" w:type="dxa"/>
+              <w:left w:w="0" w:type="dxa"/>
+              <w:right w:w="0" w:type="dxa"/>
+            </w:tcMar>
+            <w:vAlign w:val="top"/>
+          </w:tcPr>
+          <w:p>
+            <w:pPr>
+              <w:pStyle w:val="Normal"/>
+              <w:jc w:val="right"/>
+              <w:pBdr>
+                <w:bottom w:val="none" w:sz="0" w:space="0" w:color="000000"/>
+                <w:top w:val="none" w:sz="0" w:space="0" w:color="000000"/>
+                <w:left w:val="none" w:sz="0" w:space="0" w:color="000000"/>
+                <w:right w:val="none" w:sz="0" w:space="0" w:color="000000"/>
+              </w:pBdr>
+              <w:spacing w:after="120" w:before="120" w:line="240"/>
+              <w:ind w:left="120" w:right="120" w:firstLine="0" w:firstLineChars="0"/>
+              <w:rPr>
+                <w:rFonts w:ascii="Arial" w:hAnsi="Arial" w:eastAsia="Arial" w:cs="Arial"/>
+                <w:i w:val="false"/>
+                <w:b w:val="false"/>
+                <w:u w:val="none"/>
+                <w:sz w:val="22"/>
+                <w:szCs w:val="22"/>
+                <w:color w:val="000000"/>
+              </w:rPr>
+            </w:pPr>
+            <w:r>
+              <w:rPr>
+                <w:rFonts w:ascii="Arial" w:hAnsi="Arial" w:eastAsia="Arial" w:cs="Arial"/>
+                <w:i w:val="false"/>
+                <w:b w:val="false"/>
+                <w:u w:val="none"/>
+                <w:sz w:val="22"/>
+                <w:szCs w:val="22"/>
+                <w:color w:val="000000"/>
+              </w:rPr>
+              <w:t xml:space="preserve">(16.60)   </w:t>
+            </w:r>
+          </w:p>
+        </w:tc>
+        <w:tc>
+          <w:tcPr>
+            <w:tcBorders>
+              <w:bottom w:val="none" w:sz="0" w:space="0" w:color="000000"/>
+              <w:top w:val="none" w:sz="0" w:space="0" w:color="000000"/>
+              <w:left w:val="none" w:sz="0" w:space="0" w:color="000000"/>
+              <w:right w:val="none" w:sz="0" w:space="0" w:color="000000"/>
+            </w:tcBorders>
+            <w:shd w:val="clear" w:color="auto" w:fill="FFFFFF"/>
+            <w:tcMar>
+              <w:top w:w="0" w:type="dxa"/>
+              <w:bottom w:w="0" w:type="dxa"/>
+              <w:left w:w="0" w:type="dxa"/>
+              <w:right w:w="0" w:type="dxa"/>
+            </w:tcMar>
+            <w:vAlign w:val="top"/>
+          </w:tcPr>
+          <w:p>
+            <w:pPr>
+              <w:pStyle w:val="Normal"/>
+              <w:jc w:val="right"/>
+              <w:pBdr>
+                <w:bottom w:val="none" w:sz="0" w:space="0" w:color="000000"/>
+                <w:top w:val="none" w:sz="0" w:space="0" w:color="000000"/>
+                <w:left w:val="none" w:sz="0" w:space="0" w:color="000000"/>
+                <w:right w:val="none" w:sz="0" w:space="0" w:color="000000"/>
+              </w:pBdr>
+              <w:spacing w:after="120" w:before="120" w:line="240"/>
+              <w:ind w:left="120" w:right="120" w:firstLine="0" w:firstLineChars="0"/>
+              <w:rPr>
+                <w:rFonts w:ascii="Arial" w:hAnsi="Arial" w:eastAsia="Arial" w:cs="Arial"/>
+                <w:i w:val="false"/>
+                <w:b w:val="false"/>
+                <w:u w:val="none"/>
+                <w:sz w:val="22"/>
+                <w:szCs w:val="22"/>
+                <w:color w:val="000000"/>
+              </w:rPr>
+            </w:pPr>
+            <w:r>
+              <w:rPr>
+                <w:rFonts w:ascii="Arial" w:hAnsi="Arial" w:eastAsia="Arial" w:cs="Arial"/>
+                <w:i w:val="false"/>
+                <w:b w:val="false"/>
+                <w:u w:val="none"/>
+                <w:sz w:val="22"/>
+                <w:szCs w:val="22"/>
+                <w:color w:val="000000"/>
+              </w:rPr>
+              <w:t xml:space="preserve">(2.36)   </w:t>
             </w:r>
           </w:p>
         </w:tc>
@@ -1094,6 +1254,59 @@
                 <w:szCs w:val="22"/>
                 <w:color w:val="000000"/>
               </w:rPr>
+              <w:t xml:space="preserve">16.29 ***</w:t>
+            </w:r>
+          </w:p>
+        </w:tc>
+        <w:tc>
+          <w:tcPr>
+            <w:tcBorders>
+              <w:bottom w:val="none" w:sz="0" w:space="0" w:color="000000"/>
+              <w:top w:val="none" w:sz="0" w:space="0" w:color="000000"/>
+              <w:left w:val="none" w:sz="0" w:space="0" w:color="000000"/>
+              <w:right w:val="none" w:sz="0" w:space="0" w:color="000000"/>
+            </w:tcBorders>
+            <w:shd w:val="clear" w:color="auto" w:fill="FFFFFF"/>
+            <w:tcMar>
+              <w:top w:w="0" w:type="dxa"/>
+              <w:bottom w:w="0" w:type="dxa"/>
+              <w:left w:w="0" w:type="dxa"/>
+              <w:right w:w="0" w:type="dxa"/>
+            </w:tcMar>
+            <w:vAlign w:val="top"/>
+          </w:tcPr>
+          <w:p>
+            <w:pPr>
+              <w:pStyle w:val="Normal"/>
+              <w:jc w:val="right"/>
+              <w:pBdr>
+                <w:bottom w:val="none" w:sz="0" w:space="0" w:color="000000"/>
+                <w:top w:val="none" w:sz="0" w:space="0" w:color="000000"/>
+                <w:left w:val="none" w:sz="0" w:space="0" w:color="000000"/>
+                <w:right w:val="none" w:sz="0" w:space="0" w:color="000000"/>
+              </w:pBdr>
+              <w:spacing w:after="120" w:before="120" w:line="240"/>
+              <w:ind w:left="120" w:right="120" w:firstLine="0" w:firstLineChars="0"/>
+              <w:rPr>
+                <w:rFonts w:ascii="Arial" w:hAnsi="Arial" w:eastAsia="Arial" w:cs="Arial"/>
+                <w:i w:val="false"/>
+                <w:b w:val="false"/>
+                <w:u w:val="none"/>
+                <w:sz w:val="22"/>
+                <w:szCs w:val="22"/>
+                <w:color w:val="000000"/>
+              </w:rPr>
+            </w:pPr>
+            <w:r>
+              <w:rPr>
+                <w:rFonts w:ascii="Arial" w:hAnsi="Arial" w:eastAsia="Arial" w:cs="Arial"/>
+                <w:i w:val="false"/>
+                <w:b w:val="false"/>
+                <w:u w:val="none"/>
+                <w:sz w:val="22"/>
+                <w:szCs w:val="22"/>
+                <w:color w:val="000000"/>
+              </w:rPr>
               <w:t xml:space="preserve">16.42 ***</w:t>
             </w:r>
           </w:p>
@@ -1369,6 +1582,59 @@
             </w:r>
           </w:p>
         </w:tc>
+        <w:tc>
+          <w:tcPr>
+            <w:tcBorders>
+              <w:bottom w:val="none" w:sz="0" w:space="0" w:color="000000"/>
+              <w:top w:val="none" w:sz="0" w:space="0" w:color="000000"/>
+              <w:left w:val="none" w:sz="0" w:space="0" w:color="000000"/>
+              <w:right w:val="none" w:sz="0" w:space="0" w:color="000000"/>
+            </w:tcBorders>
+            <w:shd w:val="clear" w:color="auto" w:fill="FFFFFF"/>
+            <w:tcMar>
+              <w:top w:w="0" w:type="dxa"/>
+              <w:bottom w:w="0" w:type="dxa"/>
+              <w:left w:w="0" w:type="dxa"/>
+              <w:right w:w="0" w:type="dxa"/>
+            </w:tcMar>
+            <w:vAlign w:val="top"/>
+          </w:tcPr>
+          <w:p>
+            <w:pPr>
+              <w:pStyle w:val="Normal"/>
+              <w:jc w:val="right"/>
+              <w:pBdr>
+                <w:bottom w:val="none" w:sz="0" w:space="0" w:color="000000"/>
+                <w:top w:val="none" w:sz="0" w:space="0" w:color="000000"/>
+                <w:left w:val="none" w:sz="0" w:space="0" w:color="000000"/>
+                <w:right w:val="none" w:sz="0" w:space="0" w:color="000000"/>
+              </w:pBdr>
+              <w:spacing w:after="120" w:before="120" w:line="240"/>
+              <w:ind w:left="120" w:right="120" w:firstLine="0" w:firstLineChars="0"/>
+              <w:rPr>
+                <w:rFonts w:ascii="Arial" w:hAnsi="Arial" w:eastAsia="Arial" w:cs="Arial"/>
+                <w:i w:val="false"/>
+                <w:b w:val="false"/>
+                <w:u w:val="none"/>
+                <w:sz w:val="22"/>
+                <w:szCs w:val="22"/>
+                <w:color w:val="000000"/>
+              </w:rPr>
+            </w:pPr>
+            <w:r>
+              <w:rPr>
+                <w:rFonts w:ascii="Arial" w:hAnsi="Arial" w:eastAsia="Arial" w:cs="Arial"/>
+                <w:i w:val="false"/>
+                <w:b w:val="false"/>
+                <w:u w:val="none"/>
+                <w:sz w:val="22"/>
+                <w:szCs w:val="22"/>
+                <w:color w:val="000000"/>
+              </w:rPr>
+              <w:t xml:space="preserve">(0.27)   </w:t>
+            </w:r>
+          </w:p>
+        </w:tc>
       </w:tr>
       <w:tr>
         <w:trPr>
@@ -1477,166 +1743,219 @@
                 <w:szCs w:val="22"/>
                 <w:color w:val="000000"/>
               </w:rPr>
-              <w:t xml:space="preserve">16.43 ***</w:t>
-            </w:r>
-          </w:p>
-        </w:tc>
-        <w:tc>
-          <w:tcPr>
-            <w:tcBorders>
-              <w:bottom w:val="none" w:sz="0" w:space="0" w:color="000000"/>
-              <w:top w:val="none" w:sz="0" w:space="0" w:color="000000"/>
-              <w:left w:val="none" w:sz="0" w:space="0" w:color="000000"/>
-              <w:right w:val="none" w:sz="0" w:space="0" w:color="000000"/>
-            </w:tcBorders>
-            <w:shd w:val="clear" w:color="auto" w:fill="FFFFFF"/>
-            <w:tcMar>
-              <w:top w:w="0" w:type="dxa"/>
-              <w:bottom w:w="0" w:type="dxa"/>
-              <w:left w:w="0" w:type="dxa"/>
-              <w:right w:w="0" w:type="dxa"/>
-            </w:tcMar>
-            <w:vAlign w:val="top"/>
-          </w:tcPr>
-          <w:p>
-            <w:pPr>
-              <w:pStyle w:val="Normal"/>
-              <w:jc w:val="right"/>
-              <w:pBdr>
-                <w:bottom w:val="none" w:sz="0" w:space="0" w:color="000000"/>
-                <w:top w:val="none" w:sz="0" w:space="0" w:color="000000"/>
-                <w:left w:val="none" w:sz="0" w:space="0" w:color="000000"/>
-                <w:right w:val="none" w:sz="0" w:space="0" w:color="000000"/>
-              </w:pBdr>
-              <w:spacing w:after="120" w:before="120" w:line="240"/>
-              <w:ind w:left="120" w:right="120" w:firstLine="0" w:firstLineChars="0"/>
-              <w:rPr>
-                <w:rFonts w:ascii="Arial" w:hAnsi="Arial" w:eastAsia="Arial" w:cs="Arial"/>
-                <w:i w:val="false"/>
-                <w:b w:val="false"/>
-                <w:u w:val="none"/>
-                <w:sz w:val="22"/>
-                <w:szCs w:val="22"/>
-                <w:color w:val="000000"/>
-              </w:rPr>
-            </w:pPr>
-            <w:r>
-              <w:rPr>
-                <w:rFonts w:ascii="Arial" w:hAnsi="Arial" w:eastAsia="Arial" w:cs="Arial"/>
-                <w:i w:val="false"/>
-                <w:b w:val="false"/>
-                <w:u w:val="none"/>
-                <w:sz w:val="22"/>
-                <w:szCs w:val="22"/>
-                <w:color w:val="000000"/>
-              </w:rPr>
-              <w:t xml:space="preserve">13.17 ** </w:t>
-            </w:r>
-          </w:p>
-        </w:tc>
-        <w:tc>
-          <w:tcPr>
-            <w:tcBorders>
-              <w:bottom w:val="none" w:sz="0" w:space="0" w:color="000000"/>
-              <w:top w:val="none" w:sz="0" w:space="0" w:color="000000"/>
-              <w:left w:val="none" w:sz="0" w:space="0" w:color="000000"/>
-              <w:right w:val="none" w:sz="0" w:space="0" w:color="000000"/>
-            </w:tcBorders>
-            <w:shd w:val="clear" w:color="auto" w:fill="FFFFFF"/>
-            <w:tcMar>
-              <w:top w:w="0" w:type="dxa"/>
-              <w:bottom w:w="0" w:type="dxa"/>
-              <w:left w:w="0" w:type="dxa"/>
-              <w:right w:w="0" w:type="dxa"/>
-            </w:tcMar>
-            <w:vAlign w:val="top"/>
-          </w:tcPr>
-          <w:p>
-            <w:pPr>
-              <w:pStyle w:val="Normal"/>
-              <w:jc w:val="right"/>
-              <w:pBdr>
-                <w:bottom w:val="none" w:sz="0" w:space="0" w:color="000000"/>
-                <w:top w:val="none" w:sz="0" w:space="0" w:color="000000"/>
-                <w:left w:val="none" w:sz="0" w:space="0" w:color="000000"/>
-                <w:right w:val="none" w:sz="0" w:space="0" w:color="000000"/>
-              </w:pBdr>
-              <w:spacing w:after="120" w:before="120" w:line="240"/>
-              <w:ind w:left="120" w:right="120" w:firstLine="0" w:firstLineChars="0"/>
-              <w:rPr>
-                <w:rFonts w:ascii="Arial" w:hAnsi="Arial" w:eastAsia="Arial" w:cs="Arial"/>
-                <w:i w:val="false"/>
-                <w:b w:val="false"/>
-                <w:u w:val="none"/>
-                <w:sz w:val="22"/>
-                <w:szCs w:val="22"/>
-                <w:color w:val="000000"/>
-              </w:rPr>
-            </w:pPr>
-            <w:r>
-              <w:rPr>
-                <w:rFonts w:ascii="Arial" w:hAnsi="Arial" w:eastAsia="Arial" w:cs="Arial"/>
-                <w:i w:val="false"/>
-                <w:b w:val="false"/>
-                <w:u w:val="none"/>
-                <w:sz w:val="22"/>
-                <w:szCs w:val="22"/>
-                <w:color w:val="000000"/>
-              </w:rPr>
-              <w:t xml:space="preserve">11.89 ** </w:t>
-            </w:r>
-          </w:p>
-        </w:tc>
-        <w:tc>
-          <w:tcPr>
-            <w:tcBorders>
-              <w:bottom w:val="none" w:sz="0" w:space="0" w:color="000000"/>
-              <w:top w:val="none" w:sz="0" w:space="0" w:color="000000"/>
-              <w:left w:val="none" w:sz="0" w:space="0" w:color="000000"/>
-              <w:right w:val="none" w:sz="0" w:space="0" w:color="000000"/>
-            </w:tcBorders>
-            <w:shd w:val="clear" w:color="auto" w:fill="FFFFFF"/>
-            <w:tcMar>
-              <w:top w:w="0" w:type="dxa"/>
-              <w:bottom w:w="0" w:type="dxa"/>
-              <w:left w:w="0" w:type="dxa"/>
-              <w:right w:w="0" w:type="dxa"/>
-            </w:tcMar>
-            <w:vAlign w:val="top"/>
-          </w:tcPr>
-          <w:p>
-            <w:pPr>
-              <w:pStyle w:val="Normal"/>
-              <w:jc w:val="right"/>
-              <w:pBdr>
-                <w:bottom w:val="none" w:sz="0" w:space="0" w:color="000000"/>
-                <w:top w:val="none" w:sz="0" w:space="0" w:color="000000"/>
-                <w:left w:val="none" w:sz="0" w:space="0" w:color="000000"/>
-                <w:right w:val="none" w:sz="0" w:space="0" w:color="000000"/>
-              </w:pBdr>
-              <w:spacing w:after="120" w:before="120" w:line="240"/>
-              <w:ind w:left="120" w:right="120" w:firstLine="0" w:firstLineChars="0"/>
-              <w:rPr>
-                <w:rFonts w:ascii="Arial" w:hAnsi="Arial" w:eastAsia="Arial" w:cs="Arial"/>
-                <w:i w:val="false"/>
-                <w:b w:val="false"/>
-                <w:u w:val="none"/>
-                <w:sz w:val="22"/>
-                <w:szCs w:val="22"/>
-                <w:color w:val="000000"/>
-              </w:rPr>
-            </w:pPr>
-            <w:r>
-              <w:rPr>
-                <w:rFonts w:ascii="Arial" w:hAnsi="Arial" w:eastAsia="Arial" w:cs="Arial"/>
-                <w:i w:val="false"/>
-                <w:b w:val="false"/>
-                <w:u w:val="none"/>
-                <w:sz w:val="22"/>
-                <w:szCs w:val="22"/>
-                <w:color w:val="000000"/>
-              </w:rPr>
-              <w:t xml:space="preserve">11.90 ** </w:t>
+              <w:t xml:space="preserve">15.62 ***</w:t>
+            </w:r>
+          </w:p>
+        </w:tc>
+        <w:tc>
+          <w:tcPr>
+            <w:tcBorders>
+              <w:bottom w:val="none" w:sz="0" w:space="0" w:color="000000"/>
+              <w:top w:val="none" w:sz="0" w:space="0" w:color="000000"/>
+              <w:left w:val="none" w:sz="0" w:space="0" w:color="000000"/>
+              <w:right w:val="none" w:sz="0" w:space="0" w:color="000000"/>
+            </w:tcBorders>
+            <w:shd w:val="clear" w:color="auto" w:fill="FFFFFF"/>
+            <w:tcMar>
+              <w:top w:w="0" w:type="dxa"/>
+              <w:bottom w:w="0" w:type="dxa"/>
+              <w:left w:w="0" w:type="dxa"/>
+              <w:right w:w="0" w:type="dxa"/>
+            </w:tcMar>
+            <w:vAlign w:val="top"/>
+          </w:tcPr>
+          <w:p>
+            <w:pPr>
+              <w:pStyle w:val="Normal"/>
+              <w:jc w:val="right"/>
+              <w:pBdr>
+                <w:bottom w:val="none" w:sz="0" w:space="0" w:color="000000"/>
+                <w:top w:val="none" w:sz="0" w:space="0" w:color="000000"/>
+                <w:left w:val="none" w:sz="0" w:space="0" w:color="000000"/>
+                <w:right w:val="none" w:sz="0" w:space="0" w:color="000000"/>
+              </w:pBdr>
+              <w:spacing w:after="120" w:before="120" w:line="240"/>
+              <w:ind w:left="120" w:right="120" w:firstLine="0" w:firstLineChars="0"/>
+              <w:rPr>
+                <w:rFonts w:ascii="Arial" w:hAnsi="Arial" w:eastAsia="Arial" w:cs="Arial"/>
+                <w:i w:val="false"/>
+                <w:b w:val="false"/>
+                <w:u w:val="none"/>
+                <w:sz w:val="22"/>
+                <w:szCs w:val="22"/>
+                <w:color w:val="000000"/>
+              </w:rPr>
+            </w:pPr>
+            <w:r>
+              <w:rPr>
+                <w:rFonts w:ascii="Arial" w:hAnsi="Arial" w:eastAsia="Arial" w:cs="Arial"/>
+                <w:i w:val="false"/>
+                <w:b w:val="false"/>
+                <w:u w:val="none"/>
+                <w:sz w:val="22"/>
+                <w:szCs w:val="22"/>
+                <w:color w:val="000000"/>
+              </w:rPr>
+              <w:t xml:space="preserve">13.33 ** </w:t>
+            </w:r>
+          </w:p>
+        </w:tc>
+        <w:tc>
+          <w:tcPr>
+            <w:tcBorders>
+              <w:bottom w:val="none" w:sz="0" w:space="0" w:color="000000"/>
+              <w:top w:val="none" w:sz="0" w:space="0" w:color="000000"/>
+              <w:left w:val="none" w:sz="0" w:space="0" w:color="000000"/>
+              <w:right w:val="none" w:sz="0" w:space="0" w:color="000000"/>
+            </w:tcBorders>
+            <w:shd w:val="clear" w:color="auto" w:fill="FFFFFF"/>
+            <w:tcMar>
+              <w:top w:w="0" w:type="dxa"/>
+              <w:bottom w:w="0" w:type="dxa"/>
+              <w:left w:w="0" w:type="dxa"/>
+              <w:right w:w="0" w:type="dxa"/>
+            </w:tcMar>
+            <w:vAlign w:val="top"/>
+          </w:tcPr>
+          <w:p>
+            <w:pPr>
+              <w:pStyle w:val="Normal"/>
+              <w:jc w:val="right"/>
+              <w:pBdr>
+                <w:bottom w:val="none" w:sz="0" w:space="0" w:color="000000"/>
+                <w:top w:val="none" w:sz="0" w:space="0" w:color="000000"/>
+                <w:left w:val="none" w:sz="0" w:space="0" w:color="000000"/>
+                <w:right w:val="none" w:sz="0" w:space="0" w:color="000000"/>
+              </w:pBdr>
+              <w:spacing w:after="120" w:before="120" w:line="240"/>
+              <w:ind w:left="120" w:right="120" w:firstLine="0" w:firstLineChars="0"/>
+              <w:rPr>
+                <w:rFonts w:ascii="Arial" w:hAnsi="Arial" w:eastAsia="Arial" w:cs="Arial"/>
+                <w:i w:val="false"/>
+                <w:b w:val="false"/>
+                <w:u w:val="none"/>
+                <w:sz w:val="22"/>
+                <w:szCs w:val="22"/>
+                <w:color w:val="000000"/>
+              </w:rPr>
+            </w:pPr>
+            <w:r>
+              <w:rPr>
+                <w:rFonts w:ascii="Arial" w:hAnsi="Arial" w:eastAsia="Arial" w:cs="Arial"/>
+                <w:i w:val="false"/>
+                <w:b w:val="false"/>
+                <w:u w:val="none"/>
+                <w:sz w:val="22"/>
+                <w:szCs w:val="22"/>
+                <w:color w:val="000000"/>
+              </w:rPr>
+              <w:t xml:space="preserve">11.73 ** </w:t>
+            </w:r>
+          </w:p>
+        </w:tc>
+        <w:tc>
+          <w:tcPr>
+            <w:tcBorders>
+              <w:bottom w:val="none" w:sz="0" w:space="0" w:color="000000"/>
+              <w:top w:val="none" w:sz="0" w:space="0" w:color="000000"/>
+              <w:left w:val="none" w:sz="0" w:space="0" w:color="000000"/>
+              <w:right w:val="none" w:sz="0" w:space="0" w:color="000000"/>
+            </w:tcBorders>
+            <w:shd w:val="clear" w:color="auto" w:fill="FFFFFF"/>
+            <w:tcMar>
+              <w:top w:w="0" w:type="dxa"/>
+              <w:bottom w:w="0" w:type="dxa"/>
+              <w:left w:w="0" w:type="dxa"/>
+              <w:right w:w="0" w:type="dxa"/>
+            </w:tcMar>
+            <w:vAlign w:val="top"/>
+          </w:tcPr>
+          <w:p>
+            <w:pPr>
+              <w:pStyle w:val="Normal"/>
+              <w:jc w:val="right"/>
+              <w:pBdr>
+                <w:bottom w:val="none" w:sz="0" w:space="0" w:color="000000"/>
+                <w:top w:val="none" w:sz="0" w:space="0" w:color="000000"/>
+                <w:left w:val="none" w:sz="0" w:space="0" w:color="000000"/>
+                <w:right w:val="none" w:sz="0" w:space="0" w:color="000000"/>
+              </w:pBdr>
+              <w:spacing w:after="120" w:before="120" w:line="240"/>
+              <w:ind w:left="120" w:right="120" w:firstLine="0" w:firstLineChars="0"/>
+              <w:rPr>
+                <w:rFonts w:ascii="Arial" w:hAnsi="Arial" w:eastAsia="Arial" w:cs="Arial"/>
+                <w:i w:val="false"/>
+                <w:b w:val="false"/>
+                <w:u w:val="none"/>
+                <w:sz w:val="22"/>
+                <w:szCs w:val="22"/>
+                <w:color w:val="000000"/>
+              </w:rPr>
+            </w:pPr>
+            <w:r>
+              <w:rPr>
+                <w:rFonts w:ascii="Arial" w:hAnsi="Arial" w:eastAsia="Arial" w:cs="Arial"/>
+                <w:i w:val="false"/>
+                <w:b w:val="false"/>
+                <w:u w:val="none"/>
+                <w:sz w:val="22"/>
+                <w:szCs w:val="22"/>
+                <w:color w:val="000000"/>
+              </w:rPr>
+              <w:t xml:space="preserve">11.64 ** </w:t>
+            </w:r>
+          </w:p>
+        </w:tc>
+        <w:tc>
+          <w:tcPr>
+            <w:tcBorders>
+              <w:bottom w:val="none" w:sz="0" w:space="0" w:color="000000"/>
+              <w:top w:val="none" w:sz="0" w:space="0" w:color="000000"/>
+              <w:left w:val="none" w:sz="0" w:space="0" w:color="000000"/>
+              <w:right w:val="none" w:sz="0" w:space="0" w:color="000000"/>
+            </w:tcBorders>
+            <w:shd w:val="clear" w:color="auto" w:fill="FFFFFF"/>
+            <w:tcMar>
+              <w:top w:w="0" w:type="dxa"/>
+              <w:bottom w:w="0" w:type="dxa"/>
+              <w:left w:w="0" w:type="dxa"/>
+              <w:right w:w="0" w:type="dxa"/>
+            </w:tcMar>
+            <w:vAlign w:val="top"/>
+          </w:tcPr>
+          <w:p>
+            <w:pPr>
+              <w:pStyle w:val="Normal"/>
+              <w:jc w:val="right"/>
+              <w:pBdr>
+                <w:bottom w:val="none" w:sz="0" w:space="0" w:color="000000"/>
+                <w:top w:val="none" w:sz="0" w:space="0" w:color="000000"/>
+                <w:left w:val="none" w:sz="0" w:space="0" w:color="000000"/>
+                <w:right w:val="none" w:sz="0" w:space="0" w:color="000000"/>
+              </w:pBdr>
+              <w:spacing w:after="120" w:before="120" w:line="240"/>
+              <w:ind w:left="120" w:right="120" w:firstLine="0" w:firstLineChars="0"/>
+              <w:rPr>
+                <w:rFonts w:ascii="Arial" w:hAnsi="Arial" w:eastAsia="Arial" w:cs="Arial"/>
+                <w:i w:val="false"/>
+                <w:b w:val="false"/>
+                <w:u w:val="none"/>
+                <w:sz w:val="22"/>
+                <w:szCs w:val="22"/>
+                <w:color w:val="000000"/>
+              </w:rPr>
+            </w:pPr>
+            <w:r>
+              <w:rPr>
+                <w:rFonts w:ascii="Arial" w:hAnsi="Arial" w:eastAsia="Arial" w:cs="Arial"/>
+                <w:i w:val="false"/>
+                <w:b w:val="false"/>
+                <w:u w:val="none"/>
+                <w:sz w:val="22"/>
+                <w:szCs w:val="22"/>
+                <w:color w:val="000000"/>
+              </w:rPr>
+              <w:t xml:space="preserve">11.73 ** </w:t>
             </w:r>
           </w:p>
         </w:tc>
@@ -1748,113 +2067,113 @@
                 <w:szCs w:val="22"/>
                 <w:color w:val="000000"/>
               </w:rPr>
-              <w:t xml:space="preserve">(3.91)   </w:t>
-            </w:r>
-          </w:p>
-        </w:tc>
-        <w:tc>
-          <w:tcPr>
-            <w:tcBorders>
-              <w:bottom w:val="none" w:sz="0" w:space="0" w:color="000000"/>
-              <w:top w:val="none" w:sz="0" w:space="0" w:color="000000"/>
-              <w:left w:val="none" w:sz="0" w:space="0" w:color="000000"/>
-              <w:right w:val="none" w:sz="0" w:space="0" w:color="000000"/>
-            </w:tcBorders>
-            <w:shd w:val="clear" w:color="auto" w:fill="FFFFFF"/>
-            <w:tcMar>
-              <w:top w:w="0" w:type="dxa"/>
-              <w:bottom w:w="0" w:type="dxa"/>
-              <w:left w:w="0" w:type="dxa"/>
-              <w:right w:w="0" w:type="dxa"/>
-            </w:tcMar>
-            <w:vAlign w:val="top"/>
-          </w:tcPr>
-          <w:p>
-            <w:pPr>
-              <w:pStyle w:val="Normal"/>
-              <w:jc w:val="right"/>
-              <w:pBdr>
-                <w:bottom w:val="none" w:sz="0" w:space="0" w:color="000000"/>
-                <w:top w:val="none" w:sz="0" w:space="0" w:color="000000"/>
-                <w:left w:val="none" w:sz="0" w:space="0" w:color="000000"/>
-                <w:right w:val="none" w:sz="0" w:space="0" w:color="000000"/>
-              </w:pBdr>
-              <w:spacing w:after="120" w:before="120" w:line="240"/>
-              <w:ind w:left="120" w:right="120" w:firstLine="0" w:firstLineChars="0"/>
-              <w:rPr>
-                <w:rFonts w:ascii="Arial" w:hAnsi="Arial" w:eastAsia="Arial" w:cs="Arial"/>
-                <w:i w:val="false"/>
-                <w:b w:val="false"/>
-                <w:u w:val="none"/>
-                <w:sz w:val="22"/>
-                <w:szCs w:val="22"/>
-                <w:color w:val="000000"/>
-              </w:rPr>
-            </w:pPr>
-            <w:r>
-              <w:rPr>
-                <w:rFonts w:ascii="Arial" w:hAnsi="Arial" w:eastAsia="Arial" w:cs="Arial"/>
-                <w:i w:val="false"/>
-                <w:b w:val="false"/>
-                <w:u w:val="none"/>
-                <w:sz w:val="22"/>
-                <w:szCs w:val="22"/>
-                <w:color w:val="000000"/>
-              </w:rPr>
-              <w:t xml:space="preserve">(3.86)   </w:t>
-            </w:r>
-          </w:p>
-        </w:tc>
-        <w:tc>
-          <w:tcPr>
-            <w:tcBorders>
-              <w:bottom w:val="none" w:sz="0" w:space="0" w:color="000000"/>
-              <w:top w:val="none" w:sz="0" w:space="0" w:color="000000"/>
-              <w:left w:val="none" w:sz="0" w:space="0" w:color="000000"/>
-              <w:right w:val="none" w:sz="0" w:space="0" w:color="000000"/>
-            </w:tcBorders>
-            <w:shd w:val="clear" w:color="auto" w:fill="FFFFFF"/>
-            <w:tcMar>
-              <w:top w:w="0" w:type="dxa"/>
-              <w:bottom w:w="0" w:type="dxa"/>
-              <w:left w:w="0" w:type="dxa"/>
-              <w:right w:w="0" w:type="dxa"/>
-            </w:tcMar>
-            <w:vAlign w:val="top"/>
-          </w:tcPr>
-          <w:p>
-            <w:pPr>
-              <w:pStyle w:val="Normal"/>
-              <w:jc w:val="right"/>
-              <w:pBdr>
-                <w:bottom w:val="none" w:sz="0" w:space="0" w:color="000000"/>
-                <w:top w:val="none" w:sz="0" w:space="0" w:color="000000"/>
-                <w:left w:val="none" w:sz="0" w:space="0" w:color="000000"/>
-                <w:right w:val="none" w:sz="0" w:space="0" w:color="000000"/>
-              </w:pBdr>
-              <w:spacing w:after="120" w:before="120" w:line="240"/>
-              <w:ind w:left="120" w:right="120" w:firstLine="0" w:firstLineChars="0"/>
-              <w:rPr>
-                <w:rFonts w:ascii="Arial" w:hAnsi="Arial" w:eastAsia="Arial" w:cs="Arial"/>
-                <w:i w:val="false"/>
-                <w:b w:val="false"/>
-                <w:u w:val="none"/>
-                <w:sz w:val="22"/>
-                <w:szCs w:val="22"/>
-                <w:color w:val="000000"/>
-              </w:rPr>
-            </w:pPr>
-            <w:r>
-              <w:rPr>
-                <w:rFonts w:ascii="Arial" w:hAnsi="Arial" w:eastAsia="Arial" w:cs="Arial"/>
-                <w:i w:val="false"/>
-                <w:b w:val="false"/>
-                <w:u w:val="none"/>
-                <w:sz w:val="22"/>
-                <w:szCs w:val="22"/>
-                <w:color w:val="000000"/>
-              </w:rPr>
-              <w:t xml:space="preserve">(3.81)   </w:t>
+              <w:t xml:space="preserve">(3.69)   </w:t>
+            </w:r>
+          </w:p>
+        </w:tc>
+        <w:tc>
+          <w:tcPr>
+            <w:tcBorders>
+              <w:bottom w:val="none" w:sz="0" w:space="0" w:color="000000"/>
+              <w:top w:val="none" w:sz="0" w:space="0" w:color="000000"/>
+              <w:left w:val="none" w:sz="0" w:space="0" w:color="000000"/>
+              <w:right w:val="none" w:sz="0" w:space="0" w:color="000000"/>
+            </w:tcBorders>
+            <w:shd w:val="clear" w:color="auto" w:fill="FFFFFF"/>
+            <w:tcMar>
+              <w:top w:w="0" w:type="dxa"/>
+              <w:bottom w:w="0" w:type="dxa"/>
+              <w:left w:w="0" w:type="dxa"/>
+              <w:right w:w="0" w:type="dxa"/>
+            </w:tcMar>
+            <w:vAlign w:val="top"/>
+          </w:tcPr>
+          <w:p>
+            <w:pPr>
+              <w:pStyle w:val="Normal"/>
+              <w:jc w:val="right"/>
+              <w:pBdr>
+                <w:bottom w:val="none" w:sz="0" w:space="0" w:color="000000"/>
+                <w:top w:val="none" w:sz="0" w:space="0" w:color="000000"/>
+                <w:left w:val="none" w:sz="0" w:space="0" w:color="000000"/>
+                <w:right w:val="none" w:sz="0" w:space="0" w:color="000000"/>
+              </w:pBdr>
+              <w:spacing w:after="120" w:before="120" w:line="240"/>
+              <w:ind w:left="120" w:right="120" w:firstLine="0" w:firstLineChars="0"/>
+              <w:rPr>
+                <w:rFonts w:ascii="Arial" w:hAnsi="Arial" w:eastAsia="Arial" w:cs="Arial"/>
+                <w:i w:val="false"/>
+                <w:b w:val="false"/>
+                <w:u w:val="none"/>
+                <w:sz w:val="22"/>
+                <w:szCs w:val="22"/>
+                <w:color w:val="000000"/>
+              </w:rPr>
+            </w:pPr>
+            <w:r>
+              <w:rPr>
+                <w:rFonts w:ascii="Arial" w:hAnsi="Arial" w:eastAsia="Arial" w:cs="Arial"/>
+                <w:i w:val="false"/>
+                <w:b w:val="false"/>
+                <w:u w:val="none"/>
+                <w:sz w:val="22"/>
+                <w:szCs w:val="22"/>
+                <w:color w:val="000000"/>
+              </w:rPr>
+              <w:t xml:space="preserve">(3.63)   </w:t>
+            </w:r>
+          </w:p>
+        </w:tc>
+        <w:tc>
+          <w:tcPr>
+            <w:tcBorders>
+              <w:bottom w:val="none" w:sz="0" w:space="0" w:color="000000"/>
+              <w:top w:val="none" w:sz="0" w:space="0" w:color="000000"/>
+              <w:left w:val="none" w:sz="0" w:space="0" w:color="000000"/>
+              <w:right w:val="none" w:sz="0" w:space="0" w:color="000000"/>
+            </w:tcBorders>
+            <w:shd w:val="clear" w:color="auto" w:fill="FFFFFF"/>
+            <w:tcMar>
+              <w:top w:w="0" w:type="dxa"/>
+              <w:bottom w:w="0" w:type="dxa"/>
+              <w:left w:w="0" w:type="dxa"/>
+              <w:right w:w="0" w:type="dxa"/>
+            </w:tcMar>
+            <w:vAlign w:val="top"/>
+          </w:tcPr>
+          <w:p>
+            <w:pPr>
+              <w:pStyle w:val="Normal"/>
+              <w:jc w:val="right"/>
+              <w:pBdr>
+                <w:bottom w:val="none" w:sz="0" w:space="0" w:color="000000"/>
+                <w:top w:val="none" w:sz="0" w:space="0" w:color="000000"/>
+                <w:left w:val="none" w:sz="0" w:space="0" w:color="000000"/>
+                <w:right w:val="none" w:sz="0" w:space="0" w:color="000000"/>
+              </w:pBdr>
+              <w:spacing w:after="120" w:before="120" w:line="240"/>
+              <w:ind w:left="120" w:right="120" w:firstLine="0" w:firstLineChars="0"/>
+              <w:rPr>
+                <w:rFonts w:ascii="Arial" w:hAnsi="Arial" w:eastAsia="Arial" w:cs="Arial"/>
+                <w:i w:val="false"/>
+                <w:b w:val="false"/>
+                <w:u w:val="none"/>
+                <w:sz w:val="22"/>
+                <w:szCs w:val="22"/>
+                <w:color w:val="000000"/>
+              </w:rPr>
+            </w:pPr>
+            <w:r>
+              <w:rPr>
+                <w:rFonts w:ascii="Arial" w:hAnsi="Arial" w:eastAsia="Arial" w:cs="Arial"/>
+                <w:i w:val="false"/>
+                <w:b w:val="false"/>
+                <w:u w:val="none"/>
+                <w:sz w:val="22"/>
+                <w:szCs w:val="22"/>
+                <w:color w:val="000000"/>
+              </w:rPr>
+              <w:t xml:space="preserve">(3.65)   </w:t>
             </w:r>
           </w:p>
         </w:tc>
@@ -1908,6 +2227,59 @@
                 <w:color w:val="000000"/>
               </w:rPr>
               <w:t xml:space="preserve">(3.82)   </w:t>
+            </w:r>
+          </w:p>
+        </w:tc>
+        <w:tc>
+          <w:tcPr>
+            <w:tcBorders>
+              <w:bottom w:val="none" w:sz="0" w:space="0" w:color="000000"/>
+              <w:top w:val="none" w:sz="0" w:space="0" w:color="000000"/>
+              <w:left w:val="none" w:sz="0" w:space="0" w:color="000000"/>
+              <w:right w:val="none" w:sz="0" w:space="0" w:color="000000"/>
+            </w:tcBorders>
+            <w:shd w:val="clear" w:color="auto" w:fill="FFFFFF"/>
+            <w:tcMar>
+              <w:top w:w="0" w:type="dxa"/>
+              <w:bottom w:w="0" w:type="dxa"/>
+              <w:left w:w="0" w:type="dxa"/>
+              <w:right w:w="0" w:type="dxa"/>
+            </w:tcMar>
+            <w:vAlign w:val="top"/>
+          </w:tcPr>
+          <w:p>
+            <w:pPr>
+              <w:pStyle w:val="Normal"/>
+              <w:jc w:val="right"/>
+              <w:pBdr>
+                <w:bottom w:val="none" w:sz="0" w:space="0" w:color="000000"/>
+                <w:top w:val="none" w:sz="0" w:space="0" w:color="000000"/>
+                <w:left w:val="none" w:sz="0" w:space="0" w:color="000000"/>
+                <w:right w:val="none" w:sz="0" w:space="0" w:color="000000"/>
+              </w:pBdr>
+              <w:spacing w:after="120" w:before="120" w:line="240"/>
+              <w:ind w:left="120" w:right="120" w:firstLine="0" w:firstLineChars="0"/>
+              <w:rPr>
+                <w:rFonts w:ascii="Arial" w:hAnsi="Arial" w:eastAsia="Arial" w:cs="Arial"/>
+                <w:i w:val="false"/>
+                <w:b w:val="false"/>
+                <w:u w:val="none"/>
+                <w:sz w:val="22"/>
+                <w:szCs w:val="22"/>
+                <w:color w:val="000000"/>
+              </w:rPr>
+            </w:pPr>
+            <w:r>
+              <w:rPr>
+                <w:rFonts w:ascii="Arial" w:hAnsi="Arial" w:eastAsia="Arial" w:cs="Arial"/>
+                <w:i w:val="false"/>
+                <w:b w:val="false"/>
+                <w:u w:val="none"/>
+                <w:sz w:val="22"/>
+                <w:szCs w:val="22"/>
+                <w:color w:val="000000"/>
+              </w:rPr>
+              <w:t xml:space="preserve">(3.65)   </w:t>
             </w:r>
           </w:p>
         </w:tc>
@@ -2178,6 +2550,59 @@
                 <w:szCs w:val="22"/>
                 <w:color w:val="000000"/>
               </w:rPr>
+              <w:t xml:space="preserve">-0.60 *  </w:t>
+            </w:r>
+          </w:p>
+        </w:tc>
+        <w:tc>
+          <w:tcPr>
+            <w:tcBorders>
+              <w:bottom w:val="none" w:sz="0" w:space="0" w:color="000000"/>
+              <w:top w:val="none" w:sz="0" w:space="0" w:color="000000"/>
+              <w:left w:val="none" w:sz="0" w:space="0" w:color="000000"/>
+              <w:right w:val="none" w:sz="0" w:space="0" w:color="000000"/>
+            </w:tcBorders>
+            <w:shd w:val="clear" w:color="auto" w:fill="FFFFFF"/>
+            <w:tcMar>
+              <w:top w:w="0" w:type="dxa"/>
+              <w:bottom w:w="0" w:type="dxa"/>
+              <w:left w:w="0" w:type="dxa"/>
+              <w:right w:w="0" w:type="dxa"/>
+            </w:tcMar>
+            <w:vAlign w:val="top"/>
+          </w:tcPr>
+          <w:p>
+            <w:pPr>
+              <w:pStyle w:val="Normal"/>
+              <w:jc w:val="right"/>
+              <w:pBdr>
+                <w:bottom w:val="none" w:sz="0" w:space="0" w:color="000000"/>
+                <w:top w:val="none" w:sz="0" w:space="0" w:color="000000"/>
+                <w:left w:val="none" w:sz="0" w:space="0" w:color="000000"/>
+                <w:right w:val="none" w:sz="0" w:space="0" w:color="000000"/>
+              </w:pBdr>
+              <w:spacing w:after="120" w:before="120" w:line="240"/>
+              <w:ind w:left="120" w:right="120" w:firstLine="0" w:firstLineChars="0"/>
+              <w:rPr>
+                <w:rFonts w:ascii="Arial" w:hAnsi="Arial" w:eastAsia="Arial" w:cs="Arial"/>
+                <w:i w:val="false"/>
+                <w:b w:val="false"/>
+                <w:u w:val="none"/>
+                <w:sz w:val="22"/>
+                <w:szCs w:val="22"/>
+                <w:color w:val="000000"/>
+              </w:rPr>
+            </w:pPr>
+            <w:r>
+              <w:rPr>
+                <w:rFonts w:ascii="Arial" w:hAnsi="Arial" w:eastAsia="Arial" w:cs="Arial"/>
+                <w:i w:val="false"/>
+                <w:b w:val="false"/>
+                <w:u w:val="none"/>
+                <w:sz w:val="22"/>
+                <w:szCs w:val="22"/>
+                <w:color w:val="000000"/>
+              </w:rPr>
               <w:t xml:space="preserve">-0.58 *  </w:t>
             </w:r>
           </w:p>
@@ -2453,6 +2878,59 @@
             </w:r>
           </w:p>
         </w:tc>
+        <w:tc>
+          <w:tcPr>
+            <w:tcBorders>
+              <w:bottom w:val="none" w:sz="0" w:space="0" w:color="000000"/>
+              <w:top w:val="none" w:sz="0" w:space="0" w:color="000000"/>
+              <w:left w:val="none" w:sz="0" w:space="0" w:color="000000"/>
+              <w:right w:val="none" w:sz="0" w:space="0" w:color="000000"/>
+            </w:tcBorders>
+            <w:shd w:val="clear" w:color="auto" w:fill="FFFFFF"/>
+            <w:tcMar>
+              <w:top w:w="0" w:type="dxa"/>
+              <w:bottom w:w="0" w:type="dxa"/>
+              <w:left w:w="0" w:type="dxa"/>
+              <w:right w:w="0" w:type="dxa"/>
+            </w:tcMar>
+            <w:vAlign w:val="top"/>
+          </w:tcPr>
+          <w:p>
+            <w:pPr>
+              <w:pStyle w:val="Normal"/>
+              <w:jc w:val="right"/>
+              <w:pBdr>
+                <w:bottom w:val="none" w:sz="0" w:space="0" w:color="000000"/>
+                <w:top w:val="none" w:sz="0" w:space="0" w:color="000000"/>
+                <w:left w:val="none" w:sz="0" w:space="0" w:color="000000"/>
+                <w:right w:val="none" w:sz="0" w:space="0" w:color="000000"/>
+              </w:pBdr>
+              <w:spacing w:after="120" w:before="120" w:line="240"/>
+              <w:ind w:left="120" w:right="120" w:firstLine="0" w:firstLineChars="0"/>
+              <w:rPr>
+                <w:rFonts w:ascii="Arial" w:hAnsi="Arial" w:eastAsia="Arial" w:cs="Arial"/>
+                <w:i w:val="false"/>
+                <w:b w:val="false"/>
+                <w:u w:val="none"/>
+                <w:sz w:val="22"/>
+                <w:szCs w:val="22"/>
+                <w:color w:val="000000"/>
+              </w:rPr>
+            </w:pPr>
+            <w:r>
+              <w:rPr>
+                <w:rFonts w:ascii="Arial" w:hAnsi="Arial" w:eastAsia="Arial" w:cs="Arial"/>
+                <w:i w:val="false"/>
+                <w:b w:val="false"/>
+                <w:u w:val="none"/>
+                <w:sz w:val="22"/>
+                <w:szCs w:val="22"/>
+                <w:color w:val="000000"/>
+              </w:rPr>
+              <w:t xml:space="preserve">(0.25)   </w:t>
+            </w:r>
+          </w:p>
+        </w:tc>
       </w:tr>
       <w:tr>
         <w:trPr>
@@ -2561,166 +3039,219 @@
                 <w:szCs w:val="22"/>
                 <w:color w:val="000000"/>
               </w:rPr>
-              <w:t xml:space="preserve">-1.46    </w:t>
-            </w:r>
-          </w:p>
-        </w:tc>
-        <w:tc>
-          <w:tcPr>
-            <w:tcBorders>
-              <w:bottom w:val="none" w:sz="0" w:space="0" w:color="000000"/>
-              <w:top w:val="none" w:sz="0" w:space="0" w:color="000000"/>
-              <w:left w:val="none" w:sz="0" w:space="0" w:color="000000"/>
-              <w:right w:val="none" w:sz="0" w:space="0" w:color="000000"/>
-            </w:tcBorders>
-            <w:shd w:val="clear" w:color="auto" w:fill="FFFFFF"/>
-            <w:tcMar>
-              <w:top w:w="0" w:type="dxa"/>
-              <w:bottom w:w="0" w:type="dxa"/>
-              <w:left w:w="0" w:type="dxa"/>
-              <w:right w:w="0" w:type="dxa"/>
-            </w:tcMar>
-            <w:vAlign w:val="top"/>
-          </w:tcPr>
-          <w:p>
-            <w:pPr>
-              <w:pStyle w:val="Normal"/>
-              <w:jc w:val="right"/>
-              <w:pBdr>
-                <w:bottom w:val="none" w:sz="0" w:space="0" w:color="000000"/>
-                <w:top w:val="none" w:sz="0" w:space="0" w:color="000000"/>
-                <w:left w:val="none" w:sz="0" w:space="0" w:color="000000"/>
-                <w:right w:val="none" w:sz="0" w:space="0" w:color="000000"/>
-              </w:pBdr>
-              <w:spacing w:after="120" w:before="120" w:line="240"/>
-              <w:ind w:left="120" w:right="120" w:firstLine="0" w:firstLineChars="0"/>
-              <w:rPr>
-                <w:rFonts w:ascii="Arial" w:hAnsi="Arial" w:eastAsia="Arial" w:cs="Arial"/>
-                <w:i w:val="false"/>
-                <w:b w:val="false"/>
-                <w:u w:val="none"/>
-                <w:sz w:val="22"/>
-                <w:szCs w:val="22"/>
-                <w:color w:val="000000"/>
-              </w:rPr>
-            </w:pPr>
-            <w:r>
-              <w:rPr>
-                <w:rFonts w:ascii="Arial" w:hAnsi="Arial" w:eastAsia="Arial" w:cs="Arial"/>
-                <w:i w:val="false"/>
-                <w:b w:val="false"/>
-                <w:u w:val="none"/>
-                <w:sz w:val="22"/>
-                <w:szCs w:val="22"/>
-                <w:color w:val="000000"/>
-              </w:rPr>
-              <w:t xml:space="preserve">-6.91    </w:t>
-            </w:r>
-          </w:p>
-        </w:tc>
-        <w:tc>
-          <w:tcPr>
-            <w:tcBorders>
-              <w:bottom w:val="none" w:sz="0" w:space="0" w:color="000000"/>
-              <w:top w:val="none" w:sz="0" w:space="0" w:color="000000"/>
-              <w:left w:val="none" w:sz="0" w:space="0" w:color="000000"/>
-              <w:right w:val="none" w:sz="0" w:space="0" w:color="000000"/>
-            </w:tcBorders>
-            <w:shd w:val="clear" w:color="auto" w:fill="FFFFFF"/>
-            <w:tcMar>
-              <w:top w:w="0" w:type="dxa"/>
-              <w:bottom w:w="0" w:type="dxa"/>
-              <w:left w:w="0" w:type="dxa"/>
-              <w:right w:w="0" w:type="dxa"/>
-            </w:tcMar>
-            <w:vAlign w:val="top"/>
-          </w:tcPr>
-          <w:p>
-            <w:pPr>
-              <w:pStyle w:val="Normal"/>
-              <w:jc w:val="right"/>
-              <w:pBdr>
-                <w:bottom w:val="none" w:sz="0" w:space="0" w:color="000000"/>
-                <w:top w:val="none" w:sz="0" w:space="0" w:color="000000"/>
-                <w:left w:val="none" w:sz="0" w:space="0" w:color="000000"/>
-                <w:right w:val="none" w:sz="0" w:space="0" w:color="000000"/>
-              </w:pBdr>
-              <w:spacing w:after="120" w:before="120" w:line="240"/>
-              <w:ind w:left="120" w:right="120" w:firstLine="0" w:firstLineChars="0"/>
-              <w:rPr>
-                <w:rFonts w:ascii="Arial" w:hAnsi="Arial" w:eastAsia="Arial" w:cs="Arial"/>
-                <w:i w:val="false"/>
-                <w:b w:val="false"/>
-                <w:u w:val="none"/>
-                <w:sz w:val="22"/>
-                <w:szCs w:val="22"/>
-                <w:color w:val="000000"/>
-              </w:rPr>
-            </w:pPr>
-            <w:r>
-              <w:rPr>
-                <w:rFonts w:ascii="Arial" w:hAnsi="Arial" w:eastAsia="Arial" w:cs="Arial"/>
-                <w:i w:val="false"/>
-                <w:b w:val="false"/>
-                <w:u w:val="none"/>
-                <w:sz w:val="22"/>
-                <w:szCs w:val="22"/>
-                <w:color w:val="000000"/>
-              </w:rPr>
-              <w:t xml:space="preserve">-6.64 *  </w:t>
-            </w:r>
-          </w:p>
-        </w:tc>
-        <w:tc>
-          <w:tcPr>
-            <w:tcBorders>
-              <w:bottom w:val="none" w:sz="0" w:space="0" w:color="000000"/>
-              <w:top w:val="none" w:sz="0" w:space="0" w:color="000000"/>
-              <w:left w:val="none" w:sz="0" w:space="0" w:color="000000"/>
-              <w:right w:val="none" w:sz="0" w:space="0" w:color="000000"/>
-            </w:tcBorders>
-            <w:shd w:val="clear" w:color="auto" w:fill="FFFFFF"/>
-            <w:tcMar>
-              <w:top w:w="0" w:type="dxa"/>
-              <w:bottom w:w="0" w:type="dxa"/>
-              <w:left w:w="0" w:type="dxa"/>
-              <w:right w:w="0" w:type="dxa"/>
-            </w:tcMar>
-            <w:vAlign w:val="top"/>
-          </w:tcPr>
-          <w:p>
-            <w:pPr>
-              <w:pStyle w:val="Normal"/>
-              <w:jc w:val="right"/>
-              <w:pBdr>
-                <w:bottom w:val="none" w:sz="0" w:space="0" w:color="000000"/>
-                <w:top w:val="none" w:sz="0" w:space="0" w:color="000000"/>
-                <w:left w:val="none" w:sz="0" w:space="0" w:color="000000"/>
-                <w:right w:val="none" w:sz="0" w:space="0" w:color="000000"/>
-              </w:pBdr>
-              <w:spacing w:after="120" w:before="120" w:line="240"/>
-              <w:ind w:left="120" w:right="120" w:firstLine="0" w:firstLineChars="0"/>
-              <w:rPr>
-                <w:rFonts w:ascii="Arial" w:hAnsi="Arial" w:eastAsia="Arial" w:cs="Arial"/>
-                <w:i w:val="false"/>
-                <w:b w:val="false"/>
-                <w:u w:val="none"/>
-                <w:sz w:val="22"/>
-                <w:szCs w:val="22"/>
-                <w:color w:val="000000"/>
-              </w:rPr>
-            </w:pPr>
-            <w:r>
-              <w:rPr>
-                <w:rFonts w:ascii="Arial" w:hAnsi="Arial" w:eastAsia="Arial" w:cs="Arial"/>
-                <w:i w:val="false"/>
-                <w:b w:val="false"/>
-                <w:u w:val="none"/>
-                <w:sz w:val="22"/>
-                <w:szCs w:val="22"/>
-                <w:color w:val="000000"/>
-              </w:rPr>
-              <w:t xml:space="preserve">-6.65 *  </w:t>
+              <w:t xml:space="preserve">-0.79    </w:t>
+            </w:r>
+          </w:p>
+        </w:tc>
+        <w:tc>
+          <w:tcPr>
+            <w:tcBorders>
+              <w:bottom w:val="none" w:sz="0" w:space="0" w:color="000000"/>
+              <w:top w:val="none" w:sz="0" w:space="0" w:color="000000"/>
+              <w:left w:val="none" w:sz="0" w:space="0" w:color="000000"/>
+              <w:right w:val="none" w:sz="0" w:space="0" w:color="000000"/>
+            </w:tcBorders>
+            <w:shd w:val="clear" w:color="auto" w:fill="FFFFFF"/>
+            <w:tcMar>
+              <w:top w:w="0" w:type="dxa"/>
+              <w:bottom w:w="0" w:type="dxa"/>
+              <w:left w:w="0" w:type="dxa"/>
+              <w:right w:w="0" w:type="dxa"/>
+            </w:tcMar>
+            <w:vAlign w:val="top"/>
+          </w:tcPr>
+          <w:p>
+            <w:pPr>
+              <w:pStyle w:val="Normal"/>
+              <w:jc w:val="right"/>
+              <w:pBdr>
+                <w:bottom w:val="none" w:sz="0" w:space="0" w:color="000000"/>
+                <w:top w:val="none" w:sz="0" w:space="0" w:color="000000"/>
+                <w:left w:val="none" w:sz="0" w:space="0" w:color="000000"/>
+                <w:right w:val="none" w:sz="0" w:space="0" w:color="000000"/>
+              </w:pBdr>
+              <w:spacing w:after="120" w:before="120" w:line="240"/>
+              <w:ind w:left="120" w:right="120" w:firstLine="0" w:firstLineChars="0"/>
+              <w:rPr>
+                <w:rFonts w:ascii="Arial" w:hAnsi="Arial" w:eastAsia="Arial" w:cs="Arial"/>
+                <w:i w:val="false"/>
+                <w:b w:val="false"/>
+                <w:u w:val="none"/>
+                <w:sz w:val="22"/>
+                <w:szCs w:val="22"/>
+                <w:color w:val="000000"/>
+              </w:rPr>
+            </w:pPr>
+            <w:r>
+              <w:rPr>
+                <w:rFonts w:ascii="Arial" w:hAnsi="Arial" w:eastAsia="Arial" w:cs="Arial"/>
+                <w:i w:val="false"/>
+                <w:b w:val="false"/>
+                <w:u w:val="none"/>
+                <w:sz w:val="22"/>
+                <w:szCs w:val="22"/>
+                <w:color w:val="000000"/>
+              </w:rPr>
+              <w:t xml:space="preserve">-7.05 *  </w:t>
+            </w:r>
+          </w:p>
+        </w:tc>
+        <w:tc>
+          <w:tcPr>
+            <w:tcBorders>
+              <w:bottom w:val="none" w:sz="0" w:space="0" w:color="000000"/>
+              <w:top w:val="none" w:sz="0" w:space="0" w:color="000000"/>
+              <w:left w:val="none" w:sz="0" w:space="0" w:color="000000"/>
+              <w:right w:val="none" w:sz="0" w:space="0" w:color="000000"/>
+            </w:tcBorders>
+            <w:shd w:val="clear" w:color="auto" w:fill="FFFFFF"/>
+            <w:tcMar>
+              <w:top w:w="0" w:type="dxa"/>
+              <w:bottom w:w="0" w:type="dxa"/>
+              <w:left w:w="0" w:type="dxa"/>
+              <w:right w:w="0" w:type="dxa"/>
+            </w:tcMar>
+            <w:vAlign w:val="top"/>
+          </w:tcPr>
+          <w:p>
+            <w:pPr>
+              <w:pStyle w:val="Normal"/>
+              <w:jc w:val="right"/>
+              <w:pBdr>
+                <w:bottom w:val="none" w:sz="0" w:space="0" w:color="000000"/>
+                <w:top w:val="none" w:sz="0" w:space="0" w:color="000000"/>
+                <w:left w:val="none" w:sz="0" w:space="0" w:color="000000"/>
+                <w:right w:val="none" w:sz="0" w:space="0" w:color="000000"/>
+              </w:pBdr>
+              <w:spacing w:after="120" w:before="120" w:line="240"/>
+              <w:ind w:left="120" w:right="120" w:firstLine="0" w:firstLineChars="0"/>
+              <w:rPr>
+                <w:rFonts w:ascii="Arial" w:hAnsi="Arial" w:eastAsia="Arial" w:cs="Arial"/>
+                <w:i w:val="false"/>
+                <w:b w:val="false"/>
+                <w:u w:val="none"/>
+                <w:sz w:val="22"/>
+                <w:szCs w:val="22"/>
+                <w:color w:val="000000"/>
+              </w:rPr>
+            </w:pPr>
+            <w:r>
+              <w:rPr>
+                <w:rFonts w:ascii="Arial" w:hAnsi="Arial" w:eastAsia="Arial" w:cs="Arial"/>
+                <w:i w:val="false"/>
+                <w:b w:val="false"/>
+                <w:u w:val="none"/>
+                <w:sz w:val="22"/>
+                <w:szCs w:val="22"/>
+                <w:color w:val="000000"/>
+              </w:rPr>
+              <w:t xml:space="preserve">-6.46 *  </w:t>
+            </w:r>
+          </w:p>
+        </w:tc>
+        <w:tc>
+          <w:tcPr>
+            <w:tcBorders>
+              <w:bottom w:val="none" w:sz="0" w:space="0" w:color="000000"/>
+              <w:top w:val="none" w:sz="0" w:space="0" w:color="000000"/>
+              <w:left w:val="none" w:sz="0" w:space="0" w:color="000000"/>
+              <w:right w:val="none" w:sz="0" w:space="0" w:color="000000"/>
+            </w:tcBorders>
+            <w:shd w:val="clear" w:color="auto" w:fill="FFFFFF"/>
+            <w:tcMar>
+              <w:top w:w="0" w:type="dxa"/>
+              <w:bottom w:w="0" w:type="dxa"/>
+              <w:left w:w="0" w:type="dxa"/>
+              <w:right w:w="0" w:type="dxa"/>
+            </w:tcMar>
+            <w:vAlign w:val="top"/>
+          </w:tcPr>
+          <w:p>
+            <w:pPr>
+              <w:pStyle w:val="Normal"/>
+              <w:jc w:val="right"/>
+              <w:pBdr>
+                <w:bottom w:val="none" w:sz="0" w:space="0" w:color="000000"/>
+                <w:top w:val="none" w:sz="0" w:space="0" w:color="000000"/>
+                <w:left w:val="none" w:sz="0" w:space="0" w:color="000000"/>
+                <w:right w:val="none" w:sz="0" w:space="0" w:color="000000"/>
+              </w:pBdr>
+              <w:spacing w:after="120" w:before="120" w:line="240"/>
+              <w:ind w:left="120" w:right="120" w:firstLine="0" w:firstLineChars="0"/>
+              <w:rPr>
+                <w:rFonts w:ascii="Arial" w:hAnsi="Arial" w:eastAsia="Arial" w:cs="Arial"/>
+                <w:i w:val="false"/>
+                <w:b w:val="false"/>
+                <w:u w:val="none"/>
+                <w:sz w:val="22"/>
+                <w:szCs w:val="22"/>
+                <w:color w:val="000000"/>
+              </w:rPr>
+            </w:pPr>
+            <w:r>
+              <w:rPr>
+                <w:rFonts w:ascii="Arial" w:hAnsi="Arial" w:eastAsia="Arial" w:cs="Arial"/>
+                <w:i w:val="false"/>
+                <w:b w:val="false"/>
+                <w:u w:val="none"/>
+                <w:sz w:val="22"/>
+                <w:szCs w:val="22"/>
+                <w:color w:val="000000"/>
+              </w:rPr>
+              <w:t xml:space="preserve">-6.38 *  </w:t>
+            </w:r>
+          </w:p>
+        </w:tc>
+        <w:tc>
+          <w:tcPr>
+            <w:tcBorders>
+              <w:bottom w:val="none" w:sz="0" w:space="0" w:color="000000"/>
+              <w:top w:val="none" w:sz="0" w:space="0" w:color="000000"/>
+              <w:left w:val="none" w:sz="0" w:space="0" w:color="000000"/>
+              <w:right w:val="none" w:sz="0" w:space="0" w:color="000000"/>
+            </w:tcBorders>
+            <w:shd w:val="clear" w:color="auto" w:fill="FFFFFF"/>
+            <w:tcMar>
+              <w:top w:w="0" w:type="dxa"/>
+              <w:bottom w:w="0" w:type="dxa"/>
+              <w:left w:w="0" w:type="dxa"/>
+              <w:right w:w="0" w:type="dxa"/>
+            </w:tcMar>
+            <w:vAlign w:val="top"/>
+          </w:tcPr>
+          <w:p>
+            <w:pPr>
+              <w:pStyle w:val="Normal"/>
+              <w:jc w:val="right"/>
+              <w:pBdr>
+                <w:bottom w:val="none" w:sz="0" w:space="0" w:color="000000"/>
+                <w:top w:val="none" w:sz="0" w:space="0" w:color="000000"/>
+                <w:left w:val="none" w:sz="0" w:space="0" w:color="000000"/>
+                <w:right w:val="none" w:sz="0" w:space="0" w:color="000000"/>
+              </w:pBdr>
+              <w:spacing w:after="120" w:before="120" w:line="240"/>
+              <w:ind w:left="120" w:right="120" w:firstLine="0" w:firstLineChars="0"/>
+              <w:rPr>
+                <w:rFonts w:ascii="Arial" w:hAnsi="Arial" w:eastAsia="Arial" w:cs="Arial"/>
+                <w:i w:val="false"/>
+                <w:b w:val="false"/>
+                <w:u w:val="none"/>
+                <w:sz w:val="22"/>
+                <w:szCs w:val="22"/>
+                <w:color w:val="000000"/>
+              </w:rPr>
+            </w:pPr>
+            <w:r>
+              <w:rPr>
+                <w:rFonts w:ascii="Arial" w:hAnsi="Arial" w:eastAsia="Arial" w:cs="Arial"/>
+                <w:i w:val="false"/>
+                <w:b w:val="false"/>
+                <w:u w:val="none"/>
+                <w:sz w:val="22"/>
+                <w:szCs w:val="22"/>
+                <w:color w:val="000000"/>
+              </w:rPr>
+              <w:t xml:space="preserve">-6.47 *  </w:t>
             </w:r>
           </w:p>
         </w:tc>
@@ -2832,166 +3363,219 @@
                 <w:szCs w:val="22"/>
                 <w:color w:val="000000"/>
               </w:rPr>
-              <w:t xml:space="preserve">(3.45)   </w:t>
-            </w:r>
-          </w:p>
-        </w:tc>
-        <w:tc>
-          <w:tcPr>
-            <w:tcBorders>
-              <w:bottom w:val="none" w:sz="0" w:space="0" w:color="000000"/>
-              <w:top w:val="none" w:sz="0" w:space="0" w:color="000000"/>
-              <w:left w:val="none" w:sz="0" w:space="0" w:color="000000"/>
-              <w:right w:val="none" w:sz="0" w:space="0" w:color="000000"/>
-            </w:tcBorders>
-            <w:shd w:val="clear" w:color="auto" w:fill="FFFFFF"/>
-            <w:tcMar>
-              <w:top w:w="0" w:type="dxa"/>
-              <w:bottom w:w="0" w:type="dxa"/>
-              <w:left w:w="0" w:type="dxa"/>
-              <w:right w:w="0" w:type="dxa"/>
-            </w:tcMar>
-            <w:vAlign w:val="top"/>
-          </w:tcPr>
-          <w:p>
-            <w:pPr>
-              <w:pStyle w:val="Normal"/>
-              <w:jc w:val="right"/>
-              <w:pBdr>
-                <w:bottom w:val="none" w:sz="0" w:space="0" w:color="000000"/>
-                <w:top w:val="none" w:sz="0" w:space="0" w:color="000000"/>
-                <w:left w:val="none" w:sz="0" w:space="0" w:color="000000"/>
-                <w:right w:val="none" w:sz="0" w:space="0" w:color="000000"/>
-              </w:pBdr>
-              <w:spacing w:after="120" w:before="120" w:line="240"/>
-              <w:ind w:left="120" w:right="120" w:firstLine="0" w:firstLineChars="0"/>
-              <w:rPr>
-                <w:rFonts w:ascii="Arial" w:hAnsi="Arial" w:eastAsia="Arial" w:cs="Arial"/>
-                <w:i w:val="false"/>
-                <w:b w:val="false"/>
-                <w:u w:val="none"/>
-                <w:sz w:val="22"/>
-                <w:szCs w:val="22"/>
-                <w:color w:val="000000"/>
-              </w:rPr>
-            </w:pPr>
-            <w:r>
-              <w:rPr>
-                <w:rFonts w:ascii="Arial" w:hAnsi="Arial" w:eastAsia="Arial" w:cs="Arial"/>
-                <w:i w:val="false"/>
-                <w:b w:val="false"/>
-                <w:u w:val="none"/>
-                <w:sz w:val="22"/>
-                <w:szCs w:val="22"/>
-                <w:color w:val="000000"/>
-              </w:rPr>
-              <w:t xml:space="preserve">(3.46)   </w:t>
-            </w:r>
-          </w:p>
-        </w:tc>
-        <w:tc>
-          <w:tcPr>
-            <w:tcBorders>
-              <w:bottom w:val="none" w:sz="0" w:space="0" w:color="000000"/>
-              <w:top w:val="none" w:sz="0" w:space="0" w:color="000000"/>
-              <w:left w:val="none" w:sz="0" w:space="0" w:color="000000"/>
-              <w:right w:val="none" w:sz="0" w:space="0" w:color="000000"/>
-            </w:tcBorders>
-            <w:shd w:val="clear" w:color="auto" w:fill="FFFFFF"/>
-            <w:tcMar>
-              <w:top w:w="0" w:type="dxa"/>
-              <w:bottom w:w="0" w:type="dxa"/>
-              <w:left w:w="0" w:type="dxa"/>
-              <w:right w:w="0" w:type="dxa"/>
-            </w:tcMar>
-            <w:vAlign w:val="top"/>
-          </w:tcPr>
-          <w:p>
-            <w:pPr>
-              <w:pStyle w:val="Normal"/>
-              <w:jc w:val="right"/>
-              <w:pBdr>
-                <w:bottom w:val="none" w:sz="0" w:space="0" w:color="000000"/>
-                <w:top w:val="none" w:sz="0" w:space="0" w:color="000000"/>
-                <w:left w:val="none" w:sz="0" w:space="0" w:color="000000"/>
-                <w:right w:val="none" w:sz="0" w:space="0" w:color="000000"/>
-              </w:pBdr>
-              <w:spacing w:after="120" w:before="120" w:line="240"/>
-              <w:ind w:left="120" w:right="120" w:firstLine="0" w:firstLineChars="0"/>
-              <w:rPr>
-                <w:rFonts w:ascii="Arial" w:hAnsi="Arial" w:eastAsia="Arial" w:cs="Arial"/>
-                <w:i w:val="false"/>
-                <w:b w:val="false"/>
-                <w:u w:val="none"/>
-                <w:sz w:val="22"/>
-                <w:szCs w:val="22"/>
-                <w:color w:val="000000"/>
-              </w:rPr>
-            </w:pPr>
-            <w:r>
-              <w:rPr>
-                <w:rFonts w:ascii="Arial" w:hAnsi="Arial" w:eastAsia="Arial" w:cs="Arial"/>
-                <w:i w:val="false"/>
-                <w:b w:val="false"/>
-                <w:u w:val="none"/>
-                <w:sz w:val="22"/>
-                <w:szCs w:val="22"/>
-                <w:color w:val="000000"/>
-              </w:rPr>
-              <w:t xml:space="preserve">(3.10)   </w:t>
-            </w:r>
-          </w:p>
-        </w:tc>
-        <w:tc>
-          <w:tcPr>
-            <w:tcBorders>
-              <w:bottom w:val="none" w:sz="0" w:space="0" w:color="000000"/>
-              <w:top w:val="none" w:sz="0" w:space="0" w:color="000000"/>
-              <w:left w:val="none" w:sz="0" w:space="0" w:color="000000"/>
-              <w:right w:val="none" w:sz="0" w:space="0" w:color="000000"/>
-            </w:tcBorders>
-            <w:shd w:val="clear" w:color="auto" w:fill="FFFFFF"/>
-            <w:tcMar>
-              <w:top w:w="0" w:type="dxa"/>
-              <w:bottom w:w="0" w:type="dxa"/>
-              <w:left w:w="0" w:type="dxa"/>
-              <w:right w:w="0" w:type="dxa"/>
-            </w:tcMar>
-            <w:vAlign w:val="top"/>
-          </w:tcPr>
-          <w:p>
-            <w:pPr>
-              <w:pStyle w:val="Normal"/>
-              <w:jc w:val="right"/>
-              <w:pBdr>
-                <w:bottom w:val="none" w:sz="0" w:space="0" w:color="000000"/>
-                <w:top w:val="none" w:sz="0" w:space="0" w:color="000000"/>
-                <w:left w:val="none" w:sz="0" w:space="0" w:color="000000"/>
-                <w:right w:val="none" w:sz="0" w:space="0" w:color="000000"/>
-              </w:pBdr>
-              <w:spacing w:after="120" w:before="120" w:line="240"/>
-              <w:ind w:left="120" w:right="120" w:firstLine="0" w:firstLineChars="0"/>
-              <w:rPr>
-                <w:rFonts w:ascii="Arial" w:hAnsi="Arial" w:eastAsia="Arial" w:cs="Arial"/>
-                <w:i w:val="false"/>
-                <w:b w:val="false"/>
-                <w:u w:val="none"/>
-                <w:sz w:val="22"/>
-                <w:szCs w:val="22"/>
-                <w:color w:val="000000"/>
-              </w:rPr>
-            </w:pPr>
-            <w:r>
-              <w:rPr>
-                <w:rFonts w:ascii="Arial" w:hAnsi="Arial" w:eastAsia="Arial" w:cs="Arial"/>
-                <w:i w:val="false"/>
-                <w:b w:val="false"/>
-                <w:u w:val="none"/>
-                <w:sz w:val="22"/>
-                <w:szCs w:val="22"/>
-                <w:color w:val="000000"/>
-              </w:rPr>
-              <w:t xml:space="preserve">(3.10)   </w:t>
+              <w:t xml:space="preserve">(3.27)   </w:t>
+            </w:r>
+          </w:p>
+        </w:tc>
+        <w:tc>
+          <w:tcPr>
+            <w:tcBorders>
+              <w:bottom w:val="none" w:sz="0" w:space="0" w:color="000000"/>
+              <w:top w:val="none" w:sz="0" w:space="0" w:color="000000"/>
+              <w:left w:val="none" w:sz="0" w:space="0" w:color="000000"/>
+              <w:right w:val="none" w:sz="0" w:space="0" w:color="000000"/>
+            </w:tcBorders>
+            <w:shd w:val="clear" w:color="auto" w:fill="FFFFFF"/>
+            <w:tcMar>
+              <w:top w:w="0" w:type="dxa"/>
+              <w:bottom w:w="0" w:type="dxa"/>
+              <w:left w:w="0" w:type="dxa"/>
+              <w:right w:w="0" w:type="dxa"/>
+            </w:tcMar>
+            <w:vAlign w:val="top"/>
+          </w:tcPr>
+          <w:p>
+            <w:pPr>
+              <w:pStyle w:val="Normal"/>
+              <w:jc w:val="right"/>
+              <w:pBdr>
+                <w:bottom w:val="none" w:sz="0" w:space="0" w:color="000000"/>
+                <w:top w:val="none" w:sz="0" w:space="0" w:color="000000"/>
+                <w:left w:val="none" w:sz="0" w:space="0" w:color="000000"/>
+                <w:right w:val="none" w:sz="0" w:space="0" w:color="000000"/>
+              </w:pBdr>
+              <w:spacing w:after="120" w:before="120" w:line="240"/>
+              <w:ind w:left="120" w:right="120" w:firstLine="0" w:firstLineChars="0"/>
+              <w:rPr>
+                <w:rFonts w:ascii="Arial" w:hAnsi="Arial" w:eastAsia="Arial" w:cs="Arial"/>
+                <w:i w:val="false"/>
+                <w:b w:val="false"/>
+                <w:u w:val="none"/>
+                <w:sz w:val="22"/>
+                <w:szCs w:val="22"/>
+                <w:color w:val="000000"/>
+              </w:rPr>
+            </w:pPr>
+            <w:r>
+              <w:rPr>
+                <w:rFonts w:ascii="Arial" w:hAnsi="Arial" w:eastAsia="Arial" w:cs="Arial"/>
+                <w:i w:val="false"/>
+                <w:b w:val="false"/>
+                <w:u w:val="none"/>
+                <w:sz w:val="22"/>
+                <w:szCs w:val="22"/>
+                <w:color w:val="000000"/>
+              </w:rPr>
+              <w:t xml:space="preserve">(3.26)   </w:t>
+            </w:r>
+          </w:p>
+        </w:tc>
+        <w:tc>
+          <w:tcPr>
+            <w:tcBorders>
+              <w:bottom w:val="none" w:sz="0" w:space="0" w:color="000000"/>
+              <w:top w:val="none" w:sz="0" w:space="0" w:color="000000"/>
+              <w:left w:val="none" w:sz="0" w:space="0" w:color="000000"/>
+              <w:right w:val="none" w:sz="0" w:space="0" w:color="000000"/>
+            </w:tcBorders>
+            <w:shd w:val="clear" w:color="auto" w:fill="FFFFFF"/>
+            <w:tcMar>
+              <w:top w:w="0" w:type="dxa"/>
+              <w:bottom w:w="0" w:type="dxa"/>
+              <w:left w:w="0" w:type="dxa"/>
+              <w:right w:w="0" w:type="dxa"/>
+            </w:tcMar>
+            <w:vAlign w:val="top"/>
+          </w:tcPr>
+          <w:p>
+            <w:pPr>
+              <w:pStyle w:val="Normal"/>
+              <w:jc w:val="right"/>
+              <w:pBdr>
+                <w:bottom w:val="none" w:sz="0" w:space="0" w:color="000000"/>
+                <w:top w:val="none" w:sz="0" w:space="0" w:color="000000"/>
+                <w:left w:val="none" w:sz="0" w:space="0" w:color="000000"/>
+                <w:right w:val="none" w:sz="0" w:space="0" w:color="000000"/>
+              </w:pBdr>
+              <w:spacing w:after="120" w:before="120" w:line="240"/>
+              <w:ind w:left="120" w:right="120" w:firstLine="0" w:firstLineChars="0"/>
+              <w:rPr>
+                <w:rFonts w:ascii="Arial" w:hAnsi="Arial" w:eastAsia="Arial" w:cs="Arial"/>
+                <w:i w:val="false"/>
+                <w:b w:val="false"/>
+                <w:u w:val="none"/>
+                <w:sz w:val="22"/>
+                <w:szCs w:val="22"/>
+                <w:color w:val="000000"/>
+              </w:rPr>
+            </w:pPr>
+            <w:r>
+              <w:rPr>
+                <w:rFonts w:ascii="Arial" w:hAnsi="Arial" w:eastAsia="Arial" w:cs="Arial"/>
+                <w:i w:val="false"/>
+                <w:b w:val="false"/>
+                <w:u w:val="none"/>
+                <w:sz w:val="22"/>
+                <w:szCs w:val="22"/>
+                <w:color w:val="000000"/>
+              </w:rPr>
+              <w:t xml:space="preserve">(2.91)   </w:t>
+            </w:r>
+          </w:p>
+        </w:tc>
+        <w:tc>
+          <w:tcPr>
+            <w:tcBorders>
+              <w:bottom w:val="none" w:sz="0" w:space="0" w:color="000000"/>
+              <w:top w:val="none" w:sz="0" w:space="0" w:color="000000"/>
+              <w:left w:val="none" w:sz="0" w:space="0" w:color="000000"/>
+              <w:right w:val="none" w:sz="0" w:space="0" w:color="000000"/>
+            </w:tcBorders>
+            <w:shd w:val="clear" w:color="auto" w:fill="FFFFFF"/>
+            <w:tcMar>
+              <w:top w:w="0" w:type="dxa"/>
+              <w:bottom w:w="0" w:type="dxa"/>
+              <w:left w:w="0" w:type="dxa"/>
+              <w:right w:w="0" w:type="dxa"/>
+            </w:tcMar>
+            <w:vAlign w:val="top"/>
+          </w:tcPr>
+          <w:p>
+            <w:pPr>
+              <w:pStyle w:val="Normal"/>
+              <w:jc w:val="right"/>
+              <w:pBdr>
+                <w:bottom w:val="none" w:sz="0" w:space="0" w:color="000000"/>
+                <w:top w:val="none" w:sz="0" w:space="0" w:color="000000"/>
+                <w:left w:val="none" w:sz="0" w:space="0" w:color="000000"/>
+                <w:right w:val="none" w:sz="0" w:space="0" w:color="000000"/>
+              </w:pBdr>
+              <w:spacing w:after="120" w:before="120" w:line="240"/>
+              <w:ind w:left="120" w:right="120" w:firstLine="0" w:firstLineChars="0"/>
+              <w:rPr>
+                <w:rFonts w:ascii="Arial" w:hAnsi="Arial" w:eastAsia="Arial" w:cs="Arial"/>
+                <w:i w:val="false"/>
+                <w:b w:val="false"/>
+                <w:u w:val="none"/>
+                <w:sz w:val="22"/>
+                <w:szCs w:val="22"/>
+                <w:color w:val="000000"/>
+              </w:rPr>
+            </w:pPr>
+            <w:r>
+              <w:rPr>
+                <w:rFonts w:ascii="Arial" w:hAnsi="Arial" w:eastAsia="Arial" w:cs="Arial"/>
+                <w:i w:val="false"/>
+                <w:b w:val="false"/>
+                <w:u w:val="none"/>
+                <w:sz w:val="22"/>
+                <w:szCs w:val="22"/>
+                <w:color w:val="000000"/>
+              </w:rPr>
+              <w:t xml:space="preserve">(3.05)   </w:t>
+            </w:r>
+          </w:p>
+        </w:tc>
+        <w:tc>
+          <w:tcPr>
+            <w:tcBorders>
+              <w:bottom w:val="none" w:sz="0" w:space="0" w:color="000000"/>
+              <w:top w:val="none" w:sz="0" w:space="0" w:color="000000"/>
+              <w:left w:val="none" w:sz="0" w:space="0" w:color="000000"/>
+              <w:right w:val="none" w:sz="0" w:space="0" w:color="000000"/>
+            </w:tcBorders>
+            <w:shd w:val="clear" w:color="auto" w:fill="FFFFFF"/>
+            <w:tcMar>
+              <w:top w:w="0" w:type="dxa"/>
+              <w:bottom w:w="0" w:type="dxa"/>
+              <w:left w:w="0" w:type="dxa"/>
+              <w:right w:w="0" w:type="dxa"/>
+            </w:tcMar>
+            <w:vAlign w:val="top"/>
+          </w:tcPr>
+          <w:p>
+            <w:pPr>
+              <w:pStyle w:val="Normal"/>
+              <w:jc w:val="right"/>
+              <w:pBdr>
+                <w:bottom w:val="none" w:sz="0" w:space="0" w:color="000000"/>
+                <w:top w:val="none" w:sz="0" w:space="0" w:color="000000"/>
+                <w:left w:val="none" w:sz="0" w:space="0" w:color="000000"/>
+                <w:right w:val="none" w:sz="0" w:space="0" w:color="000000"/>
+              </w:pBdr>
+              <w:spacing w:after="120" w:before="120" w:line="240"/>
+              <w:ind w:left="120" w:right="120" w:firstLine="0" w:firstLineChars="0"/>
+              <w:rPr>
+                <w:rFonts w:ascii="Arial" w:hAnsi="Arial" w:eastAsia="Arial" w:cs="Arial"/>
+                <w:i w:val="false"/>
+                <w:b w:val="false"/>
+                <w:u w:val="none"/>
+                <w:sz w:val="22"/>
+                <w:szCs w:val="22"/>
+                <w:color w:val="000000"/>
+              </w:rPr>
+            </w:pPr>
+            <w:r>
+              <w:rPr>
+                <w:rFonts w:ascii="Arial" w:hAnsi="Arial" w:eastAsia="Arial" w:cs="Arial"/>
+                <w:i w:val="false"/>
+                <w:b w:val="false"/>
+                <w:u w:val="none"/>
+                <w:sz w:val="22"/>
+                <w:szCs w:val="22"/>
+                <w:color w:val="000000"/>
+              </w:rPr>
+              <w:t xml:space="preserve">(2.91)   </w:t>
             </w:r>
           </w:p>
         </w:tc>
@@ -3103,7 +3687,7 @@
                 <w:szCs w:val="22"/>
                 <w:color w:val="000000"/>
               </w:rPr>
-              <w:t xml:space="preserve">-10.09 ***</w:t>
+              <w:t xml:space="preserve">-10.10 ***</w:t>
             </w:r>
           </w:p>
         </w:tc>
@@ -3157,6 +3741,59 @@
                 <w:color w:val="000000"/>
               </w:rPr>
               <w:t xml:space="preserve">-7.81 ***</w:t>
+            </w:r>
+          </w:p>
+        </w:tc>
+        <w:tc>
+          <w:tcPr>
+            <w:tcBorders>
+              <w:bottom w:val="none" w:sz="0" w:space="0" w:color="000000"/>
+              <w:top w:val="none" w:sz="0" w:space="0" w:color="000000"/>
+              <w:left w:val="none" w:sz="0" w:space="0" w:color="000000"/>
+              <w:right w:val="none" w:sz="0" w:space="0" w:color="000000"/>
+            </w:tcBorders>
+            <w:shd w:val="clear" w:color="auto" w:fill="FFFFFF"/>
+            <w:tcMar>
+              <w:top w:w="0" w:type="dxa"/>
+              <w:bottom w:w="0" w:type="dxa"/>
+              <w:left w:w="0" w:type="dxa"/>
+              <w:right w:w="0" w:type="dxa"/>
+            </w:tcMar>
+            <w:vAlign w:val="top"/>
+          </w:tcPr>
+          <w:p>
+            <w:pPr>
+              <w:pStyle w:val="Normal"/>
+              <w:jc w:val="right"/>
+              <w:pBdr>
+                <w:bottom w:val="none" w:sz="0" w:space="0" w:color="000000"/>
+                <w:top w:val="none" w:sz="0" w:space="0" w:color="000000"/>
+                <w:left w:val="none" w:sz="0" w:space="0" w:color="000000"/>
+                <w:right w:val="none" w:sz="0" w:space="0" w:color="000000"/>
+              </w:pBdr>
+              <w:spacing w:after="120" w:before="120" w:line="240"/>
+              <w:ind w:left="120" w:right="120" w:firstLine="0" w:firstLineChars="0"/>
+              <w:rPr>
+                <w:rFonts w:ascii="Arial" w:hAnsi="Arial" w:eastAsia="Arial" w:cs="Arial"/>
+                <w:i w:val="false"/>
+                <w:b w:val="false"/>
+                <w:u w:val="none"/>
+                <w:sz w:val="22"/>
+                <w:szCs w:val="22"/>
+                <w:color w:val="000000"/>
+              </w:rPr>
+            </w:pPr>
+            <w:r>
+              <w:rPr>
+                <w:rFonts w:ascii="Arial" w:hAnsi="Arial" w:eastAsia="Arial" w:cs="Arial"/>
+                <w:i w:val="false"/>
+                <w:b w:val="false"/>
+                <w:u w:val="none"/>
+                <w:sz w:val="22"/>
+                <w:szCs w:val="22"/>
+                <w:color w:val="000000"/>
+              </w:rPr>
+              <w:t xml:space="preserve">-8.13 ***</w:t>
             </w:r>
           </w:p>
         </w:tc>
@@ -3537,6 +4174,59 @@
             </w:r>
           </w:p>
         </w:tc>
+        <w:tc>
+          <w:tcPr>
+            <w:tcBorders>
+              <w:bottom w:val="none" w:sz="0" w:space="0" w:color="000000"/>
+              <w:top w:val="none" w:sz="0" w:space="0" w:color="000000"/>
+              <w:left w:val="none" w:sz="0" w:space="0" w:color="000000"/>
+              <w:right w:val="none" w:sz="0" w:space="0" w:color="000000"/>
+            </w:tcBorders>
+            <w:shd w:val="clear" w:color="auto" w:fill="FFFFFF"/>
+            <w:tcMar>
+              <w:top w:w="0" w:type="dxa"/>
+              <w:bottom w:w="0" w:type="dxa"/>
+              <w:left w:w="0" w:type="dxa"/>
+              <w:right w:w="0" w:type="dxa"/>
+            </w:tcMar>
+            <w:vAlign w:val="top"/>
+          </w:tcPr>
+          <w:p>
+            <w:pPr>
+              <w:pStyle w:val="Normal"/>
+              <w:jc w:val="right"/>
+              <w:pBdr>
+                <w:bottom w:val="none" w:sz="0" w:space="0" w:color="000000"/>
+                <w:top w:val="none" w:sz="0" w:space="0" w:color="000000"/>
+                <w:left w:val="none" w:sz="0" w:space="0" w:color="000000"/>
+                <w:right w:val="none" w:sz="0" w:space="0" w:color="000000"/>
+              </w:pBdr>
+              <w:spacing w:after="120" w:before="120" w:line="240"/>
+              <w:ind w:left="120" w:right="120" w:firstLine="0" w:firstLineChars="0"/>
+              <w:rPr>
+                <w:rFonts w:ascii="Arial" w:hAnsi="Arial" w:eastAsia="Arial" w:cs="Arial"/>
+                <w:i w:val="false"/>
+                <w:b w:val="false"/>
+                <w:u w:val="none"/>
+                <w:sz w:val="22"/>
+                <w:szCs w:val="22"/>
+                <w:color w:val="000000"/>
+              </w:rPr>
+            </w:pPr>
+            <w:r>
+              <w:rPr>
+                <w:rFonts w:ascii="Arial" w:hAnsi="Arial" w:eastAsia="Arial" w:cs="Arial"/>
+                <w:i w:val="false"/>
+                <w:b w:val="false"/>
+                <w:u w:val="none"/>
+                <w:sz w:val="22"/>
+                <w:szCs w:val="22"/>
+                <w:color w:val="000000"/>
+              </w:rPr>
+              <w:t xml:space="preserve">(0.27)   </w:t>
+            </w:r>
+          </w:p>
+        </w:tc>
       </w:tr>
       <w:tr>
         <w:trPr>
@@ -3645,166 +4335,219 @@
                 <w:szCs w:val="22"/>
                 <w:color w:val="000000"/>
               </w:rPr>
-              <w:t xml:space="preserve">-9.02 *  </w:t>
-            </w:r>
-          </w:p>
-        </w:tc>
-        <w:tc>
-          <w:tcPr>
-            <w:tcBorders>
-              <w:bottom w:val="none" w:sz="0" w:space="0" w:color="000000"/>
-              <w:top w:val="none" w:sz="0" w:space="0" w:color="000000"/>
-              <w:left w:val="none" w:sz="0" w:space="0" w:color="000000"/>
-              <w:right w:val="none" w:sz="0" w:space="0" w:color="000000"/>
-            </w:tcBorders>
-            <w:shd w:val="clear" w:color="auto" w:fill="FFFFFF"/>
-            <w:tcMar>
-              <w:top w:w="0" w:type="dxa"/>
-              <w:bottom w:w="0" w:type="dxa"/>
-              <w:left w:w="0" w:type="dxa"/>
-              <w:right w:w="0" w:type="dxa"/>
-            </w:tcMar>
-            <w:vAlign w:val="top"/>
-          </w:tcPr>
-          <w:p>
-            <w:pPr>
-              <w:pStyle w:val="Normal"/>
-              <w:jc w:val="right"/>
-              <w:pBdr>
-                <w:bottom w:val="none" w:sz="0" w:space="0" w:color="000000"/>
-                <w:top w:val="none" w:sz="0" w:space="0" w:color="000000"/>
-                <w:left w:val="none" w:sz="0" w:space="0" w:color="000000"/>
-                <w:right w:val="none" w:sz="0" w:space="0" w:color="000000"/>
-              </w:pBdr>
-              <w:spacing w:after="120" w:before="120" w:line="240"/>
-              <w:ind w:left="120" w:right="120" w:firstLine="0" w:firstLineChars="0"/>
-              <w:rPr>
-                <w:rFonts w:ascii="Arial" w:hAnsi="Arial" w:eastAsia="Arial" w:cs="Arial"/>
-                <w:i w:val="false"/>
-                <w:b w:val="false"/>
-                <w:u w:val="none"/>
-                <w:sz w:val="22"/>
-                <w:szCs w:val="22"/>
-                <w:color w:val="000000"/>
-              </w:rPr>
-            </w:pPr>
-            <w:r>
-              <w:rPr>
-                <w:rFonts w:ascii="Arial" w:hAnsi="Arial" w:eastAsia="Arial" w:cs="Arial"/>
-                <w:i w:val="false"/>
-                <w:b w:val="false"/>
-                <w:u w:val="none"/>
-                <w:sz w:val="22"/>
-                <w:szCs w:val="22"/>
-                <w:color w:val="000000"/>
-              </w:rPr>
-              <w:t xml:space="preserve">-7.37    </w:t>
-            </w:r>
-          </w:p>
-        </w:tc>
-        <w:tc>
-          <w:tcPr>
-            <w:tcBorders>
-              <w:bottom w:val="none" w:sz="0" w:space="0" w:color="000000"/>
-              <w:top w:val="none" w:sz="0" w:space="0" w:color="000000"/>
-              <w:left w:val="none" w:sz="0" w:space="0" w:color="000000"/>
-              <w:right w:val="none" w:sz="0" w:space="0" w:color="000000"/>
-            </w:tcBorders>
-            <w:shd w:val="clear" w:color="auto" w:fill="FFFFFF"/>
-            <w:tcMar>
-              <w:top w:w="0" w:type="dxa"/>
-              <w:bottom w:w="0" w:type="dxa"/>
-              <w:left w:w="0" w:type="dxa"/>
-              <w:right w:w="0" w:type="dxa"/>
-            </w:tcMar>
-            <w:vAlign w:val="top"/>
-          </w:tcPr>
-          <w:p>
-            <w:pPr>
-              <w:pStyle w:val="Normal"/>
-              <w:jc w:val="right"/>
-              <w:pBdr>
-                <w:bottom w:val="none" w:sz="0" w:space="0" w:color="000000"/>
-                <w:top w:val="none" w:sz="0" w:space="0" w:color="000000"/>
-                <w:left w:val="none" w:sz="0" w:space="0" w:color="000000"/>
-                <w:right w:val="none" w:sz="0" w:space="0" w:color="000000"/>
-              </w:pBdr>
-              <w:spacing w:after="120" w:before="120" w:line="240"/>
-              <w:ind w:left="120" w:right="120" w:firstLine="0" w:firstLineChars="0"/>
-              <w:rPr>
-                <w:rFonts w:ascii="Arial" w:hAnsi="Arial" w:eastAsia="Arial" w:cs="Arial"/>
-                <w:i w:val="false"/>
-                <w:b w:val="false"/>
-                <w:u w:val="none"/>
-                <w:sz w:val="22"/>
-                <w:szCs w:val="22"/>
-                <w:color w:val="000000"/>
-              </w:rPr>
-            </w:pPr>
-            <w:r>
-              <w:rPr>
-                <w:rFonts w:ascii="Arial" w:hAnsi="Arial" w:eastAsia="Arial" w:cs="Arial"/>
-                <w:i w:val="false"/>
-                <w:b w:val="false"/>
-                <w:u w:val="none"/>
-                <w:sz w:val="22"/>
-                <w:szCs w:val="22"/>
-                <w:color w:val="000000"/>
-              </w:rPr>
-              <w:t xml:space="preserve">-7.52 *  </w:t>
-            </w:r>
-          </w:p>
-        </w:tc>
-        <w:tc>
-          <w:tcPr>
-            <w:tcBorders>
-              <w:bottom w:val="none" w:sz="0" w:space="0" w:color="000000"/>
-              <w:top w:val="none" w:sz="0" w:space="0" w:color="000000"/>
-              <w:left w:val="none" w:sz="0" w:space="0" w:color="000000"/>
-              <w:right w:val="none" w:sz="0" w:space="0" w:color="000000"/>
-            </w:tcBorders>
-            <w:shd w:val="clear" w:color="auto" w:fill="FFFFFF"/>
-            <w:tcMar>
-              <w:top w:w="0" w:type="dxa"/>
-              <w:bottom w:w="0" w:type="dxa"/>
-              <w:left w:w="0" w:type="dxa"/>
-              <w:right w:w="0" w:type="dxa"/>
-            </w:tcMar>
-            <w:vAlign w:val="top"/>
-          </w:tcPr>
-          <w:p>
-            <w:pPr>
-              <w:pStyle w:val="Normal"/>
-              <w:jc w:val="right"/>
-              <w:pBdr>
-                <w:bottom w:val="none" w:sz="0" w:space="0" w:color="000000"/>
-                <w:top w:val="none" w:sz="0" w:space="0" w:color="000000"/>
-                <w:left w:val="none" w:sz="0" w:space="0" w:color="000000"/>
-                <w:right w:val="none" w:sz="0" w:space="0" w:color="000000"/>
-              </w:pBdr>
-              <w:spacing w:after="120" w:before="120" w:line="240"/>
-              <w:ind w:left="120" w:right="120" w:firstLine="0" w:firstLineChars="0"/>
-              <w:rPr>
-                <w:rFonts w:ascii="Arial" w:hAnsi="Arial" w:eastAsia="Arial" w:cs="Arial"/>
-                <w:i w:val="false"/>
-                <w:b w:val="false"/>
-                <w:u w:val="none"/>
-                <w:sz w:val="22"/>
-                <w:szCs w:val="22"/>
-                <w:color w:val="000000"/>
-              </w:rPr>
-            </w:pPr>
-            <w:r>
-              <w:rPr>
-                <w:rFonts w:ascii="Arial" w:hAnsi="Arial" w:eastAsia="Arial" w:cs="Arial"/>
-                <w:i w:val="false"/>
-                <w:b w:val="false"/>
-                <w:u w:val="none"/>
-                <w:sz w:val="22"/>
-                <w:szCs w:val="22"/>
-                <w:color w:val="000000"/>
-              </w:rPr>
-              <w:t xml:space="preserve">-7.53 *  </w:t>
+              <w:t xml:space="preserve">-8.37 *  </w:t>
+            </w:r>
+          </w:p>
+        </w:tc>
+        <w:tc>
+          <w:tcPr>
+            <w:tcBorders>
+              <w:bottom w:val="none" w:sz="0" w:space="0" w:color="000000"/>
+              <w:top w:val="none" w:sz="0" w:space="0" w:color="000000"/>
+              <w:left w:val="none" w:sz="0" w:space="0" w:color="000000"/>
+              <w:right w:val="none" w:sz="0" w:space="0" w:color="000000"/>
+            </w:tcBorders>
+            <w:shd w:val="clear" w:color="auto" w:fill="FFFFFF"/>
+            <w:tcMar>
+              <w:top w:w="0" w:type="dxa"/>
+              <w:bottom w:w="0" w:type="dxa"/>
+              <w:left w:w="0" w:type="dxa"/>
+              <w:right w:w="0" w:type="dxa"/>
+            </w:tcMar>
+            <w:vAlign w:val="top"/>
+          </w:tcPr>
+          <w:p>
+            <w:pPr>
+              <w:pStyle w:val="Normal"/>
+              <w:jc w:val="right"/>
+              <w:pBdr>
+                <w:bottom w:val="none" w:sz="0" w:space="0" w:color="000000"/>
+                <w:top w:val="none" w:sz="0" w:space="0" w:color="000000"/>
+                <w:left w:val="none" w:sz="0" w:space="0" w:color="000000"/>
+                <w:right w:val="none" w:sz="0" w:space="0" w:color="000000"/>
+              </w:pBdr>
+              <w:spacing w:after="120" w:before="120" w:line="240"/>
+              <w:ind w:left="120" w:right="120" w:firstLine="0" w:firstLineChars="0"/>
+              <w:rPr>
+                <w:rFonts w:ascii="Arial" w:hAnsi="Arial" w:eastAsia="Arial" w:cs="Arial"/>
+                <w:i w:val="false"/>
+                <w:b w:val="false"/>
+                <w:u w:val="none"/>
+                <w:sz w:val="22"/>
+                <w:szCs w:val="22"/>
+                <w:color w:val="000000"/>
+              </w:rPr>
+            </w:pPr>
+            <w:r>
+              <w:rPr>
+                <w:rFonts w:ascii="Arial" w:hAnsi="Arial" w:eastAsia="Arial" w:cs="Arial"/>
+                <w:i w:val="false"/>
+                <w:b w:val="false"/>
+                <w:u w:val="none"/>
+                <w:sz w:val="22"/>
+                <w:szCs w:val="22"/>
+                <w:color w:val="000000"/>
+              </w:rPr>
+              <w:t xml:space="preserve">-7.51 *  </w:t>
+            </w:r>
+          </w:p>
+        </w:tc>
+        <w:tc>
+          <w:tcPr>
+            <w:tcBorders>
+              <w:bottom w:val="none" w:sz="0" w:space="0" w:color="000000"/>
+              <w:top w:val="none" w:sz="0" w:space="0" w:color="000000"/>
+              <w:left w:val="none" w:sz="0" w:space="0" w:color="000000"/>
+              <w:right w:val="none" w:sz="0" w:space="0" w:color="000000"/>
+            </w:tcBorders>
+            <w:shd w:val="clear" w:color="auto" w:fill="FFFFFF"/>
+            <w:tcMar>
+              <w:top w:w="0" w:type="dxa"/>
+              <w:bottom w:w="0" w:type="dxa"/>
+              <w:left w:w="0" w:type="dxa"/>
+              <w:right w:w="0" w:type="dxa"/>
+            </w:tcMar>
+            <w:vAlign w:val="top"/>
+          </w:tcPr>
+          <w:p>
+            <w:pPr>
+              <w:pStyle w:val="Normal"/>
+              <w:jc w:val="right"/>
+              <w:pBdr>
+                <w:bottom w:val="none" w:sz="0" w:space="0" w:color="000000"/>
+                <w:top w:val="none" w:sz="0" w:space="0" w:color="000000"/>
+                <w:left w:val="none" w:sz="0" w:space="0" w:color="000000"/>
+                <w:right w:val="none" w:sz="0" w:space="0" w:color="000000"/>
+              </w:pBdr>
+              <w:spacing w:after="120" w:before="120" w:line="240"/>
+              <w:ind w:left="120" w:right="120" w:firstLine="0" w:firstLineChars="0"/>
+              <w:rPr>
+                <w:rFonts w:ascii="Arial" w:hAnsi="Arial" w:eastAsia="Arial" w:cs="Arial"/>
+                <w:i w:val="false"/>
+                <w:b w:val="false"/>
+                <w:u w:val="none"/>
+                <w:sz w:val="22"/>
+                <w:szCs w:val="22"/>
+                <w:color w:val="000000"/>
+              </w:rPr>
+            </w:pPr>
+            <w:r>
+              <w:rPr>
+                <w:rFonts w:ascii="Arial" w:hAnsi="Arial" w:eastAsia="Arial" w:cs="Arial"/>
+                <w:i w:val="false"/>
+                <w:b w:val="false"/>
+                <w:u w:val="none"/>
+                <w:sz w:val="22"/>
+                <w:szCs w:val="22"/>
+                <w:color w:val="000000"/>
+              </w:rPr>
+              <w:t xml:space="preserve">-7.37 *  </w:t>
+            </w:r>
+          </w:p>
+        </w:tc>
+        <w:tc>
+          <w:tcPr>
+            <w:tcBorders>
+              <w:bottom w:val="none" w:sz="0" w:space="0" w:color="000000"/>
+              <w:top w:val="none" w:sz="0" w:space="0" w:color="000000"/>
+              <w:left w:val="none" w:sz="0" w:space="0" w:color="000000"/>
+              <w:right w:val="none" w:sz="0" w:space="0" w:color="000000"/>
+            </w:tcBorders>
+            <w:shd w:val="clear" w:color="auto" w:fill="FFFFFF"/>
+            <w:tcMar>
+              <w:top w:w="0" w:type="dxa"/>
+              <w:bottom w:w="0" w:type="dxa"/>
+              <w:left w:w="0" w:type="dxa"/>
+              <w:right w:w="0" w:type="dxa"/>
+            </w:tcMar>
+            <w:vAlign w:val="top"/>
+          </w:tcPr>
+          <w:p>
+            <w:pPr>
+              <w:pStyle w:val="Normal"/>
+              <w:jc w:val="right"/>
+              <w:pBdr>
+                <w:bottom w:val="none" w:sz="0" w:space="0" w:color="000000"/>
+                <w:top w:val="none" w:sz="0" w:space="0" w:color="000000"/>
+                <w:left w:val="none" w:sz="0" w:space="0" w:color="000000"/>
+                <w:right w:val="none" w:sz="0" w:space="0" w:color="000000"/>
+              </w:pBdr>
+              <w:spacing w:after="120" w:before="120" w:line="240"/>
+              <w:ind w:left="120" w:right="120" w:firstLine="0" w:firstLineChars="0"/>
+              <w:rPr>
+                <w:rFonts w:ascii="Arial" w:hAnsi="Arial" w:eastAsia="Arial" w:cs="Arial"/>
+                <w:i w:val="false"/>
+                <w:b w:val="false"/>
+                <w:u w:val="none"/>
+                <w:sz w:val="22"/>
+                <w:szCs w:val="22"/>
+                <w:color w:val="000000"/>
+              </w:rPr>
+            </w:pPr>
+            <w:r>
+              <w:rPr>
+                <w:rFonts w:ascii="Arial" w:hAnsi="Arial" w:eastAsia="Arial" w:cs="Arial"/>
+                <w:i w:val="false"/>
+                <w:b w:val="false"/>
+                <w:u w:val="none"/>
+                <w:sz w:val="22"/>
+                <w:szCs w:val="22"/>
+                <w:color w:val="000000"/>
+              </w:rPr>
+              <w:t xml:space="preserve">-7.24 *  </w:t>
+            </w:r>
+          </w:p>
+        </w:tc>
+        <w:tc>
+          <w:tcPr>
+            <w:tcBorders>
+              <w:bottom w:val="none" w:sz="0" w:space="0" w:color="000000"/>
+              <w:top w:val="none" w:sz="0" w:space="0" w:color="000000"/>
+              <w:left w:val="none" w:sz="0" w:space="0" w:color="000000"/>
+              <w:right w:val="none" w:sz="0" w:space="0" w:color="000000"/>
+            </w:tcBorders>
+            <w:shd w:val="clear" w:color="auto" w:fill="FFFFFF"/>
+            <w:tcMar>
+              <w:top w:w="0" w:type="dxa"/>
+              <w:bottom w:w="0" w:type="dxa"/>
+              <w:left w:w="0" w:type="dxa"/>
+              <w:right w:w="0" w:type="dxa"/>
+            </w:tcMar>
+            <w:vAlign w:val="top"/>
+          </w:tcPr>
+          <w:p>
+            <w:pPr>
+              <w:pStyle w:val="Normal"/>
+              <w:jc w:val="right"/>
+              <w:pBdr>
+                <w:bottom w:val="none" w:sz="0" w:space="0" w:color="000000"/>
+                <w:top w:val="none" w:sz="0" w:space="0" w:color="000000"/>
+                <w:left w:val="none" w:sz="0" w:space="0" w:color="000000"/>
+                <w:right w:val="none" w:sz="0" w:space="0" w:color="000000"/>
+              </w:pBdr>
+              <w:spacing w:after="120" w:before="120" w:line="240"/>
+              <w:ind w:left="120" w:right="120" w:firstLine="0" w:firstLineChars="0"/>
+              <w:rPr>
+                <w:rFonts w:ascii="Arial" w:hAnsi="Arial" w:eastAsia="Arial" w:cs="Arial"/>
+                <w:i w:val="false"/>
+                <w:b w:val="false"/>
+                <w:u w:val="none"/>
+                <w:sz w:val="22"/>
+                <w:szCs w:val="22"/>
+                <w:color w:val="000000"/>
+              </w:rPr>
+            </w:pPr>
+            <w:r>
+              <w:rPr>
+                <w:rFonts w:ascii="Arial" w:hAnsi="Arial" w:eastAsia="Arial" w:cs="Arial"/>
+                <w:i w:val="false"/>
+                <w:b w:val="false"/>
+                <w:u w:val="none"/>
+                <w:sz w:val="22"/>
+                <w:szCs w:val="22"/>
+                <w:color w:val="000000"/>
+              </w:rPr>
+              <w:t xml:space="preserve">-7.37 *  </w:t>
             </w:r>
           </w:p>
         </w:tc>
@@ -3916,166 +4659,219 @@
                 <w:szCs w:val="22"/>
                 <w:color w:val="000000"/>
               </w:rPr>
-              <w:t xml:space="preserve">(3.67)   </w:t>
-            </w:r>
-          </w:p>
-        </w:tc>
-        <w:tc>
-          <w:tcPr>
-            <w:tcBorders>
-              <w:bottom w:val="none" w:sz="0" w:space="0" w:color="000000"/>
-              <w:top w:val="none" w:sz="0" w:space="0" w:color="000000"/>
-              <w:left w:val="none" w:sz="0" w:space="0" w:color="000000"/>
-              <w:right w:val="none" w:sz="0" w:space="0" w:color="000000"/>
-            </w:tcBorders>
-            <w:shd w:val="clear" w:color="auto" w:fill="FFFFFF"/>
-            <w:tcMar>
-              <w:top w:w="0" w:type="dxa"/>
-              <w:bottom w:w="0" w:type="dxa"/>
-              <w:left w:w="0" w:type="dxa"/>
-              <w:right w:w="0" w:type="dxa"/>
-            </w:tcMar>
-            <w:vAlign w:val="top"/>
-          </w:tcPr>
-          <w:p>
-            <w:pPr>
-              <w:pStyle w:val="Normal"/>
-              <w:jc w:val="right"/>
-              <w:pBdr>
-                <w:bottom w:val="none" w:sz="0" w:space="0" w:color="000000"/>
-                <w:top w:val="none" w:sz="0" w:space="0" w:color="000000"/>
-                <w:left w:val="none" w:sz="0" w:space="0" w:color="000000"/>
-                <w:right w:val="none" w:sz="0" w:space="0" w:color="000000"/>
-              </w:pBdr>
-              <w:spacing w:after="120" w:before="120" w:line="240"/>
-              <w:ind w:left="120" w:right="120" w:firstLine="0" w:firstLineChars="0"/>
-              <w:rPr>
-                <w:rFonts w:ascii="Arial" w:hAnsi="Arial" w:eastAsia="Arial" w:cs="Arial"/>
-                <w:i w:val="false"/>
-                <w:b w:val="false"/>
-                <w:u w:val="none"/>
-                <w:sz w:val="22"/>
-                <w:szCs w:val="22"/>
-                <w:color w:val="000000"/>
-              </w:rPr>
-            </w:pPr>
-            <w:r>
-              <w:rPr>
-                <w:rFonts w:ascii="Arial" w:hAnsi="Arial" w:eastAsia="Arial" w:cs="Arial"/>
-                <w:i w:val="false"/>
-                <w:b w:val="false"/>
-                <w:u w:val="none"/>
-                <w:sz w:val="22"/>
-                <w:szCs w:val="22"/>
-                <w:color w:val="000000"/>
-              </w:rPr>
-              <w:t xml:space="preserve">(3.64)   </w:t>
-            </w:r>
-          </w:p>
-        </w:tc>
-        <w:tc>
-          <w:tcPr>
-            <w:tcBorders>
-              <w:bottom w:val="none" w:sz="0" w:space="0" w:color="000000"/>
-              <w:top w:val="none" w:sz="0" w:space="0" w:color="000000"/>
-              <w:left w:val="none" w:sz="0" w:space="0" w:color="000000"/>
-              <w:right w:val="none" w:sz="0" w:space="0" w:color="000000"/>
-            </w:tcBorders>
-            <w:shd w:val="clear" w:color="auto" w:fill="FFFFFF"/>
-            <w:tcMar>
-              <w:top w:w="0" w:type="dxa"/>
-              <w:bottom w:w="0" w:type="dxa"/>
-              <w:left w:w="0" w:type="dxa"/>
-              <w:right w:w="0" w:type="dxa"/>
-            </w:tcMar>
-            <w:vAlign w:val="top"/>
-          </w:tcPr>
-          <w:p>
-            <w:pPr>
-              <w:pStyle w:val="Normal"/>
-              <w:jc w:val="right"/>
-              <w:pBdr>
-                <w:bottom w:val="none" w:sz="0" w:space="0" w:color="000000"/>
-                <w:top w:val="none" w:sz="0" w:space="0" w:color="000000"/>
-                <w:left w:val="none" w:sz="0" w:space="0" w:color="000000"/>
-                <w:right w:val="none" w:sz="0" w:space="0" w:color="000000"/>
-              </w:pBdr>
-              <w:spacing w:after="120" w:before="120" w:line="240"/>
-              <w:ind w:left="120" w:right="120" w:firstLine="0" w:firstLineChars="0"/>
-              <w:rPr>
-                <w:rFonts w:ascii="Arial" w:hAnsi="Arial" w:eastAsia="Arial" w:cs="Arial"/>
-                <w:i w:val="false"/>
-                <w:b w:val="false"/>
-                <w:u w:val="none"/>
-                <w:sz w:val="22"/>
-                <w:szCs w:val="22"/>
-                <w:color w:val="000000"/>
-              </w:rPr>
-            </w:pPr>
-            <w:r>
-              <w:rPr>
-                <w:rFonts w:ascii="Arial" w:hAnsi="Arial" w:eastAsia="Arial" w:cs="Arial"/>
-                <w:i w:val="false"/>
-                <w:b w:val="false"/>
-                <w:u w:val="none"/>
-                <w:sz w:val="22"/>
-                <w:szCs w:val="22"/>
-                <w:color w:val="000000"/>
-              </w:rPr>
-              <w:t xml:space="preserve">(3.31)   </w:t>
-            </w:r>
-          </w:p>
-        </w:tc>
-        <w:tc>
-          <w:tcPr>
-            <w:tcBorders>
-              <w:bottom w:val="none" w:sz="0" w:space="0" w:color="000000"/>
-              <w:top w:val="none" w:sz="0" w:space="0" w:color="000000"/>
-              <w:left w:val="none" w:sz="0" w:space="0" w:color="000000"/>
-              <w:right w:val="none" w:sz="0" w:space="0" w:color="000000"/>
-            </w:tcBorders>
-            <w:shd w:val="clear" w:color="auto" w:fill="FFFFFF"/>
-            <w:tcMar>
-              <w:top w:w="0" w:type="dxa"/>
-              <w:bottom w:w="0" w:type="dxa"/>
-              <w:left w:w="0" w:type="dxa"/>
-              <w:right w:w="0" w:type="dxa"/>
-            </w:tcMar>
-            <w:vAlign w:val="top"/>
-          </w:tcPr>
-          <w:p>
-            <w:pPr>
-              <w:pStyle w:val="Normal"/>
-              <w:jc w:val="right"/>
-              <w:pBdr>
-                <w:bottom w:val="none" w:sz="0" w:space="0" w:color="000000"/>
-                <w:top w:val="none" w:sz="0" w:space="0" w:color="000000"/>
-                <w:left w:val="none" w:sz="0" w:space="0" w:color="000000"/>
-                <w:right w:val="none" w:sz="0" w:space="0" w:color="000000"/>
-              </w:pBdr>
-              <w:spacing w:after="120" w:before="120" w:line="240"/>
-              <w:ind w:left="120" w:right="120" w:firstLine="0" w:firstLineChars="0"/>
-              <w:rPr>
-                <w:rFonts w:ascii="Arial" w:hAnsi="Arial" w:eastAsia="Arial" w:cs="Arial"/>
-                <w:i w:val="false"/>
-                <w:b w:val="false"/>
-                <w:u w:val="none"/>
-                <w:sz w:val="22"/>
-                <w:szCs w:val="22"/>
-                <w:color w:val="000000"/>
-              </w:rPr>
-            </w:pPr>
-            <w:r>
-              <w:rPr>
-                <w:rFonts w:ascii="Arial" w:hAnsi="Arial" w:eastAsia="Arial" w:cs="Arial"/>
-                <w:i w:val="false"/>
-                <w:b w:val="false"/>
-                <w:u w:val="none"/>
-                <w:sz w:val="22"/>
-                <w:szCs w:val="22"/>
-                <w:color w:val="000000"/>
-              </w:rPr>
-              <w:t xml:space="preserve">(3.32)   </w:t>
+              <w:t xml:space="preserve">(3.51)   </w:t>
+            </w:r>
+          </w:p>
+        </w:tc>
+        <w:tc>
+          <w:tcPr>
+            <w:tcBorders>
+              <w:bottom w:val="none" w:sz="0" w:space="0" w:color="000000"/>
+              <w:top w:val="none" w:sz="0" w:space="0" w:color="000000"/>
+              <w:left w:val="none" w:sz="0" w:space="0" w:color="000000"/>
+              <w:right w:val="none" w:sz="0" w:space="0" w:color="000000"/>
+            </w:tcBorders>
+            <w:shd w:val="clear" w:color="auto" w:fill="FFFFFF"/>
+            <w:tcMar>
+              <w:top w:w="0" w:type="dxa"/>
+              <w:bottom w:w="0" w:type="dxa"/>
+              <w:left w:w="0" w:type="dxa"/>
+              <w:right w:w="0" w:type="dxa"/>
+            </w:tcMar>
+            <w:vAlign w:val="top"/>
+          </w:tcPr>
+          <w:p>
+            <w:pPr>
+              <w:pStyle w:val="Normal"/>
+              <w:jc w:val="right"/>
+              <w:pBdr>
+                <w:bottom w:val="none" w:sz="0" w:space="0" w:color="000000"/>
+                <w:top w:val="none" w:sz="0" w:space="0" w:color="000000"/>
+                <w:left w:val="none" w:sz="0" w:space="0" w:color="000000"/>
+                <w:right w:val="none" w:sz="0" w:space="0" w:color="000000"/>
+              </w:pBdr>
+              <w:spacing w:after="120" w:before="120" w:line="240"/>
+              <w:ind w:left="120" w:right="120" w:firstLine="0" w:firstLineChars="0"/>
+              <w:rPr>
+                <w:rFonts w:ascii="Arial" w:hAnsi="Arial" w:eastAsia="Arial" w:cs="Arial"/>
+                <w:i w:val="false"/>
+                <w:b w:val="false"/>
+                <w:u w:val="none"/>
+                <w:sz w:val="22"/>
+                <w:szCs w:val="22"/>
+                <w:color w:val="000000"/>
+              </w:rPr>
+            </w:pPr>
+            <w:r>
+              <w:rPr>
+                <w:rFonts w:ascii="Arial" w:hAnsi="Arial" w:eastAsia="Arial" w:cs="Arial"/>
+                <w:i w:val="false"/>
+                <w:b w:val="false"/>
+                <w:u w:val="none"/>
+                <w:sz w:val="22"/>
+                <w:szCs w:val="22"/>
+                <w:color w:val="000000"/>
+              </w:rPr>
+              <w:t xml:space="preserve">(3.45)   </w:t>
+            </w:r>
+          </w:p>
+        </w:tc>
+        <w:tc>
+          <w:tcPr>
+            <w:tcBorders>
+              <w:bottom w:val="none" w:sz="0" w:space="0" w:color="000000"/>
+              <w:top w:val="none" w:sz="0" w:space="0" w:color="000000"/>
+              <w:left w:val="none" w:sz="0" w:space="0" w:color="000000"/>
+              <w:right w:val="none" w:sz="0" w:space="0" w:color="000000"/>
+            </w:tcBorders>
+            <w:shd w:val="clear" w:color="auto" w:fill="FFFFFF"/>
+            <w:tcMar>
+              <w:top w:w="0" w:type="dxa"/>
+              <w:bottom w:w="0" w:type="dxa"/>
+              <w:left w:w="0" w:type="dxa"/>
+              <w:right w:w="0" w:type="dxa"/>
+            </w:tcMar>
+            <w:vAlign w:val="top"/>
+          </w:tcPr>
+          <w:p>
+            <w:pPr>
+              <w:pStyle w:val="Normal"/>
+              <w:jc w:val="right"/>
+              <w:pBdr>
+                <w:bottom w:val="none" w:sz="0" w:space="0" w:color="000000"/>
+                <w:top w:val="none" w:sz="0" w:space="0" w:color="000000"/>
+                <w:left w:val="none" w:sz="0" w:space="0" w:color="000000"/>
+                <w:right w:val="none" w:sz="0" w:space="0" w:color="000000"/>
+              </w:pBdr>
+              <w:spacing w:after="120" w:before="120" w:line="240"/>
+              <w:ind w:left="120" w:right="120" w:firstLine="0" w:firstLineChars="0"/>
+              <w:rPr>
+                <w:rFonts w:ascii="Arial" w:hAnsi="Arial" w:eastAsia="Arial" w:cs="Arial"/>
+                <w:i w:val="false"/>
+                <w:b w:val="false"/>
+                <w:u w:val="none"/>
+                <w:sz w:val="22"/>
+                <w:szCs w:val="22"/>
+                <w:color w:val="000000"/>
+              </w:rPr>
+            </w:pPr>
+            <w:r>
+              <w:rPr>
+                <w:rFonts w:ascii="Arial" w:hAnsi="Arial" w:eastAsia="Arial" w:cs="Arial"/>
+                <w:i w:val="false"/>
+                <w:b w:val="false"/>
+                <w:u w:val="none"/>
+                <w:sz w:val="22"/>
+                <w:szCs w:val="22"/>
+                <w:color w:val="000000"/>
+              </w:rPr>
+              <w:t xml:space="preserve">(3.16)   </w:t>
+            </w:r>
+          </w:p>
+        </w:tc>
+        <w:tc>
+          <w:tcPr>
+            <w:tcBorders>
+              <w:bottom w:val="none" w:sz="0" w:space="0" w:color="000000"/>
+              <w:top w:val="none" w:sz="0" w:space="0" w:color="000000"/>
+              <w:left w:val="none" w:sz="0" w:space="0" w:color="000000"/>
+              <w:right w:val="none" w:sz="0" w:space="0" w:color="000000"/>
+            </w:tcBorders>
+            <w:shd w:val="clear" w:color="auto" w:fill="FFFFFF"/>
+            <w:tcMar>
+              <w:top w:w="0" w:type="dxa"/>
+              <w:bottom w:w="0" w:type="dxa"/>
+              <w:left w:w="0" w:type="dxa"/>
+              <w:right w:w="0" w:type="dxa"/>
+            </w:tcMar>
+            <w:vAlign w:val="top"/>
+          </w:tcPr>
+          <w:p>
+            <w:pPr>
+              <w:pStyle w:val="Normal"/>
+              <w:jc w:val="right"/>
+              <w:pBdr>
+                <w:bottom w:val="none" w:sz="0" w:space="0" w:color="000000"/>
+                <w:top w:val="none" w:sz="0" w:space="0" w:color="000000"/>
+                <w:left w:val="none" w:sz="0" w:space="0" w:color="000000"/>
+                <w:right w:val="none" w:sz="0" w:space="0" w:color="000000"/>
+              </w:pBdr>
+              <w:spacing w:after="120" w:before="120" w:line="240"/>
+              <w:ind w:left="120" w:right="120" w:firstLine="0" w:firstLineChars="0"/>
+              <w:rPr>
+                <w:rFonts w:ascii="Arial" w:hAnsi="Arial" w:eastAsia="Arial" w:cs="Arial"/>
+                <w:i w:val="false"/>
+                <w:b w:val="false"/>
+                <w:u w:val="none"/>
+                <w:sz w:val="22"/>
+                <w:szCs w:val="22"/>
+                <w:color w:val="000000"/>
+              </w:rPr>
+            </w:pPr>
+            <w:r>
+              <w:rPr>
+                <w:rFonts w:ascii="Arial" w:hAnsi="Arial" w:eastAsia="Arial" w:cs="Arial"/>
+                <w:i w:val="false"/>
+                <w:b w:val="false"/>
+                <w:u w:val="none"/>
+                <w:sz w:val="22"/>
+                <w:szCs w:val="22"/>
+                <w:color w:val="000000"/>
+              </w:rPr>
+              <w:t xml:space="preserve">(3.44)   </w:t>
+            </w:r>
+          </w:p>
+        </w:tc>
+        <w:tc>
+          <w:tcPr>
+            <w:tcBorders>
+              <w:bottom w:val="none" w:sz="0" w:space="0" w:color="000000"/>
+              <w:top w:val="none" w:sz="0" w:space="0" w:color="000000"/>
+              <w:left w:val="none" w:sz="0" w:space="0" w:color="000000"/>
+              <w:right w:val="none" w:sz="0" w:space="0" w:color="000000"/>
+            </w:tcBorders>
+            <w:shd w:val="clear" w:color="auto" w:fill="FFFFFF"/>
+            <w:tcMar>
+              <w:top w:w="0" w:type="dxa"/>
+              <w:bottom w:w="0" w:type="dxa"/>
+              <w:left w:w="0" w:type="dxa"/>
+              <w:right w:w="0" w:type="dxa"/>
+            </w:tcMar>
+            <w:vAlign w:val="top"/>
+          </w:tcPr>
+          <w:p>
+            <w:pPr>
+              <w:pStyle w:val="Normal"/>
+              <w:jc w:val="right"/>
+              <w:pBdr>
+                <w:bottom w:val="none" w:sz="0" w:space="0" w:color="000000"/>
+                <w:top w:val="none" w:sz="0" w:space="0" w:color="000000"/>
+                <w:left w:val="none" w:sz="0" w:space="0" w:color="000000"/>
+                <w:right w:val="none" w:sz="0" w:space="0" w:color="000000"/>
+              </w:pBdr>
+              <w:spacing w:after="120" w:before="120" w:line="240"/>
+              <w:ind w:left="120" w:right="120" w:firstLine="0" w:firstLineChars="0"/>
+              <w:rPr>
+                <w:rFonts w:ascii="Arial" w:hAnsi="Arial" w:eastAsia="Arial" w:cs="Arial"/>
+                <w:i w:val="false"/>
+                <w:b w:val="false"/>
+                <w:u w:val="none"/>
+                <w:sz w:val="22"/>
+                <w:szCs w:val="22"/>
+                <w:color w:val="000000"/>
+              </w:rPr>
+            </w:pPr>
+            <w:r>
+              <w:rPr>
+                <w:rFonts w:ascii="Arial" w:hAnsi="Arial" w:eastAsia="Arial" w:cs="Arial"/>
+                <w:i w:val="false"/>
+                <w:b w:val="false"/>
+                <w:u w:val="none"/>
+                <w:sz w:val="22"/>
+                <w:szCs w:val="22"/>
+                <w:color w:val="000000"/>
+              </w:rPr>
+              <w:t xml:space="preserve">(3.16)   </w:t>
             </w:r>
           </w:p>
         </w:tc>
@@ -4187,7 +4983,7 @@
                 <w:szCs w:val="22"/>
                 <w:color w:val="000000"/>
               </w:rPr>
-              <w:t xml:space="preserve">-17.60 ***</w:t>
+              <w:t xml:space="preserve">-17.61 ***</w:t>
             </w:r>
           </w:p>
         </w:tc>
@@ -4241,6 +5037,59 @@
                 <w:color w:val="000000"/>
               </w:rPr>
               <w:t xml:space="preserve">-12.63 ***</w:t>
+            </w:r>
+          </w:p>
+        </w:tc>
+        <w:tc>
+          <w:tcPr>
+            <w:tcBorders>
+              <w:bottom w:val="none" w:sz="0" w:space="0" w:color="000000"/>
+              <w:top w:val="none" w:sz="0" w:space="0" w:color="000000"/>
+              <w:left w:val="none" w:sz="0" w:space="0" w:color="000000"/>
+              <w:right w:val="none" w:sz="0" w:space="0" w:color="000000"/>
+            </w:tcBorders>
+            <w:shd w:val="clear" w:color="auto" w:fill="FFFFFF"/>
+            <w:tcMar>
+              <w:top w:w="0" w:type="dxa"/>
+              <w:bottom w:w="0" w:type="dxa"/>
+              <w:left w:w="0" w:type="dxa"/>
+              <w:right w:w="0" w:type="dxa"/>
+            </w:tcMar>
+            <w:vAlign w:val="top"/>
+          </w:tcPr>
+          <w:p>
+            <w:pPr>
+              <w:pStyle w:val="Normal"/>
+              <w:jc w:val="right"/>
+              <w:pBdr>
+                <w:bottom w:val="none" w:sz="0" w:space="0" w:color="000000"/>
+                <w:top w:val="none" w:sz="0" w:space="0" w:color="000000"/>
+                <w:left w:val="none" w:sz="0" w:space="0" w:color="000000"/>
+                <w:right w:val="none" w:sz="0" w:space="0" w:color="000000"/>
+              </w:pBdr>
+              <w:spacing w:after="120" w:before="120" w:line="240"/>
+              <w:ind w:left="120" w:right="120" w:firstLine="0" w:firstLineChars="0"/>
+              <w:rPr>
+                <w:rFonts w:ascii="Arial" w:hAnsi="Arial" w:eastAsia="Arial" w:cs="Arial"/>
+                <w:i w:val="false"/>
+                <w:b w:val="false"/>
+                <w:u w:val="none"/>
+                <w:sz w:val="22"/>
+                <w:szCs w:val="22"/>
+                <w:color w:val="000000"/>
+              </w:rPr>
+            </w:pPr>
+            <w:r>
+              <w:rPr>
+                <w:rFonts w:ascii="Arial" w:hAnsi="Arial" w:eastAsia="Arial" w:cs="Arial"/>
+                <w:i w:val="false"/>
+                <w:b w:val="false"/>
+                <w:u w:val="none"/>
+                <w:sz w:val="22"/>
+                <w:szCs w:val="22"/>
+                <w:color w:val="000000"/>
+              </w:rPr>
+              <w:t xml:space="preserve">-16.82 ***</w:t>
             </w:r>
           </w:p>
         </w:tc>
@@ -4621,6 +5470,59 @@
             </w:r>
           </w:p>
         </w:tc>
+        <w:tc>
+          <w:tcPr>
+            <w:tcBorders>
+              <w:bottom w:val="none" w:sz="0" w:space="0" w:color="000000"/>
+              <w:top w:val="none" w:sz="0" w:space="0" w:color="000000"/>
+              <w:left w:val="none" w:sz="0" w:space="0" w:color="000000"/>
+              <w:right w:val="none" w:sz="0" w:space="0" w:color="000000"/>
+            </w:tcBorders>
+            <w:shd w:val="clear" w:color="auto" w:fill="FFFFFF"/>
+            <w:tcMar>
+              <w:top w:w="0" w:type="dxa"/>
+              <w:bottom w:w="0" w:type="dxa"/>
+              <w:left w:w="0" w:type="dxa"/>
+              <w:right w:w="0" w:type="dxa"/>
+            </w:tcMar>
+            <w:vAlign w:val="top"/>
+          </w:tcPr>
+          <w:p>
+            <w:pPr>
+              <w:pStyle w:val="Normal"/>
+              <w:jc w:val="right"/>
+              <w:pBdr>
+                <w:bottom w:val="none" w:sz="0" w:space="0" w:color="000000"/>
+                <w:top w:val="none" w:sz="0" w:space="0" w:color="000000"/>
+                <w:left w:val="none" w:sz="0" w:space="0" w:color="000000"/>
+                <w:right w:val="none" w:sz="0" w:space="0" w:color="000000"/>
+              </w:pBdr>
+              <w:spacing w:after="120" w:before="120" w:line="240"/>
+              <w:ind w:left="120" w:right="120" w:firstLine="0" w:firstLineChars="0"/>
+              <w:rPr>
+                <w:rFonts w:ascii="Arial" w:hAnsi="Arial" w:eastAsia="Arial" w:cs="Arial"/>
+                <w:i w:val="false"/>
+                <w:b w:val="false"/>
+                <w:u w:val="none"/>
+                <w:sz w:val="22"/>
+                <w:szCs w:val="22"/>
+                <w:color w:val="000000"/>
+              </w:rPr>
+            </w:pPr>
+            <w:r>
+              <w:rPr>
+                <w:rFonts w:ascii="Arial" w:hAnsi="Arial" w:eastAsia="Arial" w:cs="Arial"/>
+                <w:i w:val="false"/>
+                <w:b w:val="false"/>
+                <w:u w:val="none"/>
+                <w:sz w:val="22"/>
+                <w:szCs w:val="22"/>
+                <w:color w:val="000000"/>
+              </w:rPr>
+              <w:t xml:space="preserve">(0.52)   </w:t>
+            </w:r>
+          </w:p>
+        </w:tc>
       </w:tr>
       <w:tr>
         <w:trPr>
@@ -4729,166 +5631,219 @@
                 <w:szCs w:val="22"/>
                 <w:color w:val="000000"/>
               </w:rPr>
-              <w:t xml:space="preserve">-1.43    </w:t>
-            </w:r>
-          </w:p>
-        </w:tc>
-        <w:tc>
-          <w:tcPr>
-            <w:tcBorders>
-              <w:bottom w:val="none" w:sz="0" w:space="0" w:color="000000"/>
-              <w:top w:val="none" w:sz="0" w:space="0" w:color="000000"/>
-              <w:left w:val="none" w:sz="0" w:space="0" w:color="000000"/>
-              <w:right w:val="none" w:sz="0" w:space="0" w:color="000000"/>
-            </w:tcBorders>
-            <w:shd w:val="clear" w:color="auto" w:fill="FFFFFF"/>
-            <w:tcMar>
-              <w:top w:w="0" w:type="dxa"/>
-              <w:bottom w:w="0" w:type="dxa"/>
-              <w:left w:w="0" w:type="dxa"/>
-              <w:right w:w="0" w:type="dxa"/>
-            </w:tcMar>
-            <w:vAlign w:val="top"/>
-          </w:tcPr>
-          <w:p>
-            <w:pPr>
-              <w:pStyle w:val="Normal"/>
-              <w:jc w:val="right"/>
-              <w:pBdr>
-                <w:bottom w:val="none" w:sz="0" w:space="0" w:color="000000"/>
-                <w:top w:val="none" w:sz="0" w:space="0" w:color="000000"/>
-                <w:left w:val="none" w:sz="0" w:space="0" w:color="000000"/>
-                <w:right w:val="none" w:sz="0" w:space="0" w:color="000000"/>
-              </w:pBdr>
-              <w:spacing w:after="120" w:before="120" w:line="240"/>
-              <w:ind w:left="120" w:right="120" w:firstLine="0" w:firstLineChars="0"/>
-              <w:rPr>
-                <w:rFonts w:ascii="Arial" w:hAnsi="Arial" w:eastAsia="Arial" w:cs="Arial"/>
-                <w:i w:val="false"/>
-                <w:b w:val="false"/>
-                <w:u w:val="none"/>
-                <w:sz w:val="22"/>
-                <w:szCs w:val="22"/>
-                <w:color w:val="000000"/>
-              </w:rPr>
-            </w:pPr>
-            <w:r>
-              <w:rPr>
-                <w:rFonts w:ascii="Arial" w:hAnsi="Arial" w:eastAsia="Arial" w:cs="Arial"/>
-                <w:i w:val="false"/>
-                <w:b w:val="false"/>
-                <w:u w:val="none"/>
-                <w:sz w:val="22"/>
-                <w:szCs w:val="22"/>
-                <w:color w:val="000000"/>
-              </w:rPr>
-              <w:t xml:space="preserve">-1.71    </w:t>
-            </w:r>
-          </w:p>
-        </w:tc>
-        <w:tc>
-          <w:tcPr>
-            <w:tcBorders>
-              <w:bottom w:val="none" w:sz="0" w:space="0" w:color="000000"/>
-              <w:top w:val="none" w:sz="0" w:space="0" w:color="000000"/>
-              <w:left w:val="none" w:sz="0" w:space="0" w:color="000000"/>
-              <w:right w:val="none" w:sz="0" w:space="0" w:color="000000"/>
-            </w:tcBorders>
-            <w:shd w:val="clear" w:color="auto" w:fill="FFFFFF"/>
-            <w:tcMar>
-              <w:top w:w="0" w:type="dxa"/>
-              <w:bottom w:w="0" w:type="dxa"/>
-              <w:left w:w="0" w:type="dxa"/>
-              <w:right w:w="0" w:type="dxa"/>
-            </w:tcMar>
-            <w:vAlign w:val="top"/>
-          </w:tcPr>
-          <w:p>
-            <w:pPr>
-              <w:pStyle w:val="Normal"/>
-              <w:jc w:val="right"/>
-              <w:pBdr>
-                <w:bottom w:val="none" w:sz="0" w:space="0" w:color="000000"/>
-                <w:top w:val="none" w:sz="0" w:space="0" w:color="000000"/>
-                <w:left w:val="none" w:sz="0" w:space="0" w:color="000000"/>
-                <w:right w:val="none" w:sz="0" w:space="0" w:color="000000"/>
-              </w:pBdr>
-              <w:spacing w:after="120" w:before="120" w:line="240"/>
-              <w:ind w:left="120" w:right="120" w:firstLine="0" w:firstLineChars="0"/>
-              <w:rPr>
-                <w:rFonts w:ascii="Arial" w:hAnsi="Arial" w:eastAsia="Arial" w:cs="Arial"/>
-                <w:i w:val="false"/>
-                <w:b w:val="false"/>
-                <w:u w:val="none"/>
-                <w:sz w:val="22"/>
-                <w:szCs w:val="22"/>
-                <w:color w:val="000000"/>
-              </w:rPr>
-            </w:pPr>
-            <w:r>
-              <w:rPr>
-                <w:rFonts w:ascii="Arial" w:hAnsi="Arial" w:eastAsia="Arial" w:cs="Arial"/>
-                <w:i w:val="false"/>
-                <w:b w:val="false"/>
-                <w:u w:val="none"/>
-                <w:sz w:val="22"/>
-                <w:szCs w:val="22"/>
-                <w:color w:val="000000"/>
-              </w:rPr>
-              <w:t xml:space="preserve">-0.96    </w:t>
-            </w:r>
-          </w:p>
-        </w:tc>
-        <w:tc>
-          <w:tcPr>
-            <w:tcBorders>
-              <w:bottom w:val="none" w:sz="0" w:space="0" w:color="000000"/>
-              <w:top w:val="none" w:sz="0" w:space="0" w:color="000000"/>
-              <w:left w:val="none" w:sz="0" w:space="0" w:color="000000"/>
-              <w:right w:val="none" w:sz="0" w:space="0" w:color="000000"/>
-            </w:tcBorders>
-            <w:shd w:val="clear" w:color="auto" w:fill="FFFFFF"/>
-            <w:tcMar>
-              <w:top w:w="0" w:type="dxa"/>
-              <w:bottom w:w="0" w:type="dxa"/>
-              <w:left w:w="0" w:type="dxa"/>
-              <w:right w:w="0" w:type="dxa"/>
-            </w:tcMar>
-            <w:vAlign w:val="top"/>
-          </w:tcPr>
-          <w:p>
-            <w:pPr>
-              <w:pStyle w:val="Normal"/>
-              <w:jc w:val="right"/>
-              <w:pBdr>
-                <w:bottom w:val="none" w:sz="0" w:space="0" w:color="000000"/>
-                <w:top w:val="none" w:sz="0" w:space="0" w:color="000000"/>
-                <w:left w:val="none" w:sz="0" w:space="0" w:color="000000"/>
-                <w:right w:val="none" w:sz="0" w:space="0" w:color="000000"/>
-              </w:pBdr>
-              <w:spacing w:after="120" w:before="120" w:line="240"/>
-              <w:ind w:left="120" w:right="120" w:firstLine="0" w:firstLineChars="0"/>
-              <w:rPr>
-                <w:rFonts w:ascii="Arial" w:hAnsi="Arial" w:eastAsia="Arial" w:cs="Arial"/>
-                <w:i w:val="false"/>
-                <w:b w:val="false"/>
-                <w:u w:val="none"/>
-                <w:sz w:val="22"/>
-                <w:szCs w:val="22"/>
-                <w:color w:val="000000"/>
-              </w:rPr>
-            </w:pPr>
-            <w:r>
-              <w:rPr>
-                <w:rFonts w:ascii="Arial" w:hAnsi="Arial" w:eastAsia="Arial" w:cs="Arial"/>
-                <w:i w:val="false"/>
-                <w:b w:val="false"/>
-                <w:u w:val="none"/>
-                <w:sz w:val="22"/>
-                <w:szCs w:val="22"/>
-                <w:color w:val="000000"/>
-              </w:rPr>
-              <w:t xml:space="preserve">-0.95    </w:t>
+              <w:t xml:space="preserve">-3.46    </w:t>
+            </w:r>
+          </w:p>
+        </w:tc>
+        <w:tc>
+          <w:tcPr>
+            <w:tcBorders>
+              <w:bottom w:val="none" w:sz="0" w:space="0" w:color="000000"/>
+              <w:top w:val="none" w:sz="0" w:space="0" w:color="000000"/>
+              <w:left w:val="none" w:sz="0" w:space="0" w:color="000000"/>
+              <w:right w:val="none" w:sz="0" w:space="0" w:color="000000"/>
+            </w:tcBorders>
+            <w:shd w:val="clear" w:color="auto" w:fill="FFFFFF"/>
+            <w:tcMar>
+              <w:top w:w="0" w:type="dxa"/>
+              <w:bottom w:w="0" w:type="dxa"/>
+              <w:left w:w="0" w:type="dxa"/>
+              <w:right w:w="0" w:type="dxa"/>
+            </w:tcMar>
+            <w:vAlign w:val="top"/>
+          </w:tcPr>
+          <w:p>
+            <w:pPr>
+              <w:pStyle w:val="Normal"/>
+              <w:jc w:val="right"/>
+              <w:pBdr>
+                <w:bottom w:val="none" w:sz="0" w:space="0" w:color="000000"/>
+                <w:top w:val="none" w:sz="0" w:space="0" w:color="000000"/>
+                <w:left w:val="none" w:sz="0" w:space="0" w:color="000000"/>
+                <w:right w:val="none" w:sz="0" w:space="0" w:color="000000"/>
+              </w:pBdr>
+              <w:spacing w:after="120" w:before="120" w:line="240"/>
+              <w:ind w:left="120" w:right="120" w:firstLine="0" w:firstLineChars="0"/>
+              <w:rPr>
+                <w:rFonts w:ascii="Arial" w:hAnsi="Arial" w:eastAsia="Arial" w:cs="Arial"/>
+                <w:i w:val="false"/>
+                <w:b w:val="false"/>
+                <w:u w:val="none"/>
+                <w:sz w:val="22"/>
+                <w:szCs w:val="22"/>
+                <w:color w:val="000000"/>
+              </w:rPr>
+            </w:pPr>
+            <w:r>
+              <w:rPr>
+                <w:rFonts w:ascii="Arial" w:hAnsi="Arial" w:eastAsia="Arial" w:cs="Arial"/>
+                <w:i w:val="false"/>
+                <w:b w:val="false"/>
+                <w:u w:val="none"/>
+                <w:sz w:val="22"/>
+                <w:szCs w:val="22"/>
+                <w:color w:val="000000"/>
+              </w:rPr>
+              <w:t xml:space="preserve">-1.27    </w:t>
+            </w:r>
+          </w:p>
+        </w:tc>
+        <w:tc>
+          <w:tcPr>
+            <w:tcBorders>
+              <w:bottom w:val="none" w:sz="0" w:space="0" w:color="000000"/>
+              <w:top w:val="none" w:sz="0" w:space="0" w:color="000000"/>
+              <w:left w:val="none" w:sz="0" w:space="0" w:color="000000"/>
+              <w:right w:val="none" w:sz="0" w:space="0" w:color="000000"/>
+            </w:tcBorders>
+            <w:shd w:val="clear" w:color="auto" w:fill="FFFFFF"/>
+            <w:tcMar>
+              <w:top w:w="0" w:type="dxa"/>
+              <w:bottom w:w="0" w:type="dxa"/>
+              <w:left w:w="0" w:type="dxa"/>
+              <w:right w:w="0" w:type="dxa"/>
+            </w:tcMar>
+            <w:vAlign w:val="top"/>
+          </w:tcPr>
+          <w:p>
+            <w:pPr>
+              <w:pStyle w:val="Normal"/>
+              <w:jc w:val="right"/>
+              <w:pBdr>
+                <w:bottom w:val="none" w:sz="0" w:space="0" w:color="000000"/>
+                <w:top w:val="none" w:sz="0" w:space="0" w:color="000000"/>
+                <w:left w:val="none" w:sz="0" w:space="0" w:color="000000"/>
+                <w:right w:val="none" w:sz="0" w:space="0" w:color="000000"/>
+              </w:pBdr>
+              <w:spacing w:after="120" w:before="120" w:line="240"/>
+              <w:ind w:left="120" w:right="120" w:firstLine="0" w:firstLineChars="0"/>
+              <w:rPr>
+                <w:rFonts w:ascii="Arial" w:hAnsi="Arial" w:eastAsia="Arial" w:cs="Arial"/>
+                <w:i w:val="false"/>
+                <w:b w:val="false"/>
+                <w:u w:val="none"/>
+                <w:sz w:val="22"/>
+                <w:szCs w:val="22"/>
+                <w:color w:val="000000"/>
+              </w:rPr>
+            </w:pPr>
+            <w:r>
+              <w:rPr>
+                <w:rFonts w:ascii="Arial" w:hAnsi="Arial" w:eastAsia="Arial" w:cs="Arial"/>
+                <w:i w:val="false"/>
+                <w:b w:val="false"/>
+                <w:u w:val="none"/>
+                <w:sz w:val="22"/>
+                <w:szCs w:val="22"/>
+                <w:color w:val="000000"/>
+              </w:rPr>
+              <w:t xml:space="preserve">-1.47    </w:t>
+            </w:r>
+          </w:p>
+        </w:tc>
+        <w:tc>
+          <w:tcPr>
+            <w:tcBorders>
+              <w:bottom w:val="none" w:sz="0" w:space="0" w:color="000000"/>
+              <w:top w:val="none" w:sz="0" w:space="0" w:color="000000"/>
+              <w:left w:val="none" w:sz="0" w:space="0" w:color="000000"/>
+              <w:right w:val="none" w:sz="0" w:space="0" w:color="000000"/>
+            </w:tcBorders>
+            <w:shd w:val="clear" w:color="auto" w:fill="FFFFFF"/>
+            <w:tcMar>
+              <w:top w:w="0" w:type="dxa"/>
+              <w:bottom w:w="0" w:type="dxa"/>
+              <w:left w:w="0" w:type="dxa"/>
+              <w:right w:w="0" w:type="dxa"/>
+            </w:tcMar>
+            <w:vAlign w:val="top"/>
+          </w:tcPr>
+          <w:p>
+            <w:pPr>
+              <w:pStyle w:val="Normal"/>
+              <w:jc w:val="right"/>
+              <w:pBdr>
+                <w:bottom w:val="none" w:sz="0" w:space="0" w:color="000000"/>
+                <w:top w:val="none" w:sz="0" w:space="0" w:color="000000"/>
+                <w:left w:val="none" w:sz="0" w:space="0" w:color="000000"/>
+                <w:right w:val="none" w:sz="0" w:space="0" w:color="000000"/>
+              </w:pBdr>
+              <w:spacing w:after="120" w:before="120" w:line="240"/>
+              <w:ind w:left="120" w:right="120" w:firstLine="0" w:firstLineChars="0"/>
+              <w:rPr>
+                <w:rFonts w:ascii="Arial" w:hAnsi="Arial" w:eastAsia="Arial" w:cs="Arial"/>
+                <w:i w:val="false"/>
+                <w:b w:val="false"/>
+                <w:u w:val="none"/>
+                <w:sz w:val="22"/>
+                <w:szCs w:val="22"/>
+                <w:color w:val="000000"/>
+              </w:rPr>
+            </w:pPr>
+            <w:r>
+              <w:rPr>
+                <w:rFonts w:ascii="Arial" w:hAnsi="Arial" w:eastAsia="Arial" w:cs="Arial"/>
+                <w:i w:val="false"/>
+                <w:b w:val="false"/>
+                <w:u w:val="none"/>
+                <w:sz w:val="22"/>
+                <w:szCs w:val="22"/>
+                <w:color w:val="000000"/>
+              </w:rPr>
+              <w:t xml:space="preserve">-1.63    </w:t>
+            </w:r>
+          </w:p>
+        </w:tc>
+        <w:tc>
+          <w:tcPr>
+            <w:tcBorders>
+              <w:bottom w:val="none" w:sz="0" w:space="0" w:color="000000"/>
+              <w:top w:val="none" w:sz="0" w:space="0" w:color="000000"/>
+              <w:left w:val="none" w:sz="0" w:space="0" w:color="000000"/>
+              <w:right w:val="none" w:sz="0" w:space="0" w:color="000000"/>
+            </w:tcBorders>
+            <w:shd w:val="clear" w:color="auto" w:fill="FFFFFF"/>
+            <w:tcMar>
+              <w:top w:w="0" w:type="dxa"/>
+              <w:bottom w:w="0" w:type="dxa"/>
+              <w:left w:w="0" w:type="dxa"/>
+              <w:right w:w="0" w:type="dxa"/>
+            </w:tcMar>
+            <w:vAlign w:val="top"/>
+          </w:tcPr>
+          <w:p>
+            <w:pPr>
+              <w:pStyle w:val="Normal"/>
+              <w:jc w:val="right"/>
+              <w:pBdr>
+                <w:bottom w:val="none" w:sz="0" w:space="0" w:color="000000"/>
+                <w:top w:val="none" w:sz="0" w:space="0" w:color="000000"/>
+                <w:left w:val="none" w:sz="0" w:space="0" w:color="000000"/>
+                <w:right w:val="none" w:sz="0" w:space="0" w:color="000000"/>
+              </w:pBdr>
+              <w:spacing w:after="120" w:before="120" w:line="240"/>
+              <w:ind w:left="120" w:right="120" w:firstLine="0" w:firstLineChars="0"/>
+              <w:rPr>
+                <w:rFonts w:ascii="Arial" w:hAnsi="Arial" w:eastAsia="Arial" w:cs="Arial"/>
+                <w:i w:val="false"/>
+                <w:b w:val="false"/>
+                <w:u w:val="none"/>
+                <w:sz w:val="22"/>
+                <w:szCs w:val="22"/>
+                <w:color w:val="000000"/>
+              </w:rPr>
+            </w:pPr>
+            <w:r>
+              <w:rPr>
+                <w:rFonts w:ascii="Arial" w:hAnsi="Arial" w:eastAsia="Arial" w:cs="Arial"/>
+                <w:i w:val="false"/>
+                <w:b w:val="false"/>
+                <w:u w:val="none"/>
+                <w:sz w:val="22"/>
+                <w:szCs w:val="22"/>
+                <w:color w:val="000000"/>
+              </w:rPr>
+              <w:t xml:space="preserve">-1.46    </w:t>
             </w:r>
           </w:p>
         </w:tc>
@@ -5000,166 +5955,219 @@
                 <w:szCs w:val="22"/>
                 <w:color w:val="000000"/>
               </w:rPr>
-              <w:t xml:space="preserve">(4.53)   </w:t>
-            </w:r>
-          </w:p>
-        </w:tc>
-        <w:tc>
-          <w:tcPr>
-            <w:tcBorders>
-              <w:bottom w:val="none" w:sz="0" w:space="0" w:color="000000"/>
-              <w:top w:val="none" w:sz="0" w:space="0" w:color="000000"/>
-              <w:left w:val="none" w:sz="0" w:space="0" w:color="000000"/>
-              <w:right w:val="none" w:sz="0" w:space="0" w:color="000000"/>
-            </w:tcBorders>
-            <w:shd w:val="clear" w:color="auto" w:fill="FFFFFF"/>
-            <w:tcMar>
-              <w:top w:w="0" w:type="dxa"/>
-              <w:bottom w:w="0" w:type="dxa"/>
-              <w:left w:w="0" w:type="dxa"/>
-              <w:right w:w="0" w:type="dxa"/>
-            </w:tcMar>
-            <w:vAlign w:val="top"/>
-          </w:tcPr>
-          <w:p>
-            <w:pPr>
-              <w:pStyle w:val="Normal"/>
-              <w:jc w:val="right"/>
-              <w:pBdr>
-                <w:bottom w:val="none" w:sz="0" w:space="0" w:color="000000"/>
-                <w:top w:val="none" w:sz="0" w:space="0" w:color="000000"/>
-                <w:left w:val="none" w:sz="0" w:space="0" w:color="000000"/>
-                <w:right w:val="none" w:sz="0" w:space="0" w:color="000000"/>
-              </w:pBdr>
-              <w:spacing w:after="120" w:before="120" w:line="240"/>
-              <w:ind w:left="120" w:right="120" w:firstLine="0" w:firstLineChars="0"/>
-              <w:rPr>
-                <w:rFonts w:ascii="Arial" w:hAnsi="Arial" w:eastAsia="Arial" w:cs="Arial"/>
-                <w:i w:val="false"/>
-                <w:b w:val="false"/>
-                <w:u w:val="none"/>
-                <w:sz w:val="22"/>
-                <w:szCs w:val="22"/>
-                <w:color w:val="000000"/>
-              </w:rPr>
-            </w:pPr>
-            <w:r>
-              <w:rPr>
-                <w:rFonts w:ascii="Arial" w:hAnsi="Arial" w:eastAsia="Arial" w:cs="Arial"/>
-                <w:i w:val="false"/>
-                <w:b w:val="false"/>
-                <w:u w:val="none"/>
-                <w:sz w:val="22"/>
-                <w:szCs w:val="22"/>
-                <w:color w:val="000000"/>
-              </w:rPr>
-              <w:t xml:space="preserve">(4.55)   </w:t>
-            </w:r>
-          </w:p>
-        </w:tc>
-        <w:tc>
-          <w:tcPr>
-            <w:tcBorders>
-              <w:bottom w:val="none" w:sz="0" w:space="0" w:color="000000"/>
-              <w:top w:val="none" w:sz="0" w:space="0" w:color="000000"/>
-              <w:left w:val="none" w:sz="0" w:space="0" w:color="000000"/>
-              <w:right w:val="none" w:sz="0" w:space="0" w:color="000000"/>
-            </w:tcBorders>
-            <w:shd w:val="clear" w:color="auto" w:fill="FFFFFF"/>
-            <w:tcMar>
-              <w:top w:w="0" w:type="dxa"/>
-              <w:bottom w:w="0" w:type="dxa"/>
-              <w:left w:w="0" w:type="dxa"/>
-              <w:right w:w="0" w:type="dxa"/>
-            </w:tcMar>
-            <w:vAlign w:val="top"/>
-          </w:tcPr>
-          <w:p>
-            <w:pPr>
-              <w:pStyle w:val="Normal"/>
-              <w:jc w:val="right"/>
-              <w:pBdr>
-                <w:bottom w:val="none" w:sz="0" w:space="0" w:color="000000"/>
-                <w:top w:val="none" w:sz="0" w:space="0" w:color="000000"/>
-                <w:left w:val="none" w:sz="0" w:space="0" w:color="000000"/>
-                <w:right w:val="none" w:sz="0" w:space="0" w:color="000000"/>
-              </w:pBdr>
-              <w:spacing w:after="120" w:before="120" w:line="240"/>
-              <w:ind w:left="120" w:right="120" w:firstLine="0" w:firstLineChars="0"/>
-              <w:rPr>
-                <w:rFonts w:ascii="Arial" w:hAnsi="Arial" w:eastAsia="Arial" w:cs="Arial"/>
-                <w:i w:val="false"/>
-                <w:b w:val="false"/>
-                <w:u w:val="none"/>
-                <w:sz w:val="22"/>
-                <w:szCs w:val="22"/>
-                <w:color w:val="000000"/>
-              </w:rPr>
-            </w:pPr>
-            <w:r>
-              <w:rPr>
-                <w:rFonts w:ascii="Arial" w:hAnsi="Arial" w:eastAsia="Arial" w:cs="Arial"/>
-                <w:i w:val="false"/>
-                <w:b w:val="false"/>
-                <w:u w:val="none"/>
-                <w:sz w:val="22"/>
-                <w:szCs w:val="22"/>
-                <w:color w:val="000000"/>
-              </w:rPr>
-              <w:t xml:space="preserve">(4.59)   </w:t>
-            </w:r>
-          </w:p>
-        </w:tc>
-        <w:tc>
-          <w:tcPr>
-            <w:tcBorders>
-              <w:bottom w:val="none" w:sz="0" w:space="0" w:color="000000"/>
-              <w:top w:val="none" w:sz="0" w:space="0" w:color="000000"/>
-              <w:left w:val="none" w:sz="0" w:space="0" w:color="000000"/>
-              <w:right w:val="none" w:sz="0" w:space="0" w:color="000000"/>
-            </w:tcBorders>
-            <w:shd w:val="clear" w:color="auto" w:fill="FFFFFF"/>
-            <w:tcMar>
-              <w:top w:w="0" w:type="dxa"/>
-              <w:bottom w:w="0" w:type="dxa"/>
-              <w:left w:w="0" w:type="dxa"/>
-              <w:right w:w="0" w:type="dxa"/>
-            </w:tcMar>
-            <w:vAlign w:val="top"/>
-          </w:tcPr>
-          <w:p>
-            <w:pPr>
-              <w:pStyle w:val="Normal"/>
-              <w:jc w:val="right"/>
-              <w:pBdr>
-                <w:bottom w:val="none" w:sz="0" w:space="0" w:color="000000"/>
-                <w:top w:val="none" w:sz="0" w:space="0" w:color="000000"/>
-                <w:left w:val="none" w:sz="0" w:space="0" w:color="000000"/>
-                <w:right w:val="none" w:sz="0" w:space="0" w:color="000000"/>
-              </w:pBdr>
-              <w:spacing w:after="120" w:before="120" w:line="240"/>
-              <w:ind w:left="120" w:right="120" w:firstLine="0" w:firstLineChars="0"/>
-              <w:rPr>
-                <w:rFonts w:ascii="Arial" w:hAnsi="Arial" w:eastAsia="Arial" w:cs="Arial"/>
-                <w:i w:val="false"/>
-                <w:b w:val="false"/>
-                <w:u w:val="none"/>
-                <w:sz w:val="22"/>
-                <w:szCs w:val="22"/>
-                <w:color w:val="000000"/>
-              </w:rPr>
-            </w:pPr>
-            <w:r>
-              <w:rPr>
-                <w:rFonts w:ascii="Arial" w:hAnsi="Arial" w:eastAsia="Arial" w:cs="Arial"/>
-                <w:i w:val="false"/>
-                <w:b w:val="false"/>
-                <w:u w:val="none"/>
-                <w:sz w:val="22"/>
-                <w:szCs w:val="22"/>
-                <w:color w:val="000000"/>
-              </w:rPr>
-              <w:t xml:space="preserve">(4.60)   </w:t>
+              <w:t xml:space="preserve">(3.47)   </w:t>
+            </w:r>
+          </w:p>
+        </w:tc>
+        <w:tc>
+          <w:tcPr>
+            <w:tcBorders>
+              <w:bottom w:val="none" w:sz="0" w:space="0" w:color="000000"/>
+              <w:top w:val="none" w:sz="0" w:space="0" w:color="000000"/>
+              <w:left w:val="none" w:sz="0" w:space="0" w:color="000000"/>
+              <w:right w:val="none" w:sz="0" w:space="0" w:color="000000"/>
+            </w:tcBorders>
+            <w:shd w:val="clear" w:color="auto" w:fill="FFFFFF"/>
+            <w:tcMar>
+              <w:top w:w="0" w:type="dxa"/>
+              <w:bottom w:w="0" w:type="dxa"/>
+              <w:left w:w="0" w:type="dxa"/>
+              <w:right w:w="0" w:type="dxa"/>
+            </w:tcMar>
+            <w:vAlign w:val="top"/>
+          </w:tcPr>
+          <w:p>
+            <w:pPr>
+              <w:pStyle w:val="Normal"/>
+              <w:jc w:val="right"/>
+              <w:pBdr>
+                <w:bottom w:val="none" w:sz="0" w:space="0" w:color="000000"/>
+                <w:top w:val="none" w:sz="0" w:space="0" w:color="000000"/>
+                <w:left w:val="none" w:sz="0" w:space="0" w:color="000000"/>
+                <w:right w:val="none" w:sz="0" w:space="0" w:color="000000"/>
+              </w:pBdr>
+              <w:spacing w:after="120" w:before="120" w:line="240"/>
+              <w:ind w:left="120" w:right="120" w:firstLine="0" w:firstLineChars="0"/>
+              <w:rPr>
+                <w:rFonts w:ascii="Arial" w:hAnsi="Arial" w:eastAsia="Arial" w:cs="Arial"/>
+                <w:i w:val="false"/>
+                <w:b w:val="false"/>
+                <w:u w:val="none"/>
+                <w:sz w:val="22"/>
+                <w:szCs w:val="22"/>
+                <w:color w:val="000000"/>
+              </w:rPr>
+            </w:pPr>
+            <w:r>
+              <w:rPr>
+                <w:rFonts w:ascii="Arial" w:hAnsi="Arial" w:eastAsia="Arial" w:cs="Arial"/>
+                <w:i w:val="false"/>
+                <w:b w:val="false"/>
+                <w:u w:val="none"/>
+                <w:sz w:val="22"/>
+                <w:szCs w:val="22"/>
+                <w:color w:val="000000"/>
+              </w:rPr>
+              <w:t xml:space="preserve">(3.43)   </w:t>
+            </w:r>
+          </w:p>
+        </w:tc>
+        <w:tc>
+          <w:tcPr>
+            <w:tcBorders>
+              <w:bottom w:val="none" w:sz="0" w:space="0" w:color="000000"/>
+              <w:top w:val="none" w:sz="0" w:space="0" w:color="000000"/>
+              <w:left w:val="none" w:sz="0" w:space="0" w:color="000000"/>
+              <w:right w:val="none" w:sz="0" w:space="0" w:color="000000"/>
+            </w:tcBorders>
+            <w:shd w:val="clear" w:color="auto" w:fill="FFFFFF"/>
+            <w:tcMar>
+              <w:top w:w="0" w:type="dxa"/>
+              <w:bottom w:w="0" w:type="dxa"/>
+              <w:left w:w="0" w:type="dxa"/>
+              <w:right w:w="0" w:type="dxa"/>
+            </w:tcMar>
+            <w:vAlign w:val="top"/>
+          </w:tcPr>
+          <w:p>
+            <w:pPr>
+              <w:pStyle w:val="Normal"/>
+              <w:jc w:val="right"/>
+              <w:pBdr>
+                <w:bottom w:val="none" w:sz="0" w:space="0" w:color="000000"/>
+                <w:top w:val="none" w:sz="0" w:space="0" w:color="000000"/>
+                <w:left w:val="none" w:sz="0" w:space="0" w:color="000000"/>
+                <w:right w:val="none" w:sz="0" w:space="0" w:color="000000"/>
+              </w:pBdr>
+              <w:spacing w:after="120" w:before="120" w:line="240"/>
+              <w:ind w:left="120" w:right="120" w:firstLine="0" w:firstLineChars="0"/>
+              <w:rPr>
+                <w:rFonts w:ascii="Arial" w:hAnsi="Arial" w:eastAsia="Arial" w:cs="Arial"/>
+                <w:i w:val="false"/>
+                <w:b w:val="false"/>
+                <w:u w:val="none"/>
+                <w:sz w:val="22"/>
+                <w:szCs w:val="22"/>
+                <w:color w:val="000000"/>
+              </w:rPr>
+            </w:pPr>
+            <w:r>
+              <w:rPr>
+                <w:rFonts w:ascii="Arial" w:hAnsi="Arial" w:eastAsia="Arial" w:cs="Arial"/>
+                <w:i w:val="false"/>
+                <w:b w:val="false"/>
+                <w:u w:val="none"/>
+                <w:sz w:val="22"/>
+                <w:szCs w:val="22"/>
+                <w:color w:val="000000"/>
+              </w:rPr>
+              <w:t xml:space="preserve">(3.86)   </w:t>
+            </w:r>
+          </w:p>
+        </w:tc>
+        <w:tc>
+          <w:tcPr>
+            <w:tcBorders>
+              <w:bottom w:val="none" w:sz="0" w:space="0" w:color="000000"/>
+              <w:top w:val="none" w:sz="0" w:space="0" w:color="000000"/>
+              <w:left w:val="none" w:sz="0" w:space="0" w:color="000000"/>
+              <w:right w:val="none" w:sz="0" w:space="0" w:color="000000"/>
+            </w:tcBorders>
+            <w:shd w:val="clear" w:color="auto" w:fill="FFFFFF"/>
+            <w:tcMar>
+              <w:top w:w="0" w:type="dxa"/>
+              <w:bottom w:w="0" w:type="dxa"/>
+              <w:left w:w="0" w:type="dxa"/>
+              <w:right w:w="0" w:type="dxa"/>
+            </w:tcMar>
+            <w:vAlign w:val="top"/>
+          </w:tcPr>
+          <w:p>
+            <w:pPr>
+              <w:pStyle w:val="Normal"/>
+              <w:jc w:val="right"/>
+              <w:pBdr>
+                <w:bottom w:val="none" w:sz="0" w:space="0" w:color="000000"/>
+                <w:top w:val="none" w:sz="0" w:space="0" w:color="000000"/>
+                <w:left w:val="none" w:sz="0" w:space="0" w:color="000000"/>
+                <w:right w:val="none" w:sz="0" w:space="0" w:color="000000"/>
+              </w:pBdr>
+              <w:spacing w:after="120" w:before="120" w:line="240"/>
+              <w:ind w:left="120" w:right="120" w:firstLine="0" w:firstLineChars="0"/>
+              <w:rPr>
+                <w:rFonts w:ascii="Arial" w:hAnsi="Arial" w:eastAsia="Arial" w:cs="Arial"/>
+                <w:i w:val="false"/>
+                <w:b w:val="false"/>
+                <w:u w:val="none"/>
+                <w:sz w:val="22"/>
+                <w:szCs w:val="22"/>
+                <w:color w:val="000000"/>
+              </w:rPr>
+            </w:pPr>
+            <w:r>
+              <w:rPr>
+                <w:rFonts w:ascii="Arial" w:hAnsi="Arial" w:eastAsia="Arial" w:cs="Arial"/>
+                <w:i w:val="false"/>
+                <w:b w:val="false"/>
+                <w:u w:val="none"/>
+                <w:sz w:val="22"/>
+                <w:szCs w:val="22"/>
+                <w:color w:val="000000"/>
+              </w:rPr>
+              <w:t xml:space="preserve">(4.19)   </w:t>
+            </w:r>
+          </w:p>
+        </w:tc>
+        <w:tc>
+          <w:tcPr>
+            <w:tcBorders>
+              <w:bottom w:val="none" w:sz="0" w:space="0" w:color="000000"/>
+              <w:top w:val="none" w:sz="0" w:space="0" w:color="000000"/>
+              <w:left w:val="none" w:sz="0" w:space="0" w:color="000000"/>
+              <w:right w:val="none" w:sz="0" w:space="0" w:color="000000"/>
+            </w:tcBorders>
+            <w:shd w:val="clear" w:color="auto" w:fill="FFFFFF"/>
+            <w:tcMar>
+              <w:top w:w="0" w:type="dxa"/>
+              <w:bottom w:w="0" w:type="dxa"/>
+              <w:left w:w="0" w:type="dxa"/>
+              <w:right w:w="0" w:type="dxa"/>
+            </w:tcMar>
+            <w:vAlign w:val="top"/>
+          </w:tcPr>
+          <w:p>
+            <w:pPr>
+              <w:pStyle w:val="Normal"/>
+              <w:jc w:val="right"/>
+              <w:pBdr>
+                <w:bottom w:val="none" w:sz="0" w:space="0" w:color="000000"/>
+                <w:top w:val="none" w:sz="0" w:space="0" w:color="000000"/>
+                <w:left w:val="none" w:sz="0" w:space="0" w:color="000000"/>
+                <w:right w:val="none" w:sz="0" w:space="0" w:color="000000"/>
+              </w:pBdr>
+              <w:spacing w:after="120" w:before="120" w:line="240"/>
+              <w:ind w:left="120" w:right="120" w:firstLine="0" w:firstLineChars="0"/>
+              <w:rPr>
+                <w:rFonts w:ascii="Arial" w:hAnsi="Arial" w:eastAsia="Arial" w:cs="Arial"/>
+                <w:i w:val="false"/>
+                <w:b w:val="false"/>
+                <w:u w:val="none"/>
+                <w:sz w:val="22"/>
+                <w:szCs w:val="22"/>
+                <w:color w:val="000000"/>
+              </w:rPr>
+            </w:pPr>
+            <w:r>
+              <w:rPr>
+                <w:rFonts w:ascii="Arial" w:hAnsi="Arial" w:eastAsia="Arial" w:cs="Arial"/>
+                <w:i w:val="false"/>
+                <w:b w:val="false"/>
+                <w:u w:val="none"/>
+                <w:sz w:val="22"/>
+                <w:szCs w:val="22"/>
+                <w:color w:val="000000"/>
+              </w:rPr>
+              <w:t xml:space="preserve">(3.86)   </w:t>
             </w:r>
           </w:p>
         </w:tc>
@@ -5430,6 +6438,59 @@
                 <w:szCs w:val="22"/>
                 <w:color w:val="000000"/>
               </w:rPr>
+              <w:t xml:space="preserve">30.75 ***</w:t>
+            </w:r>
+          </w:p>
+        </w:tc>
+        <w:tc>
+          <w:tcPr>
+            <w:tcBorders>
+              <w:bottom w:val="none" w:sz="0" w:space="0" w:color="000000"/>
+              <w:top w:val="none" w:sz="0" w:space="0" w:color="000000"/>
+              <w:left w:val="none" w:sz="0" w:space="0" w:color="000000"/>
+              <w:right w:val="none" w:sz="0" w:space="0" w:color="000000"/>
+            </w:tcBorders>
+            <w:shd w:val="clear" w:color="auto" w:fill="FFFFFF"/>
+            <w:tcMar>
+              <w:top w:w="0" w:type="dxa"/>
+              <w:bottom w:w="0" w:type="dxa"/>
+              <w:left w:w="0" w:type="dxa"/>
+              <w:right w:w="0" w:type="dxa"/>
+            </w:tcMar>
+            <w:vAlign w:val="top"/>
+          </w:tcPr>
+          <w:p>
+            <w:pPr>
+              <w:pStyle w:val="Normal"/>
+              <w:jc w:val="right"/>
+              <w:pBdr>
+                <w:bottom w:val="none" w:sz="0" w:space="0" w:color="000000"/>
+                <w:top w:val="none" w:sz="0" w:space="0" w:color="000000"/>
+                <w:left w:val="none" w:sz="0" w:space="0" w:color="000000"/>
+                <w:right w:val="none" w:sz="0" w:space="0" w:color="000000"/>
+              </w:pBdr>
+              <w:spacing w:after="120" w:before="120" w:line="240"/>
+              <w:ind w:left="120" w:right="120" w:firstLine="0" w:firstLineChars="0"/>
+              <w:rPr>
+                <w:rFonts w:ascii="Arial" w:hAnsi="Arial" w:eastAsia="Arial" w:cs="Arial"/>
+                <w:i w:val="false"/>
+                <w:b w:val="false"/>
+                <w:u w:val="none"/>
+                <w:sz w:val="22"/>
+                <w:szCs w:val="22"/>
+                <w:color w:val="000000"/>
+              </w:rPr>
+            </w:pPr>
+            <w:r>
+              <w:rPr>
+                <w:rFonts w:ascii="Arial" w:hAnsi="Arial" w:eastAsia="Arial" w:cs="Arial"/>
+                <w:i w:val="false"/>
+                <w:b w:val="false"/>
+                <w:u w:val="none"/>
+                <w:sz w:val="22"/>
+                <w:szCs w:val="22"/>
+                <w:color w:val="000000"/>
+              </w:rPr>
               <w:t xml:space="preserve">30.74 ***</w:t>
             </w:r>
           </w:p>
@@ -5705,6 +6766,59 @@
             </w:r>
           </w:p>
         </w:tc>
+        <w:tc>
+          <w:tcPr>
+            <w:tcBorders>
+              <w:bottom w:val="none" w:sz="0" w:space="0" w:color="000000"/>
+              <w:top w:val="none" w:sz="0" w:space="0" w:color="000000"/>
+              <w:left w:val="none" w:sz="0" w:space="0" w:color="000000"/>
+              <w:right w:val="none" w:sz="0" w:space="0" w:color="000000"/>
+            </w:tcBorders>
+            <w:shd w:val="clear" w:color="auto" w:fill="FFFFFF"/>
+            <w:tcMar>
+              <w:top w:w="0" w:type="dxa"/>
+              <w:bottom w:w="0" w:type="dxa"/>
+              <w:left w:w="0" w:type="dxa"/>
+              <w:right w:w="0" w:type="dxa"/>
+            </w:tcMar>
+            <w:vAlign w:val="top"/>
+          </w:tcPr>
+          <w:p>
+            <w:pPr>
+              <w:pStyle w:val="Normal"/>
+              <w:jc w:val="right"/>
+              <w:pBdr>
+                <w:bottom w:val="none" w:sz="0" w:space="0" w:color="000000"/>
+                <w:top w:val="none" w:sz="0" w:space="0" w:color="000000"/>
+                <w:left w:val="none" w:sz="0" w:space="0" w:color="000000"/>
+                <w:right w:val="none" w:sz="0" w:space="0" w:color="000000"/>
+              </w:pBdr>
+              <w:spacing w:after="120" w:before="120" w:line="240"/>
+              <w:ind w:left="120" w:right="120" w:firstLine="0" w:firstLineChars="0"/>
+              <w:rPr>
+                <w:rFonts w:ascii="Arial" w:hAnsi="Arial" w:eastAsia="Arial" w:cs="Arial"/>
+                <w:i w:val="false"/>
+                <w:b w:val="false"/>
+                <w:u w:val="none"/>
+                <w:sz w:val="22"/>
+                <w:szCs w:val="22"/>
+                <w:color w:val="000000"/>
+              </w:rPr>
+            </w:pPr>
+            <w:r>
+              <w:rPr>
+                <w:rFonts w:ascii="Arial" w:hAnsi="Arial" w:eastAsia="Arial" w:cs="Arial"/>
+                <w:i w:val="false"/>
+                <w:b w:val="false"/>
+                <w:u w:val="none"/>
+                <w:sz w:val="22"/>
+                <w:szCs w:val="22"/>
+                <w:color w:val="000000"/>
+              </w:rPr>
+              <w:t xml:space="preserve">(0.41)   </w:t>
+            </w:r>
+          </w:p>
+        </w:tc>
       </w:tr>
       <w:tr>
         <w:trPr>
@@ -5866,113 +6980,166 @@
                 <w:szCs w:val="22"/>
                 <w:color w:val="000000"/>
               </w:rPr>
-              <w:t xml:space="preserve">1.95    </w:t>
-            </w:r>
-          </w:p>
-        </w:tc>
-        <w:tc>
-          <w:tcPr>
-            <w:tcBorders>
-              <w:bottom w:val="none" w:sz="0" w:space="0" w:color="000000"/>
-              <w:top w:val="none" w:sz="0" w:space="0" w:color="000000"/>
-              <w:left w:val="none" w:sz="0" w:space="0" w:color="000000"/>
-              <w:right w:val="none" w:sz="0" w:space="0" w:color="000000"/>
-            </w:tcBorders>
-            <w:shd w:val="clear" w:color="auto" w:fill="FFFFFF"/>
-            <w:tcMar>
-              <w:top w:w="0" w:type="dxa"/>
-              <w:bottom w:w="0" w:type="dxa"/>
-              <w:left w:w="0" w:type="dxa"/>
-              <w:right w:w="0" w:type="dxa"/>
-            </w:tcMar>
-            <w:vAlign w:val="top"/>
-          </w:tcPr>
-          <w:p>
-            <w:pPr>
-              <w:pStyle w:val="Normal"/>
-              <w:jc w:val="right"/>
-              <w:pBdr>
-                <w:bottom w:val="none" w:sz="0" w:space="0" w:color="000000"/>
-                <w:top w:val="none" w:sz="0" w:space="0" w:color="000000"/>
-                <w:left w:val="none" w:sz="0" w:space="0" w:color="000000"/>
-                <w:right w:val="none" w:sz="0" w:space="0" w:color="000000"/>
-              </w:pBdr>
-              <w:spacing w:after="120" w:before="120" w:line="240"/>
-              <w:ind w:left="120" w:right="120" w:firstLine="0" w:firstLineChars="0"/>
-              <w:rPr>
-                <w:rFonts w:ascii="Arial" w:hAnsi="Arial" w:eastAsia="Arial" w:cs="Arial"/>
-                <w:i w:val="false"/>
-                <w:b w:val="false"/>
-                <w:u w:val="none"/>
-                <w:sz w:val="22"/>
-                <w:szCs w:val="22"/>
-                <w:color w:val="000000"/>
-              </w:rPr>
-            </w:pPr>
-            <w:r>
-              <w:rPr>
-                <w:rFonts w:ascii="Arial" w:hAnsi="Arial" w:eastAsia="Arial" w:cs="Arial"/>
-                <w:i w:val="false"/>
-                <w:b w:val="false"/>
-                <w:u w:val="none"/>
-                <w:sz w:val="22"/>
-                <w:szCs w:val="22"/>
-                <w:color w:val="000000"/>
-              </w:rPr>
-              <w:t xml:space="preserve">3.07    </w:t>
-            </w:r>
-          </w:p>
-        </w:tc>
-        <w:tc>
-          <w:tcPr>
-            <w:tcBorders>
-              <w:bottom w:val="none" w:sz="0" w:space="0" w:color="000000"/>
-              <w:top w:val="none" w:sz="0" w:space="0" w:color="000000"/>
-              <w:left w:val="none" w:sz="0" w:space="0" w:color="000000"/>
-              <w:right w:val="none" w:sz="0" w:space="0" w:color="000000"/>
-            </w:tcBorders>
-            <w:shd w:val="clear" w:color="auto" w:fill="FFFFFF"/>
-            <w:tcMar>
-              <w:top w:w="0" w:type="dxa"/>
-              <w:bottom w:w="0" w:type="dxa"/>
-              <w:left w:w="0" w:type="dxa"/>
-              <w:right w:w="0" w:type="dxa"/>
-            </w:tcMar>
-            <w:vAlign w:val="top"/>
-          </w:tcPr>
-          <w:p>
-            <w:pPr>
-              <w:pStyle w:val="Normal"/>
-              <w:jc w:val="right"/>
-              <w:pBdr>
-                <w:bottom w:val="none" w:sz="0" w:space="0" w:color="000000"/>
-                <w:top w:val="none" w:sz="0" w:space="0" w:color="000000"/>
-                <w:left w:val="none" w:sz="0" w:space="0" w:color="000000"/>
-                <w:right w:val="none" w:sz="0" w:space="0" w:color="000000"/>
-              </w:pBdr>
-              <w:spacing w:after="120" w:before="120" w:line="240"/>
-              <w:ind w:left="120" w:right="120" w:firstLine="0" w:firstLineChars="0"/>
-              <w:rPr>
-                <w:rFonts w:ascii="Arial" w:hAnsi="Arial" w:eastAsia="Arial" w:cs="Arial"/>
-                <w:i w:val="false"/>
-                <w:b w:val="false"/>
-                <w:u w:val="none"/>
-                <w:sz w:val="22"/>
-                <w:szCs w:val="22"/>
-                <w:color w:val="000000"/>
-              </w:rPr>
-            </w:pPr>
-            <w:r>
-              <w:rPr>
-                <w:rFonts w:ascii="Arial" w:hAnsi="Arial" w:eastAsia="Arial" w:cs="Arial"/>
-                <w:i w:val="false"/>
-                <w:b w:val="false"/>
-                <w:u w:val="none"/>
-                <w:sz w:val="22"/>
-                <w:szCs w:val="22"/>
-                <w:color w:val="000000"/>
-              </w:rPr>
-              <w:t xml:space="preserve">3.05    </w:t>
+              <w:t xml:space="preserve">1.96    </w:t>
+            </w:r>
+          </w:p>
+        </w:tc>
+        <w:tc>
+          <w:tcPr>
+            <w:tcBorders>
+              <w:bottom w:val="none" w:sz="0" w:space="0" w:color="000000"/>
+              <w:top w:val="none" w:sz="0" w:space="0" w:color="000000"/>
+              <w:left w:val="none" w:sz="0" w:space="0" w:color="000000"/>
+              <w:right w:val="none" w:sz="0" w:space="0" w:color="000000"/>
+            </w:tcBorders>
+            <w:shd w:val="clear" w:color="auto" w:fill="FFFFFF"/>
+            <w:tcMar>
+              <w:top w:w="0" w:type="dxa"/>
+              <w:bottom w:w="0" w:type="dxa"/>
+              <w:left w:w="0" w:type="dxa"/>
+              <w:right w:w="0" w:type="dxa"/>
+            </w:tcMar>
+            <w:vAlign w:val="top"/>
+          </w:tcPr>
+          <w:p>
+            <w:pPr>
+              <w:pStyle w:val="Normal"/>
+              <w:jc w:val="right"/>
+              <w:pBdr>
+                <w:bottom w:val="none" w:sz="0" w:space="0" w:color="000000"/>
+                <w:top w:val="none" w:sz="0" w:space="0" w:color="000000"/>
+                <w:left w:val="none" w:sz="0" w:space="0" w:color="000000"/>
+                <w:right w:val="none" w:sz="0" w:space="0" w:color="000000"/>
+              </w:pBdr>
+              <w:spacing w:after="120" w:before="120" w:line="240"/>
+              <w:ind w:left="120" w:right="120" w:firstLine="0" w:firstLineChars="0"/>
+              <w:rPr>
+                <w:rFonts w:ascii="Arial" w:hAnsi="Arial" w:eastAsia="Arial" w:cs="Arial"/>
+                <w:i w:val="false"/>
+                <w:b w:val="false"/>
+                <w:u w:val="none"/>
+                <w:sz w:val="22"/>
+                <w:szCs w:val="22"/>
+                <w:color w:val="000000"/>
+              </w:rPr>
+            </w:pPr>
+            <w:r>
+              <w:rPr>
+                <w:rFonts w:ascii="Arial" w:hAnsi="Arial" w:eastAsia="Arial" w:cs="Arial"/>
+                <w:i w:val="false"/>
+                <w:b w:val="false"/>
+                <w:u w:val="none"/>
+                <w:sz w:val="22"/>
+                <w:szCs w:val="22"/>
+                <w:color w:val="000000"/>
+              </w:rPr>
+              <w:t xml:space="preserve">3.02    </w:t>
+            </w:r>
+          </w:p>
+        </w:tc>
+        <w:tc>
+          <w:tcPr>
+            <w:tcBorders>
+              <w:bottom w:val="none" w:sz="0" w:space="0" w:color="000000"/>
+              <w:top w:val="none" w:sz="0" w:space="0" w:color="000000"/>
+              <w:left w:val="none" w:sz="0" w:space="0" w:color="000000"/>
+              <w:right w:val="none" w:sz="0" w:space="0" w:color="000000"/>
+            </w:tcBorders>
+            <w:shd w:val="clear" w:color="auto" w:fill="FFFFFF"/>
+            <w:tcMar>
+              <w:top w:w="0" w:type="dxa"/>
+              <w:bottom w:w="0" w:type="dxa"/>
+              <w:left w:w="0" w:type="dxa"/>
+              <w:right w:w="0" w:type="dxa"/>
+            </w:tcMar>
+            <w:vAlign w:val="top"/>
+          </w:tcPr>
+          <w:p>
+            <w:pPr>
+              <w:pStyle w:val="Normal"/>
+              <w:jc w:val="right"/>
+              <w:pBdr>
+                <w:bottom w:val="none" w:sz="0" w:space="0" w:color="000000"/>
+                <w:top w:val="none" w:sz="0" w:space="0" w:color="000000"/>
+                <w:left w:val="none" w:sz="0" w:space="0" w:color="000000"/>
+                <w:right w:val="none" w:sz="0" w:space="0" w:color="000000"/>
+              </w:pBdr>
+              <w:spacing w:after="120" w:before="120" w:line="240"/>
+              <w:ind w:left="120" w:right="120" w:firstLine="0" w:firstLineChars="0"/>
+              <w:rPr>
+                <w:rFonts w:ascii="Arial" w:hAnsi="Arial" w:eastAsia="Arial" w:cs="Arial"/>
+                <w:i w:val="false"/>
+                <w:b w:val="false"/>
+                <w:u w:val="none"/>
+                <w:sz w:val="22"/>
+                <w:szCs w:val="22"/>
+                <w:color w:val="000000"/>
+              </w:rPr>
+            </w:pPr>
+            <w:r>
+              <w:rPr>
+                <w:rFonts w:ascii="Arial" w:hAnsi="Arial" w:eastAsia="Arial" w:cs="Arial"/>
+                <w:i w:val="false"/>
+                <w:b w:val="false"/>
+                <w:u w:val="none"/>
+                <w:sz w:val="22"/>
+                <w:szCs w:val="22"/>
+                <w:color w:val="000000"/>
+              </w:rPr>
+              <w:t xml:space="preserve">2.92    </w:t>
+            </w:r>
+          </w:p>
+        </w:tc>
+        <w:tc>
+          <w:tcPr>
+            <w:tcBorders>
+              <w:bottom w:val="none" w:sz="0" w:space="0" w:color="000000"/>
+              <w:top w:val="none" w:sz="0" w:space="0" w:color="000000"/>
+              <w:left w:val="none" w:sz="0" w:space="0" w:color="000000"/>
+              <w:right w:val="none" w:sz="0" w:space="0" w:color="000000"/>
+            </w:tcBorders>
+            <w:shd w:val="clear" w:color="auto" w:fill="FFFFFF"/>
+            <w:tcMar>
+              <w:top w:w="0" w:type="dxa"/>
+              <w:bottom w:w="0" w:type="dxa"/>
+              <w:left w:w="0" w:type="dxa"/>
+              <w:right w:w="0" w:type="dxa"/>
+            </w:tcMar>
+            <w:vAlign w:val="top"/>
+          </w:tcPr>
+          <w:p>
+            <w:pPr>
+              <w:pStyle w:val="Normal"/>
+              <w:jc w:val="right"/>
+              <w:pBdr>
+                <w:bottom w:val="none" w:sz="0" w:space="0" w:color="000000"/>
+                <w:top w:val="none" w:sz="0" w:space="0" w:color="000000"/>
+                <w:left w:val="none" w:sz="0" w:space="0" w:color="000000"/>
+                <w:right w:val="none" w:sz="0" w:space="0" w:color="000000"/>
+              </w:pBdr>
+              <w:spacing w:after="120" w:before="120" w:line="240"/>
+              <w:ind w:left="120" w:right="120" w:firstLine="0" w:firstLineChars="0"/>
+              <w:rPr>
+                <w:rFonts w:ascii="Arial" w:hAnsi="Arial" w:eastAsia="Arial" w:cs="Arial"/>
+                <w:i w:val="false"/>
+                <w:b w:val="false"/>
+                <w:u w:val="none"/>
+                <w:sz w:val="22"/>
+                <w:szCs w:val="22"/>
+                <w:color w:val="000000"/>
+              </w:rPr>
+            </w:pPr>
+            <w:r>
+              <w:rPr>
+                <w:rFonts w:ascii="Arial" w:hAnsi="Arial" w:eastAsia="Arial" w:cs="Arial"/>
+                <w:i w:val="false"/>
+                <w:b w:val="false"/>
+                <w:u w:val="none"/>
+                <w:sz w:val="22"/>
+                <w:szCs w:val="22"/>
+                <w:color w:val="000000"/>
+              </w:rPr>
+              <w:t xml:space="preserve">3.00    </w:t>
             </w:r>
           </w:p>
         </w:tc>
@@ -6084,166 +7251,219 @@
                 <w:szCs w:val="22"/>
                 <w:color w:val="000000"/>
               </w:rPr>
-              <w:t xml:space="preserve">(3.60)   </w:t>
-            </w:r>
-          </w:p>
-        </w:tc>
-        <w:tc>
-          <w:tcPr>
-            <w:tcBorders>
-              <w:bottom w:val="none" w:sz="0" w:space="0" w:color="000000"/>
-              <w:top w:val="none" w:sz="0" w:space="0" w:color="000000"/>
-              <w:left w:val="none" w:sz="0" w:space="0" w:color="000000"/>
-              <w:right w:val="none" w:sz="0" w:space="0" w:color="000000"/>
-            </w:tcBorders>
-            <w:shd w:val="clear" w:color="auto" w:fill="FFFFFF"/>
-            <w:tcMar>
-              <w:top w:w="0" w:type="dxa"/>
-              <w:bottom w:w="0" w:type="dxa"/>
-              <w:left w:w="0" w:type="dxa"/>
-              <w:right w:w="0" w:type="dxa"/>
-            </w:tcMar>
-            <w:vAlign w:val="top"/>
-          </w:tcPr>
-          <w:p>
-            <w:pPr>
-              <w:pStyle w:val="Normal"/>
-              <w:jc w:val="right"/>
-              <w:pBdr>
-                <w:bottom w:val="none" w:sz="0" w:space="0" w:color="000000"/>
-                <w:top w:val="none" w:sz="0" w:space="0" w:color="000000"/>
-                <w:left w:val="none" w:sz="0" w:space="0" w:color="000000"/>
-                <w:right w:val="none" w:sz="0" w:space="0" w:color="000000"/>
-              </w:pBdr>
-              <w:spacing w:after="120" w:before="120" w:line="240"/>
-              <w:ind w:left="120" w:right="120" w:firstLine="0" w:firstLineChars="0"/>
-              <w:rPr>
-                <w:rFonts w:ascii="Arial" w:hAnsi="Arial" w:eastAsia="Arial" w:cs="Arial"/>
-                <w:i w:val="false"/>
-                <w:b w:val="false"/>
-                <w:u w:val="none"/>
-                <w:sz w:val="22"/>
-                <w:szCs w:val="22"/>
-                <w:color w:val="000000"/>
-              </w:rPr>
-            </w:pPr>
-            <w:r>
-              <w:rPr>
-                <w:rFonts w:ascii="Arial" w:hAnsi="Arial" w:eastAsia="Arial" w:cs="Arial"/>
-                <w:i w:val="false"/>
-                <w:b w:val="false"/>
-                <w:u w:val="none"/>
-                <w:sz w:val="22"/>
-                <w:szCs w:val="22"/>
-                <w:color w:val="000000"/>
-              </w:rPr>
-              <w:t xml:space="preserve">(3.57)   </w:t>
-            </w:r>
-          </w:p>
-        </w:tc>
-        <w:tc>
-          <w:tcPr>
-            <w:tcBorders>
-              <w:bottom w:val="none" w:sz="0" w:space="0" w:color="000000"/>
-              <w:top w:val="none" w:sz="0" w:space="0" w:color="000000"/>
-              <w:left w:val="none" w:sz="0" w:space="0" w:color="000000"/>
-              <w:right w:val="none" w:sz="0" w:space="0" w:color="000000"/>
-            </w:tcBorders>
-            <w:shd w:val="clear" w:color="auto" w:fill="FFFFFF"/>
-            <w:tcMar>
-              <w:top w:w="0" w:type="dxa"/>
-              <w:bottom w:w="0" w:type="dxa"/>
-              <w:left w:w="0" w:type="dxa"/>
-              <w:right w:w="0" w:type="dxa"/>
-            </w:tcMar>
-            <w:vAlign w:val="top"/>
-          </w:tcPr>
-          <w:p>
-            <w:pPr>
-              <w:pStyle w:val="Normal"/>
-              <w:jc w:val="right"/>
-              <w:pBdr>
-                <w:bottom w:val="none" w:sz="0" w:space="0" w:color="000000"/>
-                <w:top w:val="none" w:sz="0" w:space="0" w:color="000000"/>
-                <w:left w:val="none" w:sz="0" w:space="0" w:color="000000"/>
-                <w:right w:val="none" w:sz="0" w:space="0" w:color="000000"/>
-              </w:pBdr>
-              <w:spacing w:after="120" w:before="120" w:line="240"/>
-              <w:ind w:left="120" w:right="120" w:firstLine="0" w:firstLineChars="0"/>
-              <w:rPr>
-                <w:rFonts w:ascii="Arial" w:hAnsi="Arial" w:eastAsia="Arial" w:cs="Arial"/>
-                <w:i w:val="false"/>
-                <w:b w:val="false"/>
-                <w:u w:val="none"/>
-                <w:sz w:val="22"/>
-                <w:szCs w:val="22"/>
-                <w:color w:val="000000"/>
-              </w:rPr>
-            </w:pPr>
-            <w:r>
-              <w:rPr>
-                <w:rFonts w:ascii="Arial" w:hAnsi="Arial" w:eastAsia="Arial" w:cs="Arial"/>
-                <w:i w:val="false"/>
-                <w:b w:val="false"/>
-                <w:u w:val="none"/>
-                <w:sz w:val="22"/>
-                <w:szCs w:val="22"/>
-                <w:color w:val="000000"/>
-              </w:rPr>
-              <w:t xml:space="preserve">(3.62)   </w:t>
-            </w:r>
-          </w:p>
-        </w:tc>
-        <w:tc>
-          <w:tcPr>
-            <w:tcBorders>
-              <w:bottom w:val="none" w:sz="0" w:space="0" w:color="000000"/>
-              <w:top w:val="none" w:sz="0" w:space="0" w:color="000000"/>
-              <w:left w:val="none" w:sz="0" w:space="0" w:color="000000"/>
-              <w:right w:val="none" w:sz="0" w:space="0" w:color="000000"/>
-            </w:tcBorders>
-            <w:shd w:val="clear" w:color="auto" w:fill="FFFFFF"/>
-            <w:tcMar>
-              <w:top w:w="0" w:type="dxa"/>
-              <w:bottom w:w="0" w:type="dxa"/>
-              <w:left w:w="0" w:type="dxa"/>
-              <w:right w:w="0" w:type="dxa"/>
-            </w:tcMar>
-            <w:vAlign w:val="top"/>
-          </w:tcPr>
-          <w:p>
-            <w:pPr>
-              <w:pStyle w:val="Normal"/>
-              <w:jc w:val="right"/>
-              <w:pBdr>
-                <w:bottom w:val="none" w:sz="0" w:space="0" w:color="000000"/>
-                <w:top w:val="none" w:sz="0" w:space="0" w:color="000000"/>
-                <w:left w:val="none" w:sz="0" w:space="0" w:color="000000"/>
-                <w:right w:val="none" w:sz="0" w:space="0" w:color="000000"/>
-              </w:pBdr>
-              <w:spacing w:after="120" w:before="120" w:line="240"/>
-              <w:ind w:left="120" w:right="120" w:firstLine="0" w:firstLineChars="0"/>
-              <w:rPr>
-                <w:rFonts w:ascii="Arial" w:hAnsi="Arial" w:eastAsia="Arial" w:cs="Arial"/>
-                <w:i w:val="false"/>
-                <w:b w:val="false"/>
-                <w:u w:val="none"/>
-                <w:sz w:val="22"/>
-                <w:szCs w:val="22"/>
-                <w:color w:val="000000"/>
-              </w:rPr>
-            </w:pPr>
-            <w:r>
-              <w:rPr>
-                <w:rFonts w:ascii="Arial" w:hAnsi="Arial" w:eastAsia="Arial" w:cs="Arial"/>
-                <w:i w:val="false"/>
-                <w:b w:val="false"/>
-                <w:u w:val="none"/>
-                <w:sz w:val="22"/>
-                <w:szCs w:val="22"/>
-                <w:color w:val="000000"/>
-              </w:rPr>
-              <w:t xml:space="preserve">(3.62)   </w:t>
+              <w:t xml:space="preserve">(3.56)   </w:t>
+            </w:r>
+          </w:p>
+        </w:tc>
+        <w:tc>
+          <w:tcPr>
+            <w:tcBorders>
+              <w:bottom w:val="none" w:sz="0" w:space="0" w:color="000000"/>
+              <w:top w:val="none" w:sz="0" w:space="0" w:color="000000"/>
+              <w:left w:val="none" w:sz="0" w:space="0" w:color="000000"/>
+              <w:right w:val="none" w:sz="0" w:space="0" w:color="000000"/>
+            </w:tcBorders>
+            <w:shd w:val="clear" w:color="auto" w:fill="FFFFFF"/>
+            <w:tcMar>
+              <w:top w:w="0" w:type="dxa"/>
+              <w:bottom w:w="0" w:type="dxa"/>
+              <w:left w:w="0" w:type="dxa"/>
+              <w:right w:w="0" w:type="dxa"/>
+            </w:tcMar>
+            <w:vAlign w:val="top"/>
+          </w:tcPr>
+          <w:p>
+            <w:pPr>
+              <w:pStyle w:val="Normal"/>
+              <w:jc w:val="right"/>
+              <w:pBdr>
+                <w:bottom w:val="none" w:sz="0" w:space="0" w:color="000000"/>
+                <w:top w:val="none" w:sz="0" w:space="0" w:color="000000"/>
+                <w:left w:val="none" w:sz="0" w:space="0" w:color="000000"/>
+                <w:right w:val="none" w:sz="0" w:space="0" w:color="000000"/>
+              </w:pBdr>
+              <w:spacing w:after="120" w:before="120" w:line="240"/>
+              <w:ind w:left="120" w:right="120" w:firstLine="0" w:firstLineChars="0"/>
+              <w:rPr>
+                <w:rFonts w:ascii="Arial" w:hAnsi="Arial" w:eastAsia="Arial" w:cs="Arial"/>
+                <w:i w:val="false"/>
+                <w:b w:val="false"/>
+                <w:u w:val="none"/>
+                <w:sz w:val="22"/>
+                <w:szCs w:val="22"/>
+                <w:color w:val="000000"/>
+              </w:rPr>
+            </w:pPr>
+            <w:r>
+              <w:rPr>
+                <w:rFonts w:ascii="Arial" w:hAnsi="Arial" w:eastAsia="Arial" w:cs="Arial"/>
+                <w:i w:val="false"/>
+                <w:b w:val="false"/>
+                <w:u w:val="none"/>
+                <w:sz w:val="22"/>
+                <w:szCs w:val="22"/>
+                <w:color w:val="000000"/>
+              </w:rPr>
+              <w:t xml:space="preserve">(3.48)   </w:t>
+            </w:r>
+          </w:p>
+        </w:tc>
+        <w:tc>
+          <w:tcPr>
+            <w:tcBorders>
+              <w:bottom w:val="none" w:sz="0" w:space="0" w:color="000000"/>
+              <w:top w:val="none" w:sz="0" w:space="0" w:color="000000"/>
+              <w:left w:val="none" w:sz="0" w:space="0" w:color="000000"/>
+              <w:right w:val="none" w:sz="0" w:space="0" w:color="000000"/>
+            </w:tcBorders>
+            <w:shd w:val="clear" w:color="auto" w:fill="FFFFFF"/>
+            <w:tcMar>
+              <w:top w:w="0" w:type="dxa"/>
+              <w:bottom w:w="0" w:type="dxa"/>
+              <w:left w:w="0" w:type="dxa"/>
+              <w:right w:w="0" w:type="dxa"/>
+            </w:tcMar>
+            <w:vAlign w:val="top"/>
+          </w:tcPr>
+          <w:p>
+            <w:pPr>
+              <w:pStyle w:val="Normal"/>
+              <w:jc w:val="right"/>
+              <w:pBdr>
+                <w:bottom w:val="none" w:sz="0" w:space="0" w:color="000000"/>
+                <w:top w:val="none" w:sz="0" w:space="0" w:color="000000"/>
+                <w:left w:val="none" w:sz="0" w:space="0" w:color="000000"/>
+                <w:right w:val="none" w:sz="0" w:space="0" w:color="000000"/>
+              </w:pBdr>
+              <w:spacing w:after="120" w:before="120" w:line="240"/>
+              <w:ind w:left="120" w:right="120" w:firstLine="0" w:firstLineChars="0"/>
+              <w:rPr>
+                <w:rFonts w:ascii="Arial" w:hAnsi="Arial" w:eastAsia="Arial" w:cs="Arial"/>
+                <w:i w:val="false"/>
+                <w:b w:val="false"/>
+                <w:u w:val="none"/>
+                <w:sz w:val="22"/>
+                <w:szCs w:val="22"/>
+                <w:color w:val="000000"/>
+              </w:rPr>
+            </w:pPr>
+            <w:r>
+              <w:rPr>
+                <w:rFonts w:ascii="Arial" w:hAnsi="Arial" w:eastAsia="Arial" w:cs="Arial"/>
+                <w:i w:val="false"/>
+                <w:b w:val="false"/>
+                <w:u w:val="none"/>
+                <w:sz w:val="22"/>
+                <w:szCs w:val="22"/>
+                <w:color w:val="000000"/>
+              </w:rPr>
+              <w:t xml:space="preserve">(3.52)   </w:t>
+            </w:r>
+          </w:p>
+        </w:tc>
+        <w:tc>
+          <w:tcPr>
+            <w:tcBorders>
+              <w:bottom w:val="none" w:sz="0" w:space="0" w:color="000000"/>
+              <w:top w:val="none" w:sz="0" w:space="0" w:color="000000"/>
+              <w:left w:val="none" w:sz="0" w:space="0" w:color="000000"/>
+              <w:right w:val="none" w:sz="0" w:space="0" w:color="000000"/>
+            </w:tcBorders>
+            <w:shd w:val="clear" w:color="auto" w:fill="FFFFFF"/>
+            <w:tcMar>
+              <w:top w:w="0" w:type="dxa"/>
+              <w:bottom w:w="0" w:type="dxa"/>
+              <w:left w:w="0" w:type="dxa"/>
+              <w:right w:w="0" w:type="dxa"/>
+            </w:tcMar>
+            <w:vAlign w:val="top"/>
+          </w:tcPr>
+          <w:p>
+            <w:pPr>
+              <w:pStyle w:val="Normal"/>
+              <w:jc w:val="right"/>
+              <w:pBdr>
+                <w:bottom w:val="none" w:sz="0" w:space="0" w:color="000000"/>
+                <w:top w:val="none" w:sz="0" w:space="0" w:color="000000"/>
+                <w:left w:val="none" w:sz="0" w:space="0" w:color="000000"/>
+                <w:right w:val="none" w:sz="0" w:space="0" w:color="000000"/>
+              </w:pBdr>
+              <w:spacing w:after="120" w:before="120" w:line="240"/>
+              <w:ind w:left="120" w:right="120" w:firstLine="0" w:firstLineChars="0"/>
+              <w:rPr>
+                <w:rFonts w:ascii="Arial" w:hAnsi="Arial" w:eastAsia="Arial" w:cs="Arial"/>
+                <w:i w:val="false"/>
+                <w:b w:val="false"/>
+                <w:u w:val="none"/>
+                <w:sz w:val="22"/>
+                <w:szCs w:val="22"/>
+                <w:color w:val="000000"/>
+              </w:rPr>
+            </w:pPr>
+            <w:r>
+              <w:rPr>
+                <w:rFonts w:ascii="Arial" w:hAnsi="Arial" w:eastAsia="Arial" w:cs="Arial"/>
+                <w:i w:val="false"/>
+                <w:b w:val="false"/>
+                <w:u w:val="none"/>
+                <w:sz w:val="22"/>
+                <w:szCs w:val="22"/>
+                <w:color w:val="000000"/>
+              </w:rPr>
+              <w:t xml:space="preserve">(3.71)   </w:t>
+            </w:r>
+          </w:p>
+        </w:tc>
+        <w:tc>
+          <w:tcPr>
+            <w:tcBorders>
+              <w:bottom w:val="none" w:sz="0" w:space="0" w:color="000000"/>
+              <w:top w:val="none" w:sz="0" w:space="0" w:color="000000"/>
+              <w:left w:val="none" w:sz="0" w:space="0" w:color="000000"/>
+              <w:right w:val="none" w:sz="0" w:space="0" w:color="000000"/>
+            </w:tcBorders>
+            <w:shd w:val="clear" w:color="auto" w:fill="FFFFFF"/>
+            <w:tcMar>
+              <w:top w:w="0" w:type="dxa"/>
+              <w:bottom w:w="0" w:type="dxa"/>
+              <w:left w:w="0" w:type="dxa"/>
+              <w:right w:w="0" w:type="dxa"/>
+            </w:tcMar>
+            <w:vAlign w:val="top"/>
+          </w:tcPr>
+          <w:p>
+            <w:pPr>
+              <w:pStyle w:val="Normal"/>
+              <w:jc w:val="right"/>
+              <w:pBdr>
+                <w:bottom w:val="none" w:sz="0" w:space="0" w:color="000000"/>
+                <w:top w:val="none" w:sz="0" w:space="0" w:color="000000"/>
+                <w:left w:val="none" w:sz="0" w:space="0" w:color="000000"/>
+                <w:right w:val="none" w:sz="0" w:space="0" w:color="000000"/>
+              </w:pBdr>
+              <w:spacing w:after="120" w:before="120" w:line="240"/>
+              <w:ind w:left="120" w:right="120" w:firstLine="0" w:firstLineChars="0"/>
+              <w:rPr>
+                <w:rFonts w:ascii="Arial" w:hAnsi="Arial" w:eastAsia="Arial" w:cs="Arial"/>
+                <w:i w:val="false"/>
+                <w:b w:val="false"/>
+                <w:u w:val="none"/>
+                <w:sz w:val="22"/>
+                <w:szCs w:val="22"/>
+                <w:color w:val="000000"/>
+              </w:rPr>
+            </w:pPr>
+            <w:r>
+              <w:rPr>
+                <w:rFonts w:ascii="Arial" w:hAnsi="Arial" w:eastAsia="Arial" w:cs="Arial"/>
+                <w:i w:val="false"/>
+                <w:b w:val="false"/>
+                <w:u w:val="none"/>
+                <w:sz w:val="22"/>
+                <w:szCs w:val="22"/>
+                <w:color w:val="000000"/>
+              </w:rPr>
+              <w:t xml:space="preserve">(3.53)   </w:t>
             </w:r>
           </w:p>
         </w:tc>
@@ -6514,6 +7734,59 @@
                 <w:szCs w:val="22"/>
                 <w:color w:val="000000"/>
               </w:rPr>
+              <w:t xml:space="preserve">61.73 ***</w:t>
+            </w:r>
+          </w:p>
+        </w:tc>
+        <w:tc>
+          <w:tcPr>
+            <w:tcBorders>
+              <w:bottom w:val="none" w:sz="0" w:space="0" w:color="000000"/>
+              <w:top w:val="none" w:sz="0" w:space="0" w:color="000000"/>
+              <w:left w:val="none" w:sz="0" w:space="0" w:color="000000"/>
+              <w:right w:val="none" w:sz="0" w:space="0" w:color="000000"/>
+            </w:tcBorders>
+            <w:shd w:val="clear" w:color="auto" w:fill="FFFFFF"/>
+            <w:tcMar>
+              <w:top w:w="0" w:type="dxa"/>
+              <w:bottom w:w="0" w:type="dxa"/>
+              <w:left w:w="0" w:type="dxa"/>
+              <w:right w:w="0" w:type="dxa"/>
+            </w:tcMar>
+            <w:vAlign w:val="top"/>
+          </w:tcPr>
+          <w:p>
+            <w:pPr>
+              <w:pStyle w:val="Normal"/>
+              <w:jc w:val="right"/>
+              <w:pBdr>
+                <w:bottom w:val="none" w:sz="0" w:space="0" w:color="000000"/>
+                <w:top w:val="none" w:sz="0" w:space="0" w:color="000000"/>
+                <w:left w:val="none" w:sz="0" w:space="0" w:color="000000"/>
+                <w:right w:val="none" w:sz="0" w:space="0" w:color="000000"/>
+              </w:pBdr>
+              <w:spacing w:after="120" w:before="120" w:line="240"/>
+              <w:ind w:left="120" w:right="120" w:firstLine="0" w:firstLineChars="0"/>
+              <w:rPr>
+                <w:rFonts w:ascii="Arial" w:hAnsi="Arial" w:eastAsia="Arial" w:cs="Arial"/>
+                <w:i w:val="false"/>
+                <w:b w:val="false"/>
+                <w:u w:val="none"/>
+                <w:sz w:val="22"/>
+                <w:szCs w:val="22"/>
+                <w:color w:val="000000"/>
+              </w:rPr>
+            </w:pPr>
+            <w:r>
+              <w:rPr>
+                <w:rFonts w:ascii="Arial" w:hAnsi="Arial" w:eastAsia="Arial" w:cs="Arial"/>
+                <w:i w:val="false"/>
+                <w:b w:val="false"/>
+                <w:u w:val="none"/>
+                <w:sz w:val="22"/>
+                <w:szCs w:val="22"/>
+                <w:color w:val="000000"/>
+              </w:rPr>
               <w:t xml:space="preserve">61.74 ***</w:t>
             </w:r>
           </w:p>
@@ -6789,6 +8062,59 @@
             </w:r>
           </w:p>
         </w:tc>
+        <w:tc>
+          <w:tcPr>
+            <w:tcBorders>
+              <w:bottom w:val="none" w:sz="0" w:space="0" w:color="000000"/>
+              <w:top w:val="none" w:sz="0" w:space="0" w:color="000000"/>
+              <w:left w:val="none" w:sz="0" w:space="0" w:color="000000"/>
+              <w:right w:val="none" w:sz="0" w:space="0" w:color="000000"/>
+            </w:tcBorders>
+            <w:shd w:val="clear" w:color="auto" w:fill="FFFFFF"/>
+            <w:tcMar>
+              <w:top w:w="0" w:type="dxa"/>
+              <w:bottom w:w="0" w:type="dxa"/>
+              <w:left w:w="0" w:type="dxa"/>
+              <w:right w:w="0" w:type="dxa"/>
+            </w:tcMar>
+            <w:vAlign w:val="top"/>
+          </w:tcPr>
+          <w:p>
+            <w:pPr>
+              <w:pStyle w:val="Normal"/>
+              <w:jc w:val="right"/>
+              <w:pBdr>
+                <w:bottom w:val="none" w:sz="0" w:space="0" w:color="000000"/>
+                <w:top w:val="none" w:sz="0" w:space="0" w:color="000000"/>
+                <w:left w:val="none" w:sz="0" w:space="0" w:color="000000"/>
+                <w:right w:val="none" w:sz="0" w:space="0" w:color="000000"/>
+              </w:pBdr>
+              <w:spacing w:after="120" w:before="120" w:line="240"/>
+              <w:ind w:left="120" w:right="120" w:firstLine="0" w:firstLineChars="0"/>
+              <w:rPr>
+                <w:rFonts w:ascii="Arial" w:hAnsi="Arial" w:eastAsia="Arial" w:cs="Arial"/>
+                <w:i w:val="false"/>
+                <w:b w:val="false"/>
+                <w:u w:val="none"/>
+                <w:sz w:val="22"/>
+                <w:szCs w:val="22"/>
+                <w:color w:val="000000"/>
+              </w:rPr>
+            </w:pPr>
+            <w:r>
+              <w:rPr>
+                <w:rFonts w:ascii="Arial" w:hAnsi="Arial" w:eastAsia="Arial" w:cs="Arial"/>
+                <w:i w:val="false"/>
+                <w:b w:val="false"/>
+                <w:u w:val="none"/>
+                <w:sz w:val="22"/>
+                <w:szCs w:val="22"/>
+                <w:color w:val="000000"/>
+              </w:rPr>
+              <w:t xml:space="preserve">(0.42)   </w:t>
+            </w:r>
+          </w:p>
+        </w:tc>
       </w:tr>
       <w:tr>
         <w:trPr>
@@ -6897,166 +8223,219 @@
                 <w:szCs w:val="22"/>
                 <w:color w:val="000000"/>
               </w:rPr>
-              <w:t xml:space="preserve">-1.55    </w:t>
-            </w:r>
-          </w:p>
-        </w:tc>
-        <w:tc>
-          <w:tcPr>
-            <w:tcBorders>
-              <w:bottom w:val="none" w:sz="0" w:space="0" w:color="000000"/>
-              <w:top w:val="none" w:sz="0" w:space="0" w:color="000000"/>
-              <w:left w:val="none" w:sz="0" w:space="0" w:color="000000"/>
-              <w:right w:val="none" w:sz="0" w:space="0" w:color="000000"/>
-            </w:tcBorders>
-            <w:shd w:val="clear" w:color="auto" w:fill="FFFFFF"/>
-            <w:tcMar>
-              <w:top w:w="0" w:type="dxa"/>
-              <w:bottom w:w="0" w:type="dxa"/>
-              <w:left w:w="0" w:type="dxa"/>
-              <w:right w:w="0" w:type="dxa"/>
-            </w:tcMar>
-            <w:vAlign w:val="top"/>
-          </w:tcPr>
-          <w:p>
-            <w:pPr>
-              <w:pStyle w:val="Normal"/>
-              <w:jc w:val="right"/>
-              <w:pBdr>
-                <w:bottom w:val="none" w:sz="0" w:space="0" w:color="000000"/>
-                <w:top w:val="none" w:sz="0" w:space="0" w:color="000000"/>
-                <w:left w:val="none" w:sz="0" w:space="0" w:color="000000"/>
-                <w:right w:val="none" w:sz="0" w:space="0" w:color="000000"/>
-              </w:pBdr>
-              <w:spacing w:after="120" w:before="120" w:line="240"/>
-              <w:ind w:left="120" w:right="120" w:firstLine="0" w:firstLineChars="0"/>
-              <w:rPr>
-                <w:rFonts w:ascii="Arial" w:hAnsi="Arial" w:eastAsia="Arial" w:cs="Arial"/>
-                <w:i w:val="false"/>
-                <w:b w:val="false"/>
-                <w:u w:val="none"/>
-                <w:sz w:val="22"/>
-                <w:szCs w:val="22"/>
-                <w:color w:val="000000"/>
-              </w:rPr>
-            </w:pPr>
-            <w:r>
-              <w:rPr>
-                <w:rFonts w:ascii="Arial" w:hAnsi="Arial" w:eastAsia="Arial" w:cs="Arial"/>
-                <w:i w:val="false"/>
-                <w:b w:val="false"/>
-                <w:u w:val="none"/>
-                <w:sz w:val="22"/>
-                <w:szCs w:val="22"/>
-                <w:color w:val="000000"/>
-              </w:rPr>
-              <w:t xml:space="preserve">0.37    </w:t>
-            </w:r>
-          </w:p>
-        </w:tc>
-        <w:tc>
-          <w:tcPr>
-            <w:tcBorders>
-              <w:bottom w:val="none" w:sz="0" w:space="0" w:color="000000"/>
-              <w:top w:val="none" w:sz="0" w:space="0" w:color="000000"/>
-              <w:left w:val="none" w:sz="0" w:space="0" w:color="000000"/>
-              <w:right w:val="none" w:sz="0" w:space="0" w:color="000000"/>
-            </w:tcBorders>
-            <w:shd w:val="clear" w:color="auto" w:fill="FFFFFF"/>
-            <w:tcMar>
-              <w:top w:w="0" w:type="dxa"/>
-              <w:bottom w:w="0" w:type="dxa"/>
-              <w:left w:w="0" w:type="dxa"/>
-              <w:right w:w="0" w:type="dxa"/>
-            </w:tcMar>
-            <w:vAlign w:val="top"/>
-          </w:tcPr>
-          <w:p>
-            <w:pPr>
-              <w:pStyle w:val="Normal"/>
-              <w:jc w:val="right"/>
-              <w:pBdr>
-                <w:bottom w:val="none" w:sz="0" w:space="0" w:color="000000"/>
-                <w:top w:val="none" w:sz="0" w:space="0" w:color="000000"/>
-                <w:left w:val="none" w:sz="0" w:space="0" w:color="000000"/>
-                <w:right w:val="none" w:sz="0" w:space="0" w:color="000000"/>
-              </w:pBdr>
-              <w:spacing w:after="120" w:before="120" w:line="240"/>
-              <w:ind w:left="120" w:right="120" w:firstLine="0" w:firstLineChars="0"/>
-              <w:rPr>
-                <w:rFonts w:ascii="Arial" w:hAnsi="Arial" w:eastAsia="Arial" w:cs="Arial"/>
-                <w:i w:val="false"/>
-                <w:b w:val="false"/>
-                <w:u w:val="none"/>
-                <w:sz w:val="22"/>
-                <w:szCs w:val="22"/>
-                <w:color w:val="000000"/>
-              </w:rPr>
-            </w:pPr>
-            <w:r>
-              <w:rPr>
-                <w:rFonts w:ascii="Arial" w:hAnsi="Arial" w:eastAsia="Arial" w:cs="Arial"/>
-                <w:i w:val="false"/>
-                <w:b w:val="false"/>
-                <w:u w:val="none"/>
-                <w:sz w:val="22"/>
-                <w:szCs w:val="22"/>
-                <w:color w:val="000000"/>
-              </w:rPr>
-              <w:t xml:space="preserve">2.32    </w:t>
-            </w:r>
-          </w:p>
-        </w:tc>
-        <w:tc>
-          <w:tcPr>
-            <w:tcBorders>
-              <w:bottom w:val="none" w:sz="0" w:space="0" w:color="000000"/>
-              <w:top w:val="none" w:sz="0" w:space="0" w:color="000000"/>
-              <w:left w:val="none" w:sz="0" w:space="0" w:color="000000"/>
-              <w:right w:val="none" w:sz="0" w:space="0" w:color="000000"/>
-            </w:tcBorders>
-            <w:shd w:val="clear" w:color="auto" w:fill="FFFFFF"/>
-            <w:tcMar>
-              <w:top w:w="0" w:type="dxa"/>
-              <w:bottom w:w="0" w:type="dxa"/>
-              <w:left w:w="0" w:type="dxa"/>
-              <w:right w:w="0" w:type="dxa"/>
-            </w:tcMar>
-            <w:vAlign w:val="top"/>
-          </w:tcPr>
-          <w:p>
-            <w:pPr>
-              <w:pStyle w:val="Normal"/>
-              <w:jc w:val="right"/>
-              <w:pBdr>
-                <w:bottom w:val="none" w:sz="0" w:space="0" w:color="000000"/>
-                <w:top w:val="none" w:sz="0" w:space="0" w:color="000000"/>
-                <w:left w:val="none" w:sz="0" w:space="0" w:color="000000"/>
-                <w:right w:val="none" w:sz="0" w:space="0" w:color="000000"/>
-              </w:pBdr>
-              <w:spacing w:after="120" w:before="120" w:line="240"/>
-              <w:ind w:left="120" w:right="120" w:firstLine="0" w:firstLineChars="0"/>
-              <w:rPr>
-                <w:rFonts w:ascii="Arial" w:hAnsi="Arial" w:eastAsia="Arial" w:cs="Arial"/>
-                <w:i w:val="false"/>
-                <w:b w:val="false"/>
-                <w:u w:val="none"/>
-                <w:sz w:val="22"/>
-                <w:szCs w:val="22"/>
-                <w:color w:val="000000"/>
-              </w:rPr>
-            </w:pPr>
-            <w:r>
-              <w:rPr>
-                <w:rFonts w:ascii="Arial" w:hAnsi="Arial" w:eastAsia="Arial" w:cs="Arial"/>
-                <w:i w:val="false"/>
-                <w:b w:val="false"/>
-                <w:u w:val="none"/>
-                <w:sz w:val="22"/>
-                <w:szCs w:val="22"/>
-                <w:color w:val="000000"/>
-              </w:rPr>
-              <w:t xml:space="preserve">2.30    </w:t>
+              <w:t xml:space="preserve">-2.09    </w:t>
+            </w:r>
+          </w:p>
+        </w:tc>
+        <w:tc>
+          <w:tcPr>
+            <w:tcBorders>
+              <w:bottom w:val="none" w:sz="0" w:space="0" w:color="000000"/>
+              <w:top w:val="none" w:sz="0" w:space="0" w:color="000000"/>
+              <w:left w:val="none" w:sz="0" w:space="0" w:color="000000"/>
+              <w:right w:val="none" w:sz="0" w:space="0" w:color="000000"/>
+            </w:tcBorders>
+            <w:shd w:val="clear" w:color="auto" w:fill="FFFFFF"/>
+            <w:tcMar>
+              <w:top w:w="0" w:type="dxa"/>
+              <w:bottom w:w="0" w:type="dxa"/>
+              <w:left w:w="0" w:type="dxa"/>
+              <w:right w:w="0" w:type="dxa"/>
+            </w:tcMar>
+            <w:vAlign w:val="top"/>
+          </w:tcPr>
+          <w:p>
+            <w:pPr>
+              <w:pStyle w:val="Normal"/>
+              <w:jc w:val="right"/>
+              <w:pBdr>
+                <w:bottom w:val="none" w:sz="0" w:space="0" w:color="000000"/>
+                <w:top w:val="none" w:sz="0" w:space="0" w:color="000000"/>
+                <w:left w:val="none" w:sz="0" w:space="0" w:color="000000"/>
+                <w:right w:val="none" w:sz="0" w:space="0" w:color="000000"/>
+              </w:pBdr>
+              <w:spacing w:after="120" w:before="120" w:line="240"/>
+              <w:ind w:left="120" w:right="120" w:firstLine="0" w:firstLineChars="0"/>
+              <w:rPr>
+                <w:rFonts w:ascii="Arial" w:hAnsi="Arial" w:eastAsia="Arial" w:cs="Arial"/>
+                <w:i w:val="false"/>
+                <w:b w:val="false"/>
+                <w:u w:val="none"/>
+                <w:sz w:val="22"/>
+                <w:szCs w:val="22"/>
+                <w:color w:val="000000"/>
+              </w:rPr>
+            </w:pPr>
+            <w:r>
+              <w:rPr>
+                <w:rFonts w:ascii="Arial" w:hAnsi="Arial" w:eastAsia="Arial" w:cs="Arial"/>
+                <w:i w:val="false"/>
+                <w:b w:val="false"/>
+                <w:u w:val="none"/>
+                <w:sz w:val="22"/>
+                <w:szCs w:val="22"/>
+                <w:color w:val="000000"/>
+              </w:rPr>
+              <w:t xml:space="preserve">0.49    </w:t>
+            </w:r>
+          </w:p>
+        </w:tc>
+        <w:tc>
+          <w:tcPr>
+            <w:tcBorders>
+              <w:bottom w:val="none" w:sz="0" w:space="0" w:color="000000"/>
+              <w:top w:val="none" w:sz="0" w:space="0" w:color="000000"/>
+              <w:left w:val="none" w:sz="0" w:space="0" w:color="000000"/>
+              <w:right w:val="none" w:sz="0" w:space="0" w:color="000000"/>
+            </w:tcBorders>
+            <w:shd w:val="clear" w:color="auto" w:fill="FFFFFF"/>
+            <w:tcMar>
+              <w:top w:w="0" w:type="dxa"/>
+              <w:bottom w:w="0" w:type="dxa"/>
+              <w:left w:w="0" w:type="dxa"/>
+              <w:right w:w="0" w:type="dxa"/>
+            </w:tcMar>
+            <w:vAlign w:val="top"/>
+          </w:tcPr>
+          <w:p>
+            <w:pPr>
+              <w:pStyle w:val="Normal"/>
+              <w:jc w:val="right"/>
+              <w:pBdr>
+                <w:bottom w:val="none" w:sz="0" w:space="0" w:color="000000"/>
+                <w:top w:val="none" w:sz="0" w:space="0" w:color="000000"/>
+                <w:left w:val="none" w:sz="0" w:space="0" w:color="000000"/>
+                <w:right w:val="none" w:sz="0" w:space="0" w:color="000000"/>
+              </w:pBdr>
+              <w:spacing w:after="120" w:before="120" w:line="240"/>
+              <w:ind w:left="120" w:right="120" w:firstLine="0" w:firstLineChars="0"/>
+              <w:rPr>
+                <w:rFonts w:ascii="Arial" w:hAnsi="Arial" w:eastAsia="Arial" w:cs="Arial"/>
+                <w:i w:val="false"/>
+                <w:b w:val="false"/>
+                <w:u w:val="none"/>
+                <w:sz w:val="22"/>
+                <w:szCs w:val="22"/>
+                <w:color w:val="000000"/>
+              </w:rPr>
+            </w:pPr>
+            <w:r>
+              <w:rPr>
+                <w:rFonts w:ascii="Arial" w:hAnsi="Arial" w:eastAsia="Arial" w:cs="Arial"/>
+                <w:i w:val="false"/>
+                <w:b w:val="false"/>
+                <w:u w:val="none"/>
+                <w:sz w:val="22"/>
+                <w:szCs w:val="22"/>
+                <w:color w:val="000000"/>
+              </w:rPr>
+              <w:t xml:space="preserve">2.12    </w:t>
+            </w:r>
+          </w:p>
+        </w:tc>
+        <w:tc>
+          <w:tcPr>
+            <w:tcBorders>
+              <w:bottom w:val="none" w:sz="0" w:space="0" w:color="000000"/>
+              <w:top w:val="none" w:sz="0" w:space="0" w:color="000000"/>
+              <w:left w:val="none" w:sz="0" w:space="0" w:color="000000"/>
+              <w:right w:val="none" w:sz="0" w:space="0" w:color="000000"/>
+            </w:tcBorders>
+            <w:shd w:val="clear" w:color="auto" w:fill="FFFFFF"/>
+            <w:tcMar>
+              <w:top w:w="0" w:type="dxa"/>
+              <w:bottom w:w="0" w:type="dxa"/>
+              <w:left w:w="0" w:type="dxa"/>
+              <w:right w:w="0" w:type="dxa"/>
+            </w:tcMar>
+            <w:vAlign w:val="top"/>
+          </w:tcPr>
+          <w:p>
+            <w:pPr>
+              <w:pStyle w:val="Normal"/>
+              <w:jc w:val="right"/>
+              <w:pBdr>
+                <w:bottom w:val="none" w:sz="0" w:space="0" w:color="000000"/>
+                <w:top w:val="none" w:sz="0" w:space="0" w:color="000000"/>
+                <w:left w:val="none" w:sz="0" w:space="0" w:color="000000"/>
+                <w:right w:val="none" w:sz="0" w:space="0" w:color="000000"/>
+              </w:pBdr>
+              <w:spacing w:after="120" w:before="120" w:line="240"/>
+              <w:ind w:left="120" w:right="120" w:firstLine="0" w:firstLineChars="0"/>
+              <w:rPr>
+                <w:rFonts w:ascii="Arial" w:hAnsi="Arial" w:eastAsia="Arial" w:cs="Arial"/>
+                <w:i w:val="false"/>
+                <w:b w:val="false"/>
+                <w:u w:val="none"/>
+                <w:sz w:val="22"/>
+                <w:szCs w:val="22"/>
+                <w:color w:val="000000"/>
+              </w:rPr>
+            </w:pPr>
+            <w:r>
+              <w:rPr>
+                <w:rFonts w:ascii="Arial" w:hAnsi="Arial" w:eastAsia="Arial" w:cs="Arial"/>
+                <w:i w:val="false"/>
+                <w:b w:val="false"/>
+                <w:u w:val="none"/>
+                <w:sz w:val="22"/>
+                <w:szCs w:val="22"/>
+                <w:color w:val="000000"/>
+              </w:rPr>
+              <w:t xml:space="preserve">1.96    </w:t>
+            </w:r>
+          </w:p>
+        </w:tc>
+        <w:tc>
+          <w:tcPr>
+            <w:tcBorders>
+              <w:bottom w:val="none" w:sz="0" w:space="0" w:color="000000"/>
+              <w:top w:val="none" w:sz="0" w:space="0" w:color="000000"/>
+              <w:left w:val="none" w:sz="0" w:space="0" w:color="000000"/>
+              <w:right w:val="none" w:sz="0" w:space="0" w:color="000000"/>
+            </w:tcBorders>
+            <w:shd w:val="clear" w:color="auto" w:fill="FFFFFF"/>
+            <w:tcMar>
+              <w:top w:w="0" w:type="dxa"/>
+              <w:bottom w:w="0" w:type="dxa"/>
+              <w:left w:w="0" w:type="dxa"/>
+              <w:right w:w="0" w:type="dxa"/>
+            </w:tcMar>
+            <w:vAlign w:val="top"/>
+          </w:tcPr>
+          <w:p>
+            <w:pPr>
+              <w:pStyle w:val="Normal"/>
+              <w:jc w:val="right"/>
+              <w:pBdr>
+                <w:bottom w:val="none" w:sz="0" w:space="0" w:color="000000"/>
+                <w:top w:val="none" w:sz="0" w:space="0" w:color="000000"/>
+                <w:left w:val="none" w:sz="0" w:space="0" w:color="000000"/>
+                <w:right w:val="none" w:sz="0" w:space="0" w:color="000000"/>
+              </w:pBdr>
+              <w:spacing w:after="120" w:before="120" w:line="240"/>
+              <w:ind w:left="120" w:right="120" w:firstLine="0" w:firstLineChars="0"/>
+              <w:rPr>
+                <w:rFonts w:ascii="Arial" w:hAnsi="Arial" w:eastAsia="Arial" w:cs="Arial"/>
+                <w:i w:val="false"/>
+                <w:b w:val="false"/>
+                <w:u w:val="none"/>
+                <w:sz w:val="22"/>
+                <w:szCs w:val="22"/>
+                <w:color w:val="000000"/>
+              </w:rPr>
+            </w:pPr>
+            <w:r>
+              <w:rPr>
+                <w:rFonts w:ascii="Arial" w:hAnsi="Arial" w:eastAsia="Arial" w:cs="Arial"/>
+                <w:i w:val="false"/>
+                <w:b w:val="false"/>
+                <w:u w:val="none"/>
+                <w:sz w:val="22"/>
+                <w:szCs w:val="22"/>
+                <w:color w:val="000000"/>
+              </w:rPr>
+              <w:t xml:space="preserve">2.10    </w:t>
             </w:r>
           </w:p>
         </w:tc>
@@ -7168,166 +8547,219 @@
                 <w:szCs w:val="22"/>
                 <w:color w:val="000000"/>
               </w:rPr>
-              <w:t xml:space="preserve">(3.96)   </w:t>
-            </w:r>
-          </w:p>
-        </w:tc>
-        <w:tc>
-          <w:tcPr>
-            <w:tcBorders>
-              <w:bottom w:val="none" w:sz="0" w:space="0" w:color="000000"/>
-              <w:top w:val="none" w:sz="0" w:space="0" w:color="000000"/>
-              <w:left w:val="none" w:sz="0" w:space="0" w:color="000000"/>
-              <w:right w:val="none" w:sz="0" w:space="0" w:color="000000"/>
-            </w:tcBorders>
-            <w:shd w:val="clear" w:color="auto" w:fill="FFFFFF"/>
-            <w:tcMar>
-              <w:top w:w="0" w:type="dxa"/>
-              <w:bottom w:w="0" w:type="dxa"/>
-              <w:left w:w="0" w:type="dxa"/>
-              <w:right w:w="0" w:type="dxa"/>
-            </w:tcMar>
-            <w:vAlign w:val="top"/>
-          </w:tcPr>
-          <w:p>
-            <w:pPr>
-              <w:pStyle w:val="Normal"/>
-              <w:jc w:val="right"/>
-              <w:pBdr>
-                <w:bottom w:val="none" w:sz="0" w:space="0" w:color="000000"/>
-                <w:top w:val="none" w:sz="0" w:space="0" w:color="000000"/>
-                <w:left w:val="none" w:sz="0" w:space="0" w:color="000000"/>
-                <w:right w:val="none" w:sz="0" w:space="0" w:color="000000"/>
-              </w:pBdr>
-              <w:spacing w:after="120" w:before="120" w:line="240"/>
-              <w:ind w:left="120" w:right="120" w:firstLine="0" w:firstLineChars="0"/>
-              <w:rPr>
-                <w:rFonts w:ascii="Arial" w:hAnsi="Arial" w:eastAsia="Arial" w:cs="Arial"/>
-                <w:i w:val="false"/>
-                <w:b w:val="false"/>
-                <w:u w:val="none"/>
-                <w:sz w:val="22"/>
-                <w:szCs w:val="22"/>
-                <w:color w:val="000000"/>
-              </w:rPr>
-            </w:pPr>
-            <w:r>
-              <w:rPr>
-                <w:rFonts w:ascii="Arial" w:hAnsi="Arial" w:eastAsia="Arial" w:cs="Arial"/>
-                <w:i w:val="false"/>
-                <w:b w:val="false"/>
-                <w:u w:val="none"/>
-                <w:sz w:val="22"/>
-                <w:szCs w:val="22"/>
-                <w:color w:val="000000"/>
-              </w:rPr>
-              <w:t xml:space="preserve">(3.99)   </w:t>
-            </w:r>
-          </w:p>
-        </w:tc>
-        <w:tc>
-          <w:tcPr>
-            <w:tcBorders>
-              <w:bottom w:val="none" w:sz="0" w:space="0" w:color="000000"/>
-              <w:top w:val="none" w:sz="0" w:space="0" w:color="000000"/>
-              <w:left w:val="none" w:sz="0" w:space="0" w:color="000000"/>
-              <w:right w:val="none" w:sz="0" w:space="0" w:color="000000"/>
-            </w:tcBorders>
-            <w:shd w:val="clear" w:color="auto" w:fill="FFFFFF"/>
-            <w:tcMar>
-              <w:top w:w="0" w:type="dxa"/>
-              <w:bottom w:w="0" w:type="dxa"/>
-              <w:left w:w="0" w:type="dxa"/>
-              <w:right w:w="0" w:type="dxa"/>
-            </w:tcMar>
-            <w:vAlign w:val="top"/>
-          </w:tcPr>
-          <w:p>
-            <w:pPr>
-              <w:pStyle w:val="Normal"/>
-              <w:jc w:val="right"/>
-              <w:pBdr>
-                <w:bottom w:val="none" w:sz="0" w:space="0" w:color="000000"/>
-                <w:top w:val="none" w:sz="0" w:space="0" w:color="000000"/>
-                <w:left w:val="none" w:sz="0" w:space="0" w:color="000000"/>
-                <w:right w:val="none" w:sz="0" w:space="0" w:color="000000"/>
-              </w:pBdr>
-              <w:spacing w:after="120" w:before="120" w:line="240"/>
-              <w:ind w:left="120" w:right="120" w:firstLine="0" w:firstLineChars="0"/>
-              <w:rPr>
-                <w:rFonts w:ascii="Arial" w:hAnsi="Arial" w:eastAsia="Arial" w:cs="Arial"/>
-                <w:i w:val="false"/>
-                <w:b w:val="false"/>
-                <w:u w:val="none"/>
-                <w:sz w:val="22"/>
-                <w:szCs w:val="22"/>
-                <w:color w:val="000000"/>
-              </w:rPr>
-            </w:pPr>
-            <w:r>
-              <w:rPr>
-                <w:rFonts w:ascii="Arial" w:hAnsi="Arial" w:eastAsia="Arial" w:cs="Arial"/>
-                <w:i w:val="false"/>
-                <w:b w:val="false"/>
-                <w:u w:val="none"/>
-                <w:sz w:val="22"/>
-                <w:szCs w:val="22"/>
-                <w:color w:val="000000"/>
-              </w:rPr>
-              <w:t xml:space="preserve">(4.06)   </w:t>
-            </w:r>
-          </w:p>
-        </w:tc>
-        <w:tc>
-          <w:tcPr>
-            <w:tcBorders>
-              <w:bottom w:val="none" w:sz="0" w:space="0" w:color="000000"/>
-              <w:top w:val="none" w:sz="0" w:space="0" w:color="000000"/>
-              <w:left w:val="none" w:sz="0" w:space="0" w:color="000000"/>
-              <w:right w:val="none" w:sz="0" w:space="0" w:color="000000"/>
-            </w:tcBorders>
-            <w:shd w:val="clear" w:color="auto" w:fill="FFFFFF"/>
-            <w:tcMar>
-              <w:top w:w="0" w:type="dxa"/>
-              <w:bottom w:w="0" w:type="dxa"/>
-              <w:left w:w="0" w:type="dxa"/>
-              <w:right w:w="0" w:type="dxa"/>
-            </w:tcMar>
-            <w:vAlign w:val="top"/>
-          </w:tcPr>
-          <w:p>
-            <w:pPr>
-              <w:pStyle w:val="Normal"/>
-              <w:jc w:val="right"/>
-              <w:pBdr>
-                <w:bottom w:val="none" w:sz="0" w:space="0" w:color="000000"/>
-                <w:top w:val="none" w:sz="0" w:space="0" w:color="000000"/>
-                <w:left w:val="none" w:sz="0" w:space="0" w:color="000000"/>
-                <w:right w:val="none" w:sz="0" w:space="0" w:color="000000"/>
-              </w:pBdr>
-              <w:spacing w:after="120" w:before="120" w:line="240"/>
-              <w:ind w:left="120" w:right="120" w:firstLine="0" w:firstLineChars="0"/>
-              <w:rPr>
-                <w:rFonts w:ascii="Arial" w:hAnsi="Arial" w:eastAsia="Arial" w:cs="Arial"/>
-                <w:i w:val="false"/>
-                <w:b w:val="false"/>
-                <w:u w:val="none"/>
-                <w:sz w:val="22"/>
-                <w:szCs w:val="22"/>
-                <w:color w:val="000000"/>
-              </w:rPr>
-            </w:pPr>
-            <w:r>
-              <w:rPr>
-                <w:rFonts w:ascii="Arial" w:hAnsi="Arial" w:eastAsia="Arial" w:cs="Arial"/>
-                <w:i w:val="false"/>
-                <w:b w:val="false"/>
-                <w:u w:val="none"/>
-                <w:sz w:val="22"/>
-                <w:szCs w:val="22"/>
-                <w:color w:val="000000"/>
-              </w:rPr>
-              <w:t xml:space="preserve">(4.06)   </w:t>
+              <w:t xml:space="preserve">(3.83)   </w:t>
+            </w:r>
+          </w:p>
+        </w:tc>
+        <w:tc>
+          <w:tcPr>
+            <w:tcBorders>
+              <w:bottom w:val="none" w:sz="0" w:space="0" w:color="000000"/>
+              <w:top w:val="none" w:sz="0" w:space="0" w:color="000000"/>
+              <w:left w:val="none" w:sz="0" w:space="0" w:color="000000"/>
+              <w:right w:val="none" w:sz="0" w:space="0" w:color="000000"/>
+            </w:tcBorders>
+            <w:shd w:val="clear" w:color="auto" w:fill="FFFFFF"/>
+            <w:tcMar>
+              <w:top w:w="0" w:type="dxa"/>
+              <w:bottom w:w="0" w:type="dxa"/>
+              <w:left w:w="0" w:type="dxa"/>
+              <w:right w:w="0" w:type="dxa"/>
+            </w:tcMar>
+            <w:vAlign w:val="top"/>
+          </w:tcPr>
+          <w:p>
+            <w:pPr>
+              <w:pStyle w:val="Normal"/>
+              <w:jc w:val="right"/>
+              <w:pBdr>
+                <w:bottom w:val="none" w:sz="0" w:space="0" w:color="000000"/>
+                <w:top w:val="none" w:sz="0" w:space="0" w:color="000000"/>
+                <w:left w:val="none" w:sz="0" w:space="0" w:color="000000"/>
+                <w:right w:val="none" w:sz="0" w:space="0" w:color="000000"/>
+              </w:pBdr>
+              <w:spacing w:after="120" w:before="120" w:line="240"/>
+              <w:ind w:left="120" w:right="120" w:firstLine="0" w:firstLineChars="0"/>
+              <w:rPr>
+                <w:rFonts w:ascii="Arial" w:hAnsi="Arial" w:eastAsia="Arial" w:cs="Arial"/>
+                <w:i w:val="false"/>
+                <w:b w:val="false"/>
+                <w:u w:val="none"/>
+                <w:sz w:val="22"/>
+                <w:szCs w:val="22"/>
+                <w:color w:val="000000"/>
+              </w:rPr>
+            </w:pPr>
+            <w:r>
+              <w:rPr>
+                <w:rFonts w:ascii="Arial" w:hAnsi="Arial" w:eastAsia="Arial" w:cs="Arial"/>
+                <w:i w:val="false"/>
+                <w:b w:val="false"/>
+                <w:u w:val="none"/>
+                <w:sz w:val="22"/>
+                <w:szCs w:val="22"/>
+                <w:color w:val="000000"/>
+              </w:rPr>
+              <w:t xml:space="preserve">(3.82)   </w:t>
+            </w:r>
+          </w:p>
+        </w:tc>
+        <w:tc>
+          <w:tcPr>
+            <w:tcBorders>
+              <w:bottom w:val="none" w:sz="0" w:space="0" w:color="000000"/>
+              <w:top w:val="none" w:sz="0" w:space="0" w:color="000000"/>
+              <w:left w:val="none" w:sz="0" w:space="0" w:color="000000"/>
+              <w:right w:val="none" w:sz="0" w:space="0" w:color="000000"/>
+            </w:tcBorders>
+            <w:shd w:val="clear" w:color="auto" w:fill="FFFFFF"/>
+            <w:tcMar>
+              <w:top w:w="0" w:type="dxa"/>
+              <w:bottom w:w="0" w:type="dxa"/>
+              <w:left w:w="0" w:type="dxa"/>
+              <w:right w:w="0" w:type="dxa"/>
+            </w:tcMar>
+            <w:vAlign w:val="top"/>
+          </w:tcPr>
+          <w:p>
+            <w:pPr>
+              <w:pStyle w:val="Normal"/>
+              <w:jc w:val="right"/>
+              <w:pBdr>
+                <w:bottom w:val="none" w:sz="0" w:space="0" w:color="000000"/>
+                <w:top w:val="none" w:sz="0" w:space="0" w:color="000000"/>
+                <w:left w:val="none" w:sz="0" w:space="0" w:color="000000"/>
+                <w:right w:val="none" w:sz="0" w:space="0" w:color="000000"/>
+              </w:pBdr>
+              <w:spacing w:after="120" w:before="120" w:line="240"/>
+              <w:ind w:left="120" w:right="120" w:firstLine="0" w:firstLineChars="0"/>
+              <w:rPr>
+                <w:rFonts w:ascii="Arial" w:hAnsi="Arial" w:eastAsia="Arial" w:cs="Arial"/>
+                <w:i w:val="false"/>
+                <w:b w:val="false"/>
+                <w:u w:val="none"/>
+                <w:sz w:val="22"/>
+                <w:szCs w:val="22"/>
+                <w:color w:val="000000"/>
+              </w:rPr>
+            </w:pPr>
+            <w:r>
+              <w:rPr>
+                <w:rFonts w:ascii="Arial" w:hAnsi="Arial" w:eastAsia="Arial" w:cs="Arial"/>
+                <w:i w:val="false"/>
+                <w:b w:val="false"/>
+                <w:u w:val="none"/>
+                <w:sz w:val="22"/>
+                <w:szCs w:val="22"/>
+                <w:color w:val="000000"/>
+              </w:rPr>
+              <w:t xml:space="preserve">(3.86)   </w:t>
+            </w:r>
+          </w:p>
+        </w:tc>
+        <w:tc>
+          <w:tcPr>
+            <w:tcBorders>
+              <w:bottom w:val="none" w:sz="0" w:space="0" w:color="000000"/>
+              <w:top w:val="none" w:sz="0" w:space="0" w:color="000000"/>
+              <w:left w:val="none" w:sz="0" w:space="0" w:color="000000"/>
+              <w:right w:val="none" w:sz="0" w:space="0" w:color="000000"/>
+            </w:tcBorders>
+            <w:shd w:val="clear" w:color="auto" w:fill="FFFFFF"/>
+            <w:tcMar>
+              <w:top w:w="0" w:type="dxa"/>
+              <w:bottom w:w="0" w:type="dxa"/>
+              <w:left w:w="0" w:type="dxa"/>
+              <w:right w:w="0" w:type="dxa"/>
+            </w:tcMar>
+            <w:vAlign w:val="top"/>
+          </w:tcPr>
+          <w:p>
+            <w:pPr>
+              <w:pStyle w:val="Normal"/>
+              <w:jc w:val="right"/>
+              <w:pBdr>
+                <w:bottom w:val="none" w:sz="0" w:space="0" w:color="000000"/>
+                <w:top w:val="none" w:sz="0" w:space="0" w:color="000000"/>
+                <w:left w:val="none" w:sz="0" w:space="0" w:color="000000"/>
+                <w:right w:val="none" w:sz="0" w:space="0" w:color="000000"/>
+              </w:pBdr>
+              <w:spacing w:after="120" w:before="120" w:line="240"/>
+              <w:ind w:left="120" w:right="120" w:firstLine="0" w:firstLineChars="0"/>
+              <w:rPr>
+                <w:rFonts w:ascii="Arial" w:hAnsi="Arial" w:eastAsia="Arial" w:cs="Arial"/>
+                <w:i w:val="false"/>
+                <w:b w:val="false"/>
+                <w:u w:val="none"/>
+                <w:sz w:val="22"/>
+                <w:szCs w:val="22"/>
+                <w:color w:val="000000"/>
+              </w:rPr>
+            </w:pPr>
+            <w:r>
+              <w:rPr>
+                <w:rFonts w:ascii="Arial" w:hAnsi="Arial" w:eastAsia="Arial" w:cs="Arial"/>
+                <w:i w:val="false"/>
+                <w:b w:val="false"/>
+                <w:u w:val="none"/>
+                <w:sz w:val="22"/>
+                <w:szCs w:val="22"/>
+                <w:color w:val="000000"/>
+              </w:rPr>
+              <w:t xml:space="preserve">(4.20)   </w:t>
+            </w:r>
+          </w:p>
+        </w:tc>
+        <w:tc>
+          <w:tcPr>
+            <w:tcBorders>
+              <w:bottom w:val="none" w:sz="0" w:space="0" w:color="000000"/>
+              <w:top w:val="none" w:sz="0" w:space="0" w:color="000000"/>
+              <w:left w:val="none" w:sz="0" w:space="0" w:color="000000"/>
+              <w:right w:val="none" w:sz="0" w:space="0" w:color="000000"/>
+            </w:tcBorders>
+            <w:shd w:val="clear" w:color="auto" w:fill="FFFFFF"/>
+            <w:tcMar>
+              <w:top w:w="0" w:type="dxa"/>
+              <w:bottom w:w="0" w:type="dxa"/>
+              <w:left w:w="0" w:type="dxa"/>
+              <w:right w:w="0" w:type="dxa"/>
+            </w:tcMar>
+            <w:vAlign w:val="top"/>
+          </w:tcPr>
+          <w:p>
+            <w:pPr>
+              <w:pStyle w:val="Normal"/>
+              <w:jc w:val="right"/>
+              <w:pBdr>
+                <w:bottom w:val="none" w:sz="0" w:space="0" w:color="000000"/>
+                <w:top w:val="none" w:sz="0" w:space="0" w:color="000000"/>
+                <w:left w:val="none" w:sz="0" w:space="0" w:color="000000"/>
+                <w:right w:val="none" w:sz="0" w:space="0" w:color="000000"/>
+              </w:pBdr>
+              <w:spacing w:after="120" w:before="120" w:line="240"/>
+              <w:ind w:left="120" w:right="120" w:firstLine="0" w:firstLineChars="0"/>
+              <w:rPr>
+                <w:rFonts w:ascii="Arial" w:hAnsi="Arial" w:eastAsia="Arial" w:cs="Arial"/>
+                <w:i w:val="false"/>
+                <w:b w:val="false"/>
+                <w:u w:val="none"/>
+                <w:sz w:val="22"/>
+                <w:szCs w:val="22"/>
+                <w:color w:val="000000"/>
+              </w:rPr>
+            </w:pPr>
+            <w:r>
+              <w:rPr>
+                <w:rFonts w:ascii="Arial" w:hAnsi="Arial" w:eastAsia="Arial" w:cs="Arial"/>
+                <w:i w:val="false"/>
+                <w:b w:val="false"/>
+                <w:u w:val="none"/>
+                <w:sz w:val="22"/>
+                <w:szCs w:val="22"/>
+                <w:color w:val="000000"/>
+              </w:rPr>
+              <w:t xml:space="preserve">(3.86)   </w:t>
             </w:r>
           </w:p>
         </w:tc>
@@ -7386,219 +8818,272 @@
                 <w:szCs w:val="22"/>
                 <w:color w:val="000000"/>
               </w:rPr>
-              <w:t xml:space="preserve">gdppc</w:t>
-            </w:r>
-          </w:p>
-        </w:tc>
-        <w:tc>
-          <w:tcPr>
-            <w:tcBorders>
-              <w:bottom w:val="none" w:sz="0" w:space="0" w:color="000000"/>
-              <w:top w:val="none" w:sz="0" w:space="0" w:color="000000"/>
-              <w:left w:val="none" w:sz="0" w:space="0" w:color="000000"/>
-              <w:right w:val="none" w:sz="0" w:space="0" w:color="000000"/>
-            </w:tcBorders>
-            <w:shd w:val="clear" w:color="auto" w:fill="FFFFFF"/>
-            <w:tcMar>
-              <w:top w:w="0" w:type="dxa"/>
-              <w:bottom w:w="0" w:type="dxa"/>
-              <w:left w:w="0" w:type="dxa"/>
-              <w:right w:w="0" w:type="dxa"/>
-            </w:tcMar>
-            <w:vAlign w:val="top"/>
-          </w:tcPr>
-          <w:p>
-            <w:pPr>
-              <w:pStyle w:val="Normal"/>
-              <w:jc w:val="right"/>
-              <w:pBdr>
-                <w:bottom w:val="none" w:sz="0" w:space="0" w:color="000000"/>
-                <w:top w:val="none" w:sz="0" w:space="0" w:color="000000"/>
-                <w:left w:val="none" w:sz="0" w:space="0" w:color="000000"/>
-                <w:right w:val="none" w:sz="0" w:space="0" w:color="000000"/>
-              </w:pBdr>
-              <w:spacing w:after="120" w:before="120" w:line="240"/>
-              <w:ind w:left="120" w:right="120" w:firstLine="0" w:firstLineChars="0"/>
-              <w:rPr>
-                <w:rFonts w:ascii="Arial" w:hAnsi="Arial" w:eastAsia="Arial" w:cs="Arial"/>
-                <w:i w:val="false"/>
-                <w:b w:val="false"/>
-                <w:u w:val="none"/>
-                <w:sz w:val="22"/>
-                <w:szCs w:val="22"/>
-                <w:color w:val="000000"/>
-              </w:rPr>
-            </w:pPr>
-            <w:r>
-              <w:rPr>
-                <w:rFonts w:ascii="Arial" w:hAnsi="Arial" w:eastAsia="Arial" w:cs="Arial"/>
-                <w:i w:val="false"/>
-                <w:b w:val="false"/>
-                <w:u w:val="none"/>
-                <w:sz w:val="22"/>
-                <w:szCs w:val="22"/>
-                <w:color w:val="000000"/>
-              </w:rPr>
-              <w:t xml:space="preserve">-0.00    </w:t>
-            </w:r>
-          </w:p>
-        </w:tc>
-        <w:tc>
-          <w:tcPr>
-            <w:tcBorders>
-              <w:bottom w:val="none" w:sz="0" w:space="0" w:color="000000"/>
-              <w:top w:val="none" w:sz="0" w:space="0" w:color="000000"/>
-              <w:left w:val="none" w:sz="0" w:space="0" w:color="000000"/>
-              <w:right w:val="none" w:sz="0" w:space="0" w:color="000000"/>
-            </w:tcBorders>
-            <w:shd w:val="clear" w:color="auto" w:fill="FFFFFF"/>
-            <w:tcMar>
-              <w:top w:w="0" w:type="dxa"/>
-              <w:bottom w:w="0" w:type="dxa"/>
-              <w:left w:w="0" w:type="dxa"/>
-              <w:right w:w="0" w:type="dxa"/>
-            </w:tcMar>
-            <w:vAlign w:val="top"/>
-          </w:tcPr>
-          <w:p>
-            <w:pPr>
-              <w:pStyle w:val="Normal"/>
-              <w:jc w:val="right"/>
-              <w:pBdr>
-                <w:bottom w:val="none" w:sz="0" w:space="0" w:color="000000"/>
-                <w:top w:val="none" w:sz="0" w:space="0" w:color="000000"/>
-                <w:left w:val="none" w:sz="0" w:space="0" w:color="000000"/>
-                <w:right w:val="none" w:sz="0" w:space="0" w:color="000000"/>
-              </w:pBdr>
-              <w:spacing w:after="120" w:before="120" w:line="240"/>
-              <w:ind w:left="120" w:right="120" w:firstLine="0" w:firstLineChars="0"/>
-              <w:rPr>
-                <w:rFonts w:ascii="Arial" w:hAnsi="Arial" w:eastAsia="Arial" w:cs="Arial"/>
-                <w:i w:val="false"/>
-                <w:b w:val="false"/>
-                <w:u w:val="none"/>
-                <w:sz w:val="22"/>
-                <w:szCs w:val="22"/>
-                <w:color w:val="000000"/>
-              </w:rPr>
-            </w:pPr>
-            <w:r>
-              <w:rPr>
-                <w:rFonts w:ascii="Arial" w:hAnsi="Arial" w:eastAsia="Arial" w:cs="Arial"/>
-                <w:i w:val="false"/>
-                <w:b w:val="false"/>
-                <w:u w:val="none"/>
-                <w:sz w:val="22"/>
-                <w:szCs w:val="22"/>
-                <w:color w:val="000000"/>
-              </w:rPr>
-              <w:t xml:space="preserve">0.00    </w:t>
-            </w:r>
-          </w:p>
-        </w:tc>
-        <w:tc>
-          <w:tcPr>
-            <w:tcBorders>
-              <w:bottom w:val="none" w:sz="0" w:space="0" w:color="000000"/>
-              <w:top w:val="none" w:sz="0" w:space="0" w:color="000000"/>
-              <w:left w:val="none" w:sz="0" w:space="0" w:color="000000"/>
-              <w:right w:val="none" w:sz="0" w:space="0" w:color="000000"/>
-            </w:tcBorders>
-            <w:shd w:val="clear" w:color="auto" w:fill="FFFFFF"/>
-            <w:tcMar>
-              <w:top w:w="0" w:type="dxa"/>
-              <w:bottom w:w="0" w:type="dxa"/>
-              <w:left w:w="0" w:type="dxa"/>
-              <w:right w:w="0" w:type="dxa"/>
-            </w:tcMar>
-            <w:vAlign w:val="top"/>
-          </w:tcPr>
-          <w:p>
-            <w:pPr>
-              <w:pStyle w:val="Normal"/>
-              <w:jc w:val="right"/>
-              <w:pBdr>
-                <w:bottom w:val="none" w:sz="0" w:space="0" w:color="000000"/>
-                <w:top w:val="none" w:sz="0" w:space="0" w:color="000000"/>
-                <w:left w:val="none" w:sz="0" w:space="0" w:color="000000"/>
-                <w:right w:val="none" w:sz="0" w:space="0" w:color="000000"/>
-              </w:pBdr>
-              <w:spacing w:after="120" w:before="120" w:line="240"/>
-              <w:ind w:left="120" w:right="120" w:firstLine="0" w:firstLineChars="0"/>
-              <w:rPr>
-                <w:rFonts w:ascii="Arial" w:hAnsi="Arial" w:eastAsia="Arial" w:cs="Arial"/>
-                <w:i w:val="false"/>
-                <w:b w:val="false"/>
-                <w:u w:val="none"/>
-                <w:sz w:val="22"/>
-                <w:szCs w:val="22"/>
-                <w:color w:val="000000"/>
-              </w:rPr>
-            </w:pPr>
-            <w:r>
-              <w:rPr>
-                <w:rFonts w:ascii="Arial" w:hAnsi="Arial" w:eastAsia="Arial" w:cs="Arial"/>
-                <w:i w:val="false"/>
-                <w:b w:val="false"/>
-                <w:u w:val="none"/>
-                <w:sz w:val="22"/>
-                <w:szCs w:val="22"/>
-                <w:color w:val="000000"/>
-              </w:rPr>
-              <w:t xml:space="preserve">-0.00    </w:t>
-            </w:r>
-          </w:p>
-        </w:tc>
-        <w:tc>
-          <w:tcPr>
-            <w:tcBorders>
-              <w:bottom w:val="none" w:sz="0" w:space="0" w:color="000000"/>
-              <w:top w:val="none" w:sz="0" w:space="0" w:color="000000"/>
-              <w:left w:val="none" w:sz="0" w:space="0" w:color="000000"/>
-              <w:right w:val="none" w:sz="0" w:space="0" w:color="000000"/>
-            </w:tcBorders>
-            <w:shd w:val="clear" w:color="auto" w:fill="FFFFFF"/>
-            <w:tcMar>
-              <w:top w:w="0" w:type="dxa"/>
-              <w:bottom w:w="0" w:type="dxa"/>
-              <w:left w:w="0" w:type="dxa"/>
-              <w:right w:w="0" w:type="dxa"/>
-            </w:tcMar>
-            <w:vAlign w:val="top"/>
-          </w:tcPr>
-          <w:p>
-            <w:pPr>
-              <w:pStyle w:val="Normal"/>
-              <w:jc w:val="right"/>
-              <w:pBdr>
-                <w:bottom w:val="none" w:sz="0" w:space="0" w:color="000000"/>
-                <w:top w:val="none" w:sz="0" w:space="0" w:color="000000"/>
-                <w:left w:val="none" w:sz="0" w:space="0" w:color="000000"/>
-                <w:right w:val="none" w:sz="0" w:space="0" w:color="000000"/>
-              </w:pBdr>
-              <w:spacing w:after="120" w:before="120" w:line="240"/>
-              <w:ind w:left="120" w:right="120" w:firstLine="0" w:firstLineChars="0"/>
-              <w:rPr>
-                <w:rFonts w:ascii="Arial" w:hAnsi="Arial" w:eastAsia="Arial" w:cs="Arial"/>
-                <w:i w:val="false"/>
-                <w:b w:val="false"/>
-                <w:u w:val="none"/>
-                <w:sz w:val="22"/>
-                <w:szCs w:val="22"/>
-                <w:color w:val="000000"/>
-              </w:rPr>
-            </w:pPr>
-            <w:r>
-              <w:rPr>
-                <w:rFonts w:ascii="Arial" w:hAnsi="Arial" w:eastAsia="Arial" w:cs="Arial"/>
-                <w:i w:val="false"/>
-                <w:b w:val="false"/>
-                <w:u w:val="none"/>
-                <w:sz w:val="22"/>
-                <w:szCs w:val="22"/>
-                <w:color w:val="000000"/>
-              </w:rPr>
-              <w:t xml:space="preserve">-0.00    </w:t>
+              <w:t xml:space="preserve">forborn_within</w:t>
+            </w:r>
+          </w:p>
+        </w:tc>
+        <w:tc>
+          <w:tcPr>
+            <w:tcBorders>
+              <w:bottom w:val="none" w:sz="0" w:space="0" w:color="000000"/>
+              <w:top w:val="none" w:sz="0" w:space="0" w:color="000000"/>
+              <w:left w:val="none" w:sz="0" w:space="0" w:color="000000"/>
+              <w:right w:val="none" w:sz="0" w:space="0" w:color="000000"/>
+            </w:tcBorders>
+            <w:shd w:val="clear" w:color="auto" w:fill="FFFFFF"/>
+            <w:tcMar>
+              <w:top w:w="0" w:type="dxa"/>
+              <w:bottom w:w="0" w:type="dxa"/>
+              <w:left w:w="0" w:type="dxa"/>
+              <w:right w:w="0" w:type="dxa"/>
+            </w:tcMar>
+            <w:vAlign w:val="top"/>
+          </w:tcPr>
+          <w:p>
+            <w:pPr>
+              <w:pStyle w:val="Normal"/>
+              <w:jc w:val="right"/>
+              <w:pBdr>
+                <w:bottom w:val="none" w:sz="0" w:space="0" w:color="000000"/>
+                <w:top w:val="none" w:sz="0" w:space="0" w:color="000000"/>
+                <w:left w:val="none" w:sz="0" w:space="0" w:color="000000"/>
+                <w:right w:val="none" w:sz="0" w:space="0" w:color="000000"/>
+              </w:pBdr>
+              <w:spacing w:after="120" w:before="120" w:line="240"/>
+              <w:ind w:left="120" w:right="120" w:firstLine="0" w:firstLineChars="0"/>
+              <w:rPr>
+                <w:rFonts w:ascii="Arial" w:hAnsi="Arial" w:eastAsia="Arial" w:cs="Arial"/>
+                <w:i w:val="false"/>
+                <w:b w:val="false"/>
+                <w:u w:val="none"/>
+                <w:sz w:val="22"/>
+                <w:szCs w:val="22"/>
+                <w:color w:val="000000"/>
+              </w:rPr>
+            </w:pPr>
+            <w:r>
+              <w:rPr>
+                <w:rFonts w:ascii="Arial" w:hAnsi="Arial" w:eastAsia="Arial" w:cs="Arial"/>
+                <w:i w:val="false"/>
+                <w:b w:val="false"/>
+                <w:u w:val="none"/>
+                <w:sz w:val="22"/>
+                <w:szCs w:val="22"/>
+                <w:color w:val="000000"/>
+              </w:rPr>
+              <w:t xml:space="preserve">       </w:t>
+            </w:r>
+          </w:p>
+        </w:tc>
+        <w:tc>
+          <w:tcPr>
+            <w:tcBorders>
+              <w:bottom w:val="none" w:sz="0" w:space="0" w:color="000000"/>
+              <w:top w:val="none" w:sz="0" w:space="0" w:color="000000"/>
+              <w:left w:val="none" w:sz="0" w:space="0" w:color="000000"/>
+              <w:right w:val="none" w:sz="0" w:space="0" w:color="000000"/>
+            </w:tcBorders>
+            <w:shd w:val="clear" w:color="auto" w:fill="FFFFFF"/>
+            <w:tcMar>
+              <w:top w:w="0" w:type="dxa"/>
+              <w:bottom w:w="0" w:type="dxa"/>
+              <w:left w:w="0" w:type="dxa"/>
+              <w:right w:w="0" w:type="dxa"/>
+            </w:tcMar>
+            <w:vAlign w:val="top"/>
+          </w:tcPr>
+          <w:p>
+            <w:pPr>
+              <w:pStyle w:val="Normal"/>
+              <w:jc w:val="right"/>
+              <w:pBdr>
+                <w:bottom w:val="none" w:sz="0" w:space="0" w:color="000000"/>
+                <w:top w:val="none" w:sz="0" w:space="0" w:color="000000"/>
+                <w:left w:val="none" w:sz="0" w:space="0" w:color="000000"/>
+                <w:right w:val="none" w:sz="0" w:space="0" w:color="000000"/>
+              </w:pBdr>
+              <w:spacing w:after="120" w:before="120" w:line="240"/>
+              <w:ind w:left="120" w:right="120" w:firstLine="0" w:firstLineChars="0"/>
+              <w:rPr>
+                <w:rFonts w:ascii="Arial" w:hAnsi="Arial" w:eastAsia="Arial" w:cs="Arial"/>
+                <w:i w:val="false"/>
+                <w:b w:val="false"/>
+                <w:u w:val="none"/>
+                <w:sz w:val="22"/>
+                <w:szCs w:val="22"/>
+                <w:color w:val="000000"/>
+              </w:rPr>
+            </w:pPr>
+            <w:r>
+              <w:rPr>
+                <w:rFonts w:ascii="Arial" w:hAnsi="Arial" w:eastAsia="Arial" w:cs="Arial"/>
+                <w:i w:val="false"/>
+                <w:b w:val="false"/>
+                <w:u w:val="none"/>
+                <w:sz w:val="22"/>
+                <w:szCs w:val="22"/>
+                <w:color w:val="000000"/>
+              </w:rPr>
+              <w:t xml:space="preserve">       </w:t>
+            </w:r>
+          </w:p>
+        </w:tc>
+        <w:tc>
+          <w:tcPr>
+            <w:tcBorders>
+              <w:bottom w:val="none" w:sz="0" w:space="0" w:color="000000"/>
+              <w:top w:val="none" w:sz="0" w:space="0" w:color="000000"/>
+              <w:left w:val="none" w:sz="0" w:space="0" w:color="000000"/>
+              <w:right w:val="none" w:sz="0" w:space="0" w:color="000000"/>
+            </w:tcBorders>
+            <w:shd w:val="clear" w:color="auto" w:fill="FFFFFF"/>
+            <w:tcMar>
+              <w:top w:w="0" w:type="dxa"/>
+              <w:bottom w:w="0" w:type="dxa"/>
+              <w:left w:w="0" w:type="dxa"/>
+              <w:right w:w="0" w:type="dxa"/>
+            </w:tcMar>
+            <w:vAlign w:val="top"/>
+          </w:tcPr>
+          <w:p>
+            <w:pPr>
+              <w:pStyle w:val="Normal"/>
+              <w:jc w:val="right"/>
+              <w:pBdr>
+                <w:bottom w:val="none" w:sz="0" w:space="0" w:color="000000"/>
+                <w:top w:val="none" w:sz="0" w:space="0" w:color="000000"/>
+                <w:left w:val="none" w:sz="0" w:space="0" w:color="000000"/>
+                <w:right w:val="none" w:sz="0" w:space="0" w:color="000000"/>
+              </w:pBdr>
+              <w:spacing w:after="120" w:before="120" w:line="240"/>
+              <w:ind w:left="120" w:right="120" w:firstLine="0" w:firstLineChars="0"/>
+              <w:rPr>
+                <w:rFonts w:ascii="Arial" w:hAnsi="Arial" w:eastAsia="Arial" w:cs="Arial"/>
+                <w:i w:val="false"/>
+                <w:b w:val="false"/>
+                <w:u w:val="none"/>
+                <w:sz w:val="22"/>
+                <w:szCs w:val="22"/>
+                <w:color w:val="000000"/>
+              </w:rPr>
+            </w:pPr>
+            <w:r>
+              <w:rPr>
+                <w:rFonts w:ascii="Arial" w:hAnsi="Arial" w:eastAsia="Arial" w:cs="Arial"/>
+                <w:i w:val="false"/>
+                <w:b w:val="false"/>
+                <w:u w:val="none"/>
+                <w:sz w:val="22"/>
+                <w:szCs w:val="22"/>
+                <w:color w:val="000000"/>
+              </w:rPr>
+              <w:t xml:space="preserve">-17.52 ***</w:t>
+            </w:r>
+          </w:p>
+        </w:tc>
+        <w:tc>
+          <w:tcPr>
+            <w:tcBorders>
+              <w:bottom w:val="none" w:sz="0" w:space="0" w:color="000000"/>
+              <w:top w:val="none" w:sz="0" w:space="0" w:color="000000"/>
+              <w:left w:val="none" w:sz="0" w:space="0" w:color="000000"/>
+              <w:right w:val="none" w:sz="0" w:space="0" w:color="000000"/>
+            </w:tcBorders>
+            <w:shd w:val="clear" w:color="auto" w:fill="FFFFFF"/>
+            <w:tcMar>
+              <w:top w:w="0" w:type="dxa"/>
+              <w:bottom w:w="0" w:type="dxa"/>
+              <w:left w:w="0" w:type="dxa"/>
+              <w:right w:w="0" w:type="dxa"/>
+            </w:tcMar>
+            <w:vAlign w:val="top"/>
+          </w:tcPr>
+          <w:p>
+            <w:pPr>
+              <w:pStyle w:val="Normal"/>
+              <w:jc w:val="right"/>
+              <w:pBdr>
+                <w:bottom w:val="none" w:sz="0" w:space="0" w:color="000000"/>
+                <w:top w:val="none" w:sz="0" w:space="0" w:color="000000"/>
+                <w:left w:val="none" w:sz="0" w:space="0" w:color="000000"/>
+                <w:right w:val="none" w:sz="0" w:space="0" w:color="000000"/>
+              </w:pBdr>
+              <w:spacing w:after="120" w:before="120" w:line="240"/>
+              <w:ind w:left="120" w:right="120" w:firstLine="0" w:firstLineChars="0"/>
+              <w:rPr>
+                <w:rFonts w:ascii="Arial" w:hAnsi="Arial" w:eastAsia="Arial" w:cs="Arial"/>
+                <w:i w:val="false"/>
+                <w:b w:val="false"/>
+                <w:u w:val="none"/>
+                <w:sz w:val="22"/>
+                <w:szCs w:val="22"/>
+                <w:color w:val="000000"/>
+              </w:rPr>
+            </w:pPr>
+            <w:r>
+              <w:rPr>
+                <w:rFonts w:ascii="Arial" w:hAnsi="Arial" w:eastAsia="Arial" w:cs="Arial"/>
+                <w:i w:val="false"/>
+                <w:b w:val="false"/>
+                <w:u w:val="none"/>
+                <w:sz w:val="22"/>
+                <w:szCs w:val="22"/>
+                <w:color w:val="000000"/>
+              </w:rPr>
+              <w:t xml:space="preserve">-17.52 ***</w:t>
+            </w:r>
+          </w:p>
+        </w:tc>
+        <w:tc>
+          <w:tcPr>
+            <w:tcBorders>
+              <w:bottom w:val="none" w:sz="0" w:space="0" w:color="000000"/>
+              <w:top w:val="none" w:sz="0" w:space="0" w:color="000000"/>
+              <w:left w:val="none" w:sz="0" w:space="0" w:color="000000"/>
+              <w:right w:val="none" w:sz="0" w:space="0" w:color="000000"/>
+            </w:tcBorders>
+            <w:shd w:val="clear" w:color="auto" w:fill="FFFFFF"/>
+            <w:tcMar>
+              <w:top w:w="0" w:type="dxa"/>
+              <w:bottom w:w="0" w:type="dxa"/>
+              <w:left w:w="0" w:type="dxa"/>
+              <w:right w:w="0" w:type="dxa"/>
+            </w:tcMar>
+            <w:vAlign w:val="top"/>
+          </w:tcPr>
+          <w:p>
+            <w:pPr>
+              <w:pStyle w:val="Normal"/>
+              <w:jc w:val="right"/>
+              <w:pBdr>
+                <w:bottom w:val="none" w:sz="0" w:space="0" w:color="000000"/>
+                <w:top w:val="none" w:sz="0" w:space="0" w:color="000000"/>
+                <w:left w:val="none" w:sz="0" w:space="0" w:color="000000"/>
+                <w:right w:val="none" w:sz="0" w:space="0" w:color="000000"/>
+              </w:pBdr>
+              <w:spacing w:after="120" w:before="120" w:line="240"/>
+              <w:ind w:left="120" w:right="120" w:firstLine="0" w:firstLineChars="0"/>
+              <w:rPr>
+                <w:rFonts w:ascii="Arial" w:hAnsi="Arial" w:eastAsia="Arial" w:cs="Arial"/>
+                <w:i w:val="false"/>
+                <w:b w:val="false"/>
+                <w:u w:val="none"/>
+                <w:sz w:val="22"/>
+                <w:szCs w:val="22"/>
+                <w:color w:val="000000"/>
+              </w:rPr>
+            </w:pPr>
+            <w:r>
+              <w:rPr>
+                <w:rFonts w:ascii="Arial" w:hAnsi="Arial" w:eastAsia="Arial" w:cs="Arial"/>
+                <w:i w:val="false"/>
+                <w:b w:val="false"/>
+                <w:u w:val="none"/>
+                <w:sz w:val="22"/>
+                <w:szCs w:val="22"/>
+                <w:color w:val="000000"/>
+              </w:rPr>
+              <w:t xml:space="preserve">-17.49 ***</w:t>
             </w:r>
           </w:p>
         </w:tc>
@@ -7710,166 +9195,219 @@
                 <w:szCs w:val="22"/>
                 <w:color w:val="000000"/>
               </w:rPr>
-              <w:t xml:space="preserve">(0.00)   </w:t>
-            </w:r>
-          </w:p>
-        </w:tc>
-        <w:tc>
-          <w:tcPr>
-            <w:tcBorders>
-              <w:bottom w:val="none" w:sz="0" w:space="0" w:color="000000"/>
-              <w:top w:val="none" w:sz="0" w:space="0" w:color="000000"/>
-              <w:left w:val="none" w:sz="0" w:space="0" w:color="000000"/>
-              <w:right w:val="none" w:sz="0" w:space="0" w:color="000000"/>
-            </w:tcBorders>
-            <w:shd w:val="clear" w:color="auto" w:fill="FFFFFF"/>
-            <w:tcMar>
-              <w:top w:w="0" w:type="dxa"/>
-              <w:bottom w:w="0" w:type="dxa"/>
-              <w:left w:w="0" w:type="dxa"/>
-              <w:right w:w="0" w:type="dxa"/>
-            </w:tcMar>
-            <w:vAlign w:val="top"/>
-          </w:tcPr>
-          <w:p>
-            <w:pPr>
-              <w:pStyle w:val="Normal"/>
-              <w:jc w:val="right"/>
-              <w:pBdr>
-                <w:bottom w:val="none" w:sz="0" w:space="0" w:color="000000"/>
-                <w:top w:val="none" w:sz="0" w:space="0" w:color="000000"/>
-                <w:left w:val="none" w:sz="0" w:space="0" w:color="000000"/>
-                <w:right w:val="none" w:sz="0" w:space="0" w:color="000000"/>
-              </w:pBdr>
-              <w:spacing w:after="120" w:before="120" w:line="240"/>
-              <w:ind w:left="120" w:right="120" w:firstLine="0" w:firstLineChars="0"/>
-              <w:rPr>
-                <w:rFonts w:ascii="Arial" w:hAnsi="Arial" w:eastAsia="Arial" w:cs="Arial"/>
-                <w:i w:val="false"/>
-                <w:b w:val="false"/>
-                <w:u w:val="none"/>
-                <w:sz w:val="22"/>
-                <w:szCs w:val="22"/>
-                <w:color w:val="000000"/>
-              </w:rPr>
-            </w:pPr>
-            <w:r>
-              <w:rPr>
-                <w:rFonts w:ascii="Arial" w:hAnsi="Arial" w:eastAsia="Arial" w:cs="Arial"/>
-                <w:i w:val="false"/>
-                <w:b w:val="false"/>
-                <w:u w:val="none"/>
-                <w:sz w:val="22"/>
-                <w:szCs w:val="22"/>
-                <w:color w:val="000000"/>
-              </w:rPr>
-              <w:t xml:space="preserve">(0.00)   </w:t>
-            </w:r>
-          </w:p>
-        </w:tc>
-        <w:tc>
-          <w:tcPr>
-            <w:tcBorders>
-              <w:bottom w:val="none" w:sz="0" w:space="0" w:color="000000"/>
-              <w:top w:val="none" w:sz="0" w:space="0" w:color="000000"/>
-              <w:left w:val="none" w:sz="0" w:space="0" w:color="000000"/>
-              <w:right w:val="none" w:sz="0" w:space="0" w:color="000000"/>
-            </w:tcBorders>
-            <w:shd w:val="clear" w:color="auto" w:fill="FFFFFF"/>
-            <w:tcMar>
-              <w:top w:w="0" w:type="dxa"/>
-              <w:bottom w:w="0" w:type="dxa"/>
-              <w:left w:w="0" w:type="dxa"/>
-              <w:right w:w="0" w:type="dxa"/>
-            </w:tcMar>
-            <w:vAlign w:val="top"/>
-          </w:tcPr>
-          <w:p>
-            <w:pPr>
-              <w:pStyle w:val="Normal"/>
-              <w:jc w:val="right"/>
-              <w:pBdr>
-                <w:bottom w:val="none" w:sz="0" w:space="0" w:color="000000"/>
-                <w:top w:val="none" w:sz="0" w:space="0" w:color="000000"/>
-                <w:left w:val="none" w:sz="0" w:space="0" w:color="000000"/>
-                <w:right w:val="none" w:sz="0" w:space="0" w:color="000000"/>
-              </w:pBdr>
-              <w:spacing w:after="120" w:before="120" w:line="240"/>
-              <w:ind w:left="120" w:right="120" w:firstLine="0" w:firstLineChars="0"/>
-              <w:rPr>
-                <w:rFonts w:ascii="Arial" w:hAnsi="Arial" w:eastAsia="Arial" w:cs="Arial"/>
-                <w:i w:val="false"/>
-                <w:b w:val="false"/>
-                <w:u w:val="none"/>
-                <w:sz w:val="22"/>
-                <w:szCs w:val="22"/>
-                <w:color w:val="000000"/>
-              </w:rPr>
-            </w:pPr>
-            <w:r>
-              <w:rPr>
-                <w:rFonts w:ascii="Arial" w:hAnsi="Arial" w:eastAsia="Arial" w:cs="Arial"/>
-                <w:i w:val="false"/>
-                <w:b w:val="false"/>
-                <w:u w:val="none"/>
-                <w:sz w:val="22"/>
-                <w:szCs w:val="22"/>
-                <w:color w:val="000000"/>
-              </w:rPr>
-              <w:t xml:space="preserve">(0.00)   </w:t>
-            </w:r>
-          </w:p>
-        </w:tc>
-        <w:tc>
-          <w:tcPr>
-            <w:tcBorders>
-              <w:bottom w:val="none" w:sz="0" w:space="0" w:color="000000"/>
-              <w:top w:val="none" w:sz="0" w:space="0" w:color="000000"/>
-              <w:left w:val="none" w:sz="0" w:space="0" w:color="000000"/>
-              <w:right w:val="none" w:sz="0" w:space="0" w:color="000000"/>
-            </w:tcBorders>
-            <w:shd w:val="clear" w:color="auto" w:fill="FFFFFF"/>
-            <w:tcMar>
-              <w:top w:w="0" w:type="dxa"/>
-              <w:bottom w:w="0" w:type="dxa"/>
-              <w:left w:w="0" w:type="dxa"/>
-              <w:right w:w="0" w:type="dxa"/>
-            </w:tcMar>
-            <w:vAlign w:val="top"/>
-          </w:tcPr>
-          <w:p>
-            <w:pPr>
-              <w:pStyle w:val="Normal"/>
-              <w:jc w:val="right"/>
-              <w:pBdr>
-                <w:bottom w:val="none" w:sz="0" w:space="0" w:color="000000"/>
-                <w:top w:val="none" w:sz="0" w:space="0" w:color="000000"/>
-                <w:left w:val="none" w:sz="0" w:space="0" w:color="000000"/>
-                <w:right w:val="none" w:sz="0" w:space="0" w:color="000000"/>
-              </w:pBdr>
-              <w:spacing w:after="120" w:before="120" w:line="240"/>
-              <w:ind w:left="120" w:right="120" w:firstLine="0" w:firstLineChars="0"/>
-              <w:rPr>
-                <w:rFonts w:ascii="Arial" w:hAnsi="Arial" w:eastAsia="Arial" w:cs="Arial"/>
-                <w:i w:val="false"/>
-                <w:b w:val="false"/>
-                <w:u w:val="none"/>
-                <w:sz w:val="22"/>
-                <w:szCs w:val="22"/>
-                <w:color w:val="000000"/>
-              </w:rPr>
-            </w:pPr>
-            <w:r>
-              <w:rPr>
-                <w:rFonts w:ascii="Arial" w:hAnsi="Arial" w:eastAsia="Arial" w:cs="Arial"/>
-                <w:i w:val="false"/>
-                <w:b w:val="false"/>
-                <w:u w:val="none"/>
-                <w:sz w:val="22"/>
-                <w:szCs w:val="22"/>
-                <w:color w:val="000000"/>
-              </w:rPr>
-              <w:t xml:space="preserve">(0.00)   </w:t>
+              <w:t xml:space="preserve">       </w:t>
+            </w:r>
+          </w:p>
+        </w:tc>
+        <w:tc>
+          <w:tcPr>
+            <w:tcBorders>
+              <w:bottom w:val="none" w:sz="0" w:space="0" w:color="000000"/>
+              <w:top w:val="none" w:sz="0" w:space="0" w:color="000000"/>
+              <w:left w:val="none" w:sz="0" w:space="0" w:color="000000"/>
+              <w:right w:val="none" w:sz="0" w:space="0" w:color="000000"/>
+            </w:tcBorders>
+            <w:shd w:val="clear" w:color="auto" w:fill="FFFFFF"/>
+            <w:tcMar>
+              <w:top w:w="0" w:type="dxa"/>
+              <w:bottom w:w="0" w:type="dxa"/>
+              <w:left w:w="0" w:type="dxa"/>
+              <w:right w:w="0" w:type="dxa"/>
+            </w:tcMar>
+            <w:vAlign w:val="top"/>
+          </w:tcPr>
+          <w:p>
+            <w:pPr>
+              <w:pStyle w:val="Normal"/>
+              <w:jc w:val="right"/>
+              <w:pBdr>
+                <w:bottom w:val="none" w:sz="0" w:space="0" w:color="000000"/>
+                <w:top w:val="none" w:sz="0" w:space="0" w:color="000000"/>
+                <w:left w:val="none" w:sz="0" w:space="0" w:color="000000"/>
+                <w:right w:val="none" w:sz="0" w:space="0" w:color="000000"/>
+              </w:pBdr>
+              <w:spacing w:after="120" w:before="120" w:line="240"/>
+              <w:ind w:left="120" w:right="120" w:firstLine="0" w:firstLineChars="0"/>
+              <w:rPr>
+                <w:rFonts w:ascii="Arial" w:hAnsi="Arial" w:eastAsia="Arial" w:cs="Arial"/>
+                <w:i w:val="false"/>
+                <w:b w:val="false"/>
+                <w:u w:val="none"/>
+                <w:sz w:val="22"/>
+                <w:szCs w:val="22"/>
+                <w:color w:val="000000"/>
+              </w:rPr>
+            </w:pPr>
+            <w:r>
+              <w:rPr>
+                <w:rFonts w:ascii="Arial" w:hAnsi="Arial" w:eastAsia="Arial" w:cs="Arial"/>
+                <w:i w:val="false"/>
+                <w:b w:val="false"/>
+                <w:u w:val="none"/>
+                <w:sz w:val="22"/>
+                <w:szCs w:val="22"/>
+                <w:color w:val="000000"/>
+              </w:rPr>
+              <w:t xml:space="preserve">       </w:t>
+            </w:r>
+          </w:p>
+        </w:tc>
+        <w:tc>
+          <w:tcPr>
+            <w:tcBorders>
+              <w:bottom w:val="none" w:sz="0" w:space="0" w:color="000000"/>
+              <w:top w:val="none" w:sz="0" w:space="0" w:color="000000"/>
+              <w:left w:val="none" w:sz="0" w:space="0" w:color="000000"/>
+              <w:right w:val="none" w:sz="0" w:space="0" w:color="000000"/>
+            </w:tcBorders>
+            <w:shd w:val="clear" w:color="auto" w:fill="FFFFFF"/>
+            <w:tcMar>
+              <w:top w:w="0" w:type="dxa"/>
+              <w:bottom w:w="0" w:type="dxa"/>
+              <w:left w:w="0" w:type="dxa"/>
+              <w:right w:w="0" w:type="dxa"/>
+            </w:tcMar>
+            <w:vAlign w:val="top"/>
+          </w:tcPr>
+          <w:p>
+            <w:pPr>
+              <w:pStyle w:val="Normal"/>
+              <w:jc w:val="right"/>
+              <w:pBdr>
+                <w:bottom w:val="none" w:sz="0" w:space="0" w:color="000000"/>
+                <w:top w:val="none" w:sz="0" w:space="0" w:color="000000"/>
+                <w:left w:val="none" w:sz="0" w:space="0" w:color="000000"/>
+                <w:right w:val="none" w:sz="0" w:space="0" w:color="000000"/>
+              </w:pBdr>
+              <w:spacing w:after="120" w:before="120" w:line="240"/>
+              <w:ind w:left="120" w:right="120" w:firstLine="0" w:firstLineChars="0"/>
+              <w:rPr>
+                <w:rFonts w:ascii="Arial" w:hAnsi="Arial" w:eastAsia="Arial" w:cs="Arial"/>
+                <w:i w:val="false"/>
+                <w:b w:val="false"/>
+                <w:u w:val="none"/>
+                <w:sz w:val="22"/>
+                <w:szCs w:val="22"/>
+                <w:color w:val="000000"/>
+              </w:rPr>
+            </w:pPr>
+            <w:r>
+              <w:rPr>
+                <w:rFonts w:ascii="Arial" w:hAnsi="Arial" w:eastAsia="Arial" w:cs="Arial"/>
+                <w:i w:val="false"/>
+                <w:b w:val="false"/>
+                <w:u w:val="none"/>
+                <w:sz w:val="22"/>
+                <w:szCs w:val="22"/>
+                <w:color w:val="000000"/>
+              </w:rPr>
+              <w:t xml:space="preserve">(0.45)   </w:t>
+            </w:r>
+          </w:p>
+        </w:tc>
+        <w:tc>
+          <w:tcPr>
+            <w:tcBorders>
+              <w:bottom w:val="none" w:sz="0" w:space="0" w:color="000000"/>
+              <w:top w:val="none" w:sz="0" w:space="0" w:color="000000"/>
+              <w:left w:val="none" w:sz="0" w:space="0" w:color="000000"/>
+              <w:right w:val="none" w:sz="0" w:space="0" w:color="000000"/>
+            </w:tcBorders>
+            <w:shd w:val="clear" w:color="auto" w:fill="FFFFFF"/>
+            <w:tcMar>
+              <w:top w:w="0" w:type="dxa"/>
+              <w:bottom w:w="0" w:type="dxa"/>
+              <w:left w:w="0" w:type="dxa"/>
+              <w:right w:w="0" w:type="dxa"/>
+            </w:tcMar>
+            <w:vAlign w:val="top"/>
+          </w:tcPr>
+          <w:p>
+            <w:pPr>
+              <w:pStyle w:val="Normal"/>
+              <w:jc w:val="right"/>
+              <w:pBdr>
+                <w:bottom w:val="none" w:sz="0" w:space="0" w:color="000000"/>
+                <w:top w:val="none" w:sz="0" w:space="0" w:color="000000"/>
+                <w:left w:val="none" w:sz="0" w:space="0" w:color="000000"/>
+                <w:right w:val="none" w:sz="0" w:space="0" w:color="000000"/>
+              </w:pBdr>
+              <w:spacing w:after="120" w:before="120" w:line="240"/>
+              <w:ind w:left="120" w:right="120" w:firstLine="0" w:firstLineChars="0"/>
+              <w:rPr>
+                <w:rFonts w:ascii="Arial" w:hAnsi="Arial" w:eastAsia="Arial" w:cs="Arial"/>
+                <w:i w:val="false"/>
+                <w:b w:val="false"/>
+                <w:u w:val="none"/>
+                <w:sz w:val="22"/>
+                <w:szCs w:val="22"/>
+                <w:color w:val="000000"/>
+              </w:rPr>
+            </w:pPr>
+            <w:r>
+              <w:rPr>
+                <w:rFonts w:ascii="Arial" w:hAnsi="Arial" w:eastAsia="Arial" w:cs="Arial"/>
+                <w:i w:val="false"/>
+                <w:b w:val="false"/>
+                <w:u w:val="none"/>
+                <w:sz w:val="22"/>
+                <w:szCs w:val="22"/>
+                <w:color w:val="000000"/>
+              </w:rPr>
+              <w:t xml:space="preserve">(0.45)   </w:t>
+            </w:r>
+          </w:p>
+        </w:tc>
+        <w:tc>
+          <w:tcPr>
+            <w:tcBorders>
+              <w:bottom w:val="none" w:sz="0" w:space="0" w:color="000000"/>
+              <w:top w:val="none" w:sz="0" w:space="0" w:color="000000"/>
+              <w:left w:val="none" w:sz="0" w:space="0" w:color="000000"/>
+              <w:right w:val="none" w:sz="0" w:space="0" w:color="000000"/>
+            </w:tcBorders>
+            <w:shd w:val="clear" w:color="auto" w:fill="FFFFFF"/>
+            <w:tcMar>
+              <w:top w:w="0" w:type="dxa"/>
+              <w:bottom w:w="0" w:type="dxa"/>
+              <w:left w:w="0" w:type="dxa"/>
+              <w:right w:w="0" w:type="dxa"/>
+            </w:tcMar>
+            <w:vAlign w:val="top"/>
+          </w:tcPr>
+          <w:p>
+            <w:pPr>
+              <w:pStyle w:val="Normal"/>
+              <w:jc w:val="right"/>
+              <w:pBdr>
+                <w:bottom w:val="none" w:sz="0" w:space="0" w:color="000000"/>
+                <w:top w:val="none" w:sz="0" w:space="0" w:color="000000"/>
+                <w:left w:val="none" w:sz="0" w:space="0" w:color="000000"/>
+                <w:right w:val="none" w:sz="0" w:space="0" w:color="000000"/>
+              </w:pBdr>
+              <w:spacing w:after="120" w:before="120" w:line="240"/>
+              <w:ind w:left="120" w:right="120" w:firstLine="0" w:firstLineChars="0"/>
+              <w:rPr>
+                <w:rFonts w:ascii="Arial" w:hAnsi="Arial" w:eastAsia="Arial" w:cs="Arial"/>
+                <w:i w:val="false"/>
+                <w:b w:val="false"/>
+                <w:u w:val="none"/>
+                <w:sz w:val="22"/>
+                <w:szCs w:val="22"/>
+                <w:color w:val="000000"/>
+              </w:rPr>
+            </w:pPr>
+            <w:r>
+              <w:rPr>
+                <w:rFonts w:ascii="Arial" w:hAnsi="Arial" w:eastAsia="Arial" w:cs="Arial"/>
+                <w:i w:val="false"/>
+                <w:b w:val="false"/>
+                <w:u w:val="none"/>
+                <w:sz w:val="22"/>
+                <w:szCs w:val="22"/>
+                <w:color w:val="000000"/>
+              </w:rPr>
+              <w:t xml:space="preserve">(0.45)   </w:t>
             </w:r>
           </w:p>
         </w:tc>
@@ -7928,7 +9466,7 @@
                 <w:szCs w:val="22"/>
                 <w:color w:val="000000"/>
               </w:rPr>
-              <w:t xml:space="preserve">forborn_within</w:t>
+              <w:t xml:space="preserve">forborn_between_z</w:t>
             </w:r>
           </w:p>
         </w:tc>
@@ -8087,60 +9625,113 @@
                 <w:szCs w:val="22"/>
                 <w:color w:val="000000"/>
               </w:rPr>
-              <w:t xml:space="preserve">-17.52 ***</w:t>
-            </w:r>
-          </w:p>
-        </w:tc>
-        <w:tc>
-          <w:tcPr>
-            <w:tcBorders>
-              <w:bottom w:val="none" w:sz="0" w:space="0" w:color="000000"/>
-              <w:top w:val="none" w:sz="0" w:space="0" w:color="000000"/>
-              <w:left w:val="none" w:sz="0" w:space="0" w:color="000000"/>
-              <w:right w:val="none" w:sz="0" w:space="0" w:color="000000"/>
-            </w:tcBorders>
-            <w:shd w:val="clear" w:color="auto" w:fill="FFFFFF"/>
-            <w:tcMar>
-              <w:top w:w="0" w:type="dxa"/>
-              <w:bottom w:w="0" w:type="dxa"/>
-              <w:left w:w="0" w:type="dxa"/>
-              <w:right w:w="0" w:type="dxa"/>
-            </w:tcMar>
-            <w:vAlign w:val="top"/>
-          </w:tcPr>
-          <w:p>
-            <w:pPr>
-              <w:pStyle w:val="Normal"/>
-              <w:jc w:val="right"/>
-              <w:pBdr>
-                <w:bottom w:val="none" w:sz="0" w:space="0" w:color="000000"/>
-                <w:top w:val="none" w:sz="0" w:space="0" w:color="000000"/>
-                <w:left w:val="none" w:sz="0" w:space="0" w:color="000000"/>
-                <w:right w:val="none" w:sz="0" w:space="0" w:color="000000"/>
-              </w:pBdr>
-              <w:spacing w:after="120" w:before="120" w:line="240"/>
-              <w:ind w:left="120" w:right="120" w:firstLine="0" w:firstLineChars="0"/>
-              <w:rPr>
-                <w:rFonts w:ascii="Arial" w:hAnsi="Arial" w:eastAsia="Arial" w:cs="Arial"/>
-                <w:i w:val="false"/>
-                <w:b w:val="false"/>
-                <w:u w:val="none"/>
-                <w:sz w:val="22"/>
-                <w:szCs w:val="22"/>
-                <w:color w:val="000000"/>
-              </w:rPr>
-            </w:pPr>
-            <w:r>
-              <w:rPr>
-                <w:rFonts w:ascii="Arial" w:hAnsi="Arial" w:eastAsia="Arial" w:cs="Arial"/>
-                <w:i w:val="false"/>
-                <w:b w:val="false"/>
-                <w:u w:val="none"/>
-                <w:sz w:val="22"/>
-                <w:szCs w:val="22"/>
-                <w:color w:val="000000"/>
-              </w:rPr>
-              <w:t xml:space="preserve">-17.49 ***</w:t>
+              <w:t xml:space="preserve">-2.06    </w:t>
+            </w:r>
+          </w:p>
+        </w:tc>
+        <w:tc>
+          <w:tcPr>
+            <w:tcBorders>
+              <w:bottom w:val="none" w:sz="0" w:space="0" w:color="000000"/>
+              <w:top w:val="none" w:sz="0" w:space="0" w:color="000000"/>
+              <w:left w:val="none" w:sz="0" w:space="0" w:color="000000"/>
+              <w:right w:val="none" w:sz="0" w:space="0" w:color="000000"/>
+            </w:tcBorders>
+            <w:shd w:val="clear" w:color="auto" w:fill="FFFFFF"/>
+            <w:tcMar>
+              <w:top w:w="0" w:type="dxa"/>
+              <w:bottom w:w="0" w:type="dxa"/>
+              <w:left w:w="0" w:type="dxa"/>
+              <w:right w:w="0" w:type="dxa"/>
+            </w:tcMar>
+            <w:vAlign w:val="top"/>
+          </w:tcPr>
+          <w:p>
+            <w:pPr>
+              <w:pStyle w:val="Normal"/>
+              <w:jc w:val="right"/>
+              <w:pBdr>
+                <w:bottom w:val="none" w:sz="0" w:space="0" w:color="000000"/>
+                <w:top w:val="none" w:sz="0" w:space="0" w:color="000000"/>
+                <w:left w:val="none" w:sz="0" w:space="0" w:color="000000"/>
+                <w:right w:val="none" w:sz="0" w:space="0" w:color="000000"/>
+              </w:pBdr>
+              <w:spacing w:after="120" w:before="120" w:line="240"/>
+              <w:ind w:left="120" w:right="120" w:firstLine="0" w:firstLineChars="0"/>
+              <w:rPr>
+                <w:rFonts w:ascii="Arial" w:hAnsi="Arial" w:eastAsia="Arial" w:cs="Arial"/>
+                <w:i w:val="false"/>
+                <w:b w:val="false"/>
+                <w:u w:val="none"/>
+                <w:sz w:val="22"/>
+                <w:szCs w:val="22"/>
+                <w:color w:val="000000"/>
+              </w:rPr>
+            </w:pPr>
+            <w:r>
+              <w:rPr>
+                <w:rFonts w:ascii="Arial" w:hAnsi="Arial" w:eastAsia="Arial" w:cs="Arial"/>
+                <w:i w:val="false"/>
+                <w:b w:val="false"/>
+                <w:u w:val="none"/>
+                <w:sz w:val="22"/>
+                <w:szCs w:val="22"/>
+                <w:color w:val="000000"/>
+              </w:rPr>
+              <w:t xml:space="preserve">-2.24    </w:t>
+            </w:r>
+          </w:p>
+        </w:tc>
+        <w:tc>
+          <w:tcPr>
+            <w:tcBorders>
+              <w:bottom w:val="none" w:sz="0" w:space="0" w:color="000000"/>
+              <w:top w:val="none" w:sz="0" w:space="0" w:color="000000"/>
+              <w:left w:val="none" w:sz="0" w:space="0" w:color="000000"/>
+              <w:right w:val="none" w:sz="0" w:space="0" w:color="000000"/>
+            </w:tcBorders>
+            <w:shd w:val="clear" w:color="auto" w:fill="FFFFFF"/>
+            <w:tcMar>
+              <w:top w:w="0" w:type="dxa"/>
+              <w:bottom w:w="0" w:type="dxa"/>
+              <w:left w:w="0" w:type="dxa"/>
+              <w:right w:w="0" w:type="dxa"/>
+            </w:tcMar>
+            <w:vAlign w:val="top"/>
+          </w:tcPr>
+          <w:p>
+            <w:pPr>
+              <w:pStyle w:val="Normal"/>
+              <w:jc w:val="right"/>
+              <w:pBdr>
+                <w:bottom w:val="none" w:sz="0" w:space="0" w:color="000000"/>
+                <w:top w:val="none" w:sz="0" w:space="0" w:color="000000"/>
+                <w:left w:val="none" w:sz="0" w:space="0" w:color="000000"/>
+                <w:right w:val="none" w:sz="0" w:space="0" w:color="000000"/>
+              </w:pBdr>
+              <w:spacing w:after="120" w:before="120" w:line="240"/>
+              <w:ind w:left="120" w:right="120" w:firstLine="0" w:firstLineChars="0"/>
+              <w:rPr>
+                <w:rFonts w:ascii="Arial" w:hAnsi="Arial" w:eastAsia="Arial" w:cs="Arial"/>
+                <w:i w:val="false"/>
+                <w:b w:val="false"/>
+                <w:u w:val="none"/>
+                <w:sz w:val="22"/>
+                <w:szCs w:val="22"/>
+                <w:color w:val="000000"/>
+              </w:rPr>
+            </w:pPr>
+            <w:r>
+              <w:rPr>
+                <w:rFonts w:ascii="Arial" w:hAnsi="Arial" w:eastAsia="Arial" w:cs="Arial"/>
+                <w:i w:val="false"/>
+                <w:b w:val="false"/>
+                <w:u w:val="none"/>
+                <w:sz w:val="22"/>
+                <w:szCs w:val="22"/>
+                <w:color w:val="000000"/>
+              </w:rPr>
+              <w:t xml:space="preserve">-2.06    </w:t>
             </w:r>
           </w:p>
         </w:tc>
@@ -8358,60 +9949,113 @@
                 <w:szCs w:val="22"/>
                 <w:color w:val="000000"/>
               </w:rPr>
-              <w:t xml:space="preserve">(0.45)   </w:t>
-            </w:r>
-          </w:p>
-        </w:tc>
-        <w:tc>
-          <w:tcPr>
-            <w:tcBorders>
-              <w:bottom w:val="none" w:sz="0" w:space="0" w:color="000000"/>
-              <w:top w:val="none" w:sz="0" w:space="0" w:color="000000"/>
-              <w:left w:val="none" w:sz="0" w:space="0" w:color="000000"/>
-              <w:right w:val="none" w:sz="0" w:space="0" w:color="000000"/>
-            </w:tcBorders>
-            <w:shd w:val="clear" w:color="auto" w:fill="FFFFFF"/>
-            <w:tcMar>
-              <w:top w:w="0" w:type="dxa"/>
-              <w:bottom w:w="0" w:type="dxa"/>
-              <w:left w:w="0" w:type="dxa"/>
-              <w:right w:w="0" w:type="dxa"/>
-            </w:tcMar>
-            <w:vAlign w:val="top"/>
-          </w:tcPr>
-          <w:p>
-            <w:pPr>
-              <w:pStyle w:val="Normal"/>
-              <w:jc w:val="right"/>
-              <w:pBdr>
-                <w:bottom w:val="none" w:sz="0" w:space="0" w:color="000000"/>
-                <w:top w:val="none" w:sz="0" w:space="0" w:color="000000"/>
-                <w:left w:val="none" w:sz="0" w:space="0" w:color="000000"/>
-                <w:right w:val="none" w:sz="0" w:space="0" w:color="000000"/>
-              </w:pBdr>
-              <w:spacing w:after="120" w:before="120" w:line="240"/>
-              <w:ind w:left="120" w:right="120" w:firstLine="0" w:firstLineChars="0"/>
-              <w:rPr>
-                <w:rFonts w:ascii="Arial" w:hAnsi="Arial" w:eastAsia="Arial" w:cs="Arial"/>
-                <w:i w:val="false"/>
-                <w:b w:val="false"/>
-                <w:u w:val="none"/>
-                <w:sz w:val="22"/>
-                <w:szCs w:val="22"/>
-                <w:color w:val="000000"/>
-              </w:rPr>
-            </w:pPr>
-            <w:r>
-              <w:rPr>
-                <w:rFonts w:ascii="Arial" w:hAnsi="Arial" w:eastAsia="Arial" w:cs="Arial"/>
-                <w:i w:val="false"/>
-                <w:b w:val="false"/>
-                <w:u w:val="none"/>
-                <w:sz w:val="22"/>
-                <w:szCs w:val="22"/>
-                <w:color w:val="000000"/>
-              </w:rPr>
-              <w:t xml:space="preserve">(0.45)   </w:t>
+              <w:t xml:space="preserve">(4.32)   </w:t>
+            </w:r>
+          </w:p>
+        </w:tc>
+        <w:tc>
+          <w:tcPr>
+            <w:tcBorders>
+              <w:bottom w:val="none" w:sz="0" w:space="0" w:color="000000"/>
+              <w:top w:val="none" w:sz="0" w:space="0" w:color="000000"/>
+              <w:left w:val="none" w:sz="0" w:space="0" w:color="000000"/>
+              <w:right w:val="none" w:sz="0" w:space="0" w:color="000000"/>
+            </w:tcBorders>
+            <w:shd w:val="clear" w:color="auto" w:fill="FFFFFF"/>
+            <w:tcMar>
+              <w:top w:w="0" w:type="dxa"/>
+              <w:bottom w:w="0" w:type="dxa"/>
+              <w:left w:w="0" w:type="dxa"/>
+              <w:right w:w="0" w:type="dxa"/>
+            </w:tcMar>
+            <w:vAlign w:val="top"/>
+          </w:tcPr>
+          <w:p>
+            <w:pPr>
+              <w:pStyle w:val="Normal"/>
+              <w:jc w:val="right"/>
+              <w:pBdr>
+                <w:bottom w:val="none" w:sz="0" w:space="0" w:color="000000"/>
+                <w:top w:val="none" w:sz="0" w:space="0" w:color="000000"/>
+                <w:left w:val="none" w:sz="0" w:space="0" w:color="000000"/>
+                <w:right w:val="none" w:sz="0" w:space="0" w:color="000000"/>
+              </w:pBdr>
+              <w:spacing w:after="120" w:before="120" w:line="240"/>
+              <w:ind w:left="120" w:right="120" w:firstLine="0" w:firstLineChars="0"/>
+              <w:rPr>
+                <w:rFonts w:ascii="Arial" w:hAnsi="Arial" w:eastAsia="Arial" w:cs="Arial"/>
+                <w:i w:val="false"/>
+                <w:b w:val="false"/>
+                <w:u w:val="none"/>
+                <w:sz w:val="22"/>
+                <w:szCs w:val="22"/>
+                <w:color w:val="000000"/>
+              </w:rPr>
+            </w:pPr>
+            <w:r>
+              <w:rPr>
+                <w:rFonts w:ascii="Arial" w:hAnsi="Arial" w:eastAsia="Arial" w:cs="Arial"/>
+                <w:i w:val="false"/>
+                <w:b w:val="false"/>
+                <w:u w:val="none"/>
+                <w:sz w:val="22"/>
+                <w:szCs w:val="22"/>
+                <w:color w:val="000000"/>
+              </w:rPr>
+              <w:t xml:space="preserve">(4.68)   </w:t>
+            </w:r>
+          </w:p>
+        </w:tc>
+        <w:tc>
+          <w:tcPr>
+            <w:tcBorders>
+              <w:bottom w:val="none" w:sz="0" w:space="0" w:color="000000"/>
+              <w:top w:val="none" w:sz="0" w:space="0" w:color="000000"/>
+              <w:left w:val="none" w:sz="0" w:space="0" w:color="000000"/>
+              <w:right w:val="none" w:sz="0" w:space="0" w:color="000000"/>
+            </w:tcBorders>
+            <w:shd w:val="clear" w:color="auto" w:fill="FFFFFF"/>
+            <w:tcMar>
+              <w:top w:w="0" w:type="dxa"/>
+              <w:bottom w:w="0" w:type="dxa"/>
+              <w:left w:w="0" w:type="dxa"/>
+              <w:right w:w="0" w:type="dxa"/>
+            </w:tcMar>
+            <w:vAlign w:val="top"/>
+          </w:tcPr>
+          <w:p>
+            <w:pPr>
+              <w:pStyle w:val="Normal"/>
+              <w:jc w:val="right"/>
+              <w:pBdr>
+                <w:bottom w:val="none" w:sz="0" w:space="0" w:color="000000"/>
+                <w:top w:val="none" w:sz="0" w:space="0" w:color="000000"/>
+                <w:left w:val="none" w:sz="0" w:space="0" w:color="000000"/>
+                <w:right w:val="none" w:sz="0" w:space="0" w:color="000000"/>
+              </w:pBdr>
+              <w:spacing w:after="120" w:before="120" w:line="240"/>
+              <w:ind w:left="120" w:right="120" w:firstLine="0" w:firstLineChars="0"/>
+              <w:rPr>
+                <w:rFonts w:ascii="Arial" w:hAnsi="Arial" w:eastAsia="Arial" w:cs="Arial"/>
+                <w:i w:val="false"/>
+                <w:b w:val="false"/>
+                <w:u w:val="none"/>
+                <w:sz w:val="22"/>
+                <w:szCs w:val="22"/>
+                <w:color w:val="000000"/>
+              </w:rPr>
+            </w:pPr>
+            <w:r>
+              <w:rPr>
+                <w:rFonts w:ascii="Arial" w:hAnsi="Arial" w:eastAsia="Arial" w:cs="Arial"/>
+                <w:i w:val="false"/>
+                <w:b w:val="false"/>
+                <w:u w:val="none"/>
+                <w:sz w:val="22"/>
+                <w:szCs w:val="22"/>
+                <w:color w:val="000000"/>
+              </w:rPr>
+              <w:t xml:space="preserve">(4.32)   </w:t>
             </w:r>
           </w:p>
         </w:tc>
@@ -8470,7 +10114,7 @@
                 <w:szCs w:val="22"/>
                 <w:color w:val="000000"/>
               </w:rPr>
-              <w:t xml:space="preserve">forborn_between_z</w:t>
+              <w:t xml:space="preserve">gdppc_k</w:t>
             </w:r>
           </w:p>
         </w:tc>
@@ -8629,60 +10273,113 @@
                 <w:szCs w:val="22"/>
                 <w:color w:val="000000"/>
               </w:rPr>
-              <w:t xml:space="preserve">-1.97    </w:t>
-            </w:r>
-          </w:p>
-        </w:tc>
-        <w:tc>
-          <w:tcPr>
-            <w:tcBorders>
-              <w:bottom w:val="none" w:sz="0" w:space="0" w:color="000000"/>
-              <w:top w:val="none" w:sz="0" w:space="0" w:color="000000"/>
-              <w:left w:val="none" w:sz="0" w:space="0" w:color="000000"/>
-              <w:right w:val="none" w:sz="0" w:space="0" w:color="000000"/>
-            </w:tcBorders>
-            <w:shd w:val="clear" w:color="auto" w:fill="FFFFFF"/>
-            <w:tcMar>
-              <w:top w:w="0" w:type="dxa"/>
-              <w:bottom w:w="0" w:type="dxa"/>
-              <w:left w:w="0" w:type="dxa"/>
-              <w:right w:w="0" w:type="dxa"/>
-            </w:tcMar>
-            <w:vAlign w:val="top"/>
-          </w:tcPr>
-          <w:p>
-            <w:pPr>
-              <w:pStyle w:val="Normal"/>
-              <w:jc w:val="right"/>
-              <w:pBdr>
-                <w:bottom w:val="none" w:sz="0" w:space="0" w:color="000000"/>
-                <w:top w:val="none" w:sz="0" w:space="0" w:color="000000"/>
-                <w:left w:val="none" w:sz="0" w:space="0" w:color="000000"/>
-                <w:right w:val="none" w:sz="0" w:space="0" w:color="000000"/>
-              </w:pBdr>
-              <w:spacing w:after="120" w:before="120" w:line="240"/>
-              <w:ind w:left="120" w:right="120" w:firstLine="0" w:firstLineChars="0"/>
-              <w:rPr>
-                <w:rFonts w:ascii="Arial" w:hAnsi="Arial" w:eastAsia="Arial" w:cs="Arial"/>
-                <w:i w:val="false"/>
-                <w:b w:val="false"/>
-                <w:u w:val="none"/>
-                <w:sz w:val="22"/>
-                <w:szCs w:val="22"/>
-                <w:color w:val="000000"/>
-              </w:rPr>
-            </w:pPr>
-            <w:r>
-              <w:rPr>
-                <w:rFonts w:ascii="Arial" w:hAnsi="Arial" w:eastAsia="Arial" w:cs="Arial"/>
-                <w:i w:val="false"/>
-                <w:b w:val="false"/>
-                <w:u w:val="none"/>
-                <w:sz w:val="22"/>
-                <w:szCs w:val="22"/>
-                <w:color w:val="000000"/>
-              </w:rPr>
-              <w:t xml:space="preserve">-1.96    </w:t>
+              <w:t xml:space="preserve">       </w:t>
+            </w:r>
+          </w:p>
+        </w:tc>
+        <w:tc>
+          <w:tcPr>
+            <w:tcBorders>
+              <w:bottom w:val="none" w:sz="0" w:space="0" w:color="000000"/>
+              <w:top w:val="none" w:sz="0" w:space="0" w:color="000000"/>
+              <w:left w:val="none" w:sz="0" w:space="0" w:color="000000"/>
+              <w:right w:val="none" w:sz="0" w:space="0" w:color="000000"/>
+            </w:tcBorders>
+            <w:shd w:val="clear" w:color="auto" w:fill="FFFFFF"/>
+            <w:tcMar>
+              <w:top w:w="0" w:type="dxa"/>
+              <w:bottom w:w="0" w:type="dxa"/>
+              <w:left w:w="0" w:type="dxa"/>
+              <w:right w:w="0" w:type="dxa"/>
+            </w:tcMar>
+            <w:vAlign w:val="top"/>
+          </w:tcPr>
+          <w:p>
+            <w:pPr>
+              <w:pStyle w:val="Normal"/>
+              <w:jc w:val="right"/>
+              <w:pBdr>
+                <w:bottom w:val="none" w:sz="0" w:space="0" w:color="000000"/>
+                <w:top w:val="none" w:sz="0" w:space="0" w:color="000000"/>
+                <w:left w:val="none" w:sz="0" w:space="0" w:color="000000"/>
+                <w:right w:val="none" w:sz="0" w:space="0" w:color="000000"/>
+              </w:pBdr>
+              <w:spacing w:after="120" w:before="120" w:line="240"/>
+              <w:ind w:left="120" w:right="120" w:firstLine="0" w:firstLineChars="0"/>
+              <w:rPr>
+                <w:rFonts w:ascii="Arial" w:hAnsi="Arial" w:eastAsia="Arial" w:cs="Arial"/>
+                <w:i w:val="false"/>
+                <w:b w:val="false"/>
+                <w:u w:val="none"/>
+                <w:sz w:val="22"/>
+                <w:szCs w:val="22"/>
+                <w:color w:val="000000"/>
+              </w:rPr>
+            </w:pPr>
+            <w:r>
+              <w:rPr>
+                <w:rFonts w:ascii="Arial" w:hAnsi="Arial" w:eastAsia="Arial" w:cs="Arial"/>
+                <w:i w:val="false"/>
+                <w:b w:val="false"/>
+                <w:u w:val="none"/>
+                <w:sz w:val="22"/>
+                <w:szCs w:val="22"/>
+                <w:color w:val="000000"/>
+              </w:rPr>
+              <w:t xml:space="preserve">0.05    </w:t>
+            </w:r>
+          </w:p>
+        </w:tc>
+        <w:tc>
+          <w:tcPr>
+            <w:tcBorders>
+              <w:bottom w:val="none" w:sz="0" w:space="0" w:color="000000"/>
+              <w:top w:val="none" w:sz="0" w:space="0" w:color="000000"/>
+              <w:left w:val="none" w:sz="0" w:space="0" w:color="000000"/>
+              <w:right w:val="none" w:sz="0" w:space="0" w:color="000000"/>
+            </w:tcBorders>
+            <w:shd w:val="clear" w:color="auto" w:fill="FFFFFF"/>
+            <w:tcMar>
+              <w:top w:w="0" w:type="dxa"/>
+              <w:bottom w:w="0" w:type="dxa"/>
+              <w:left w:w="0" w:type="dxa"/>
+              <w:right w:w="0" w:type="dxa"/>
+            </w:tcMar>
+            <w:vAlign w:val="top"/>
+          </w:tcPr>
+          <w:p>
+            <w:pPr>
+              <w:pStyle w:val="Normal"/>
+              <w:jc w:val="right"/>
+              <w:pBdr>
+                <w:bottom w:val="none" w:sz="0" w:space="0" w:color="000000"/>
+                <w:top w:val="none" w:sz="0" w:space="0" w:color="000000"/>
+                <w:left w:val="none" w:sz="0" w:space="0" w:color="000000"/>
+                <w:right w:val="none" w:sz="0" w:space="0" w:color="000000"/>
+              </w:pBdr>
+              <w:spacing w:after="120" w:before="120" w:line="240"/>
+              <w:ind w:left="120" w:right="120" w:firstLine="0" w:firstLineChars="0"/>
+              <w:rPr>
+                <w:rFonts w:ascii="Arial" w:hAnsi="Arial" w:eastAsia="Arial" w:cs="Arial"/>
+                <w:i w:val="false"/>
+                <w:b w:val="false"/>
+                <w:u w:val="none"/>
+                <w:sz w:val="22"/>
+                <w:szCs w:val="22"/>
+                <w:color w:val="000000"/>
+              </w:rPr>
+            </w:pPr>
+            <w:r>
+              <w:rPr>
+                <w:rFonts w:ascii="Arial" w:hAnsi="Arial" w:eastAsia="Arial" w:cs="Arial"/>
+                <w:i w:val="false"/>
+                <w:b w:val="false"/>
+                <w:u w:val="none"/>
+                <w:sz w:val="22"/>
+                <w:szCs w:val="22"/>
+                <w:color w:val="000000"/>
+              </w:rPr>
+              <w:t xml:space="preserve">       </w:t>
             </w:r>
           </w:p>
         </w:tc>
@@ -8900,60 +10597,113 @@
                 <w:szCs w:val="22"/>
                 <w:color w:val="000000"/>
               </w:rPr>
-              <w:t xml:space="preserve">(4.45)   </w:t>
-            </w:r>
-          </w:p>
-        </w:tc>
-        <w:tc>
-          <w:tcPr>
-            <w:tcBorders>
-              <w:bottom w:val="none" w:sz="0" w:space="0" w:color="000000"/>
-              <w:top w:val="none" w:sz="0" w:space="0" w:color="000000"/>
-              <w:left w:val="none" w:sz="0" w:space="0" w:color="000000"/>
-              <w:right w:val="none" w:sz="0" w:space="0" w:color="000000"/>
-            </w:tcBorders>
-            <w:shd w:val="clear" w:color="auto" w:fill="FFFFFF"/>
-            <w:tcMar>
-              <w:top w:w="0" w:type="dxa"/>
-              <w:bottom w:w="0" w:type="dxa"/>
-              <w:left w:w="0" w:type="dxa"/>
-              <w:right w:w="0" w:type="dxa"/>
-            </w:tcMar>
-            <w:vAlign w:val="top"/>
-          </w:tcPr>
-          <w:p>
-            <w:pPr>
-              <w:pStyle w:val="Normal"/>
-              <w:jc w:val="right"/>
-              <w:pBdr>
-                <w:bottom w:val="none" w:sz="0" w:space="0" w:color="000000"/>
-                <w:top w:val="none" w:sz="0" w:space="0" w:color="000000"/>
-                <w:left w:val="none" w:sz="0" w:space="0" w:color="000000"/>
-                <w:right w:val="none" w:sz="0" w:space="0" w:color="000000"/>
-              </w:pBdr>
-              <w:spacing w:after="120" w:before="120" w:line="240"/>
-              <w:ind w:left="120" w:right="120" w:firstLine="0" w:firstLineChars="0"/>
-              <w:rPr>
-                <w:rFonts w:ascii="Arial" w:hAnsi="Arial" w:eastAsia="Arial" w:cs="Arial"/>
-                <w:i w:val="false"/>
-                <w:b w:val="false"/>
-                <w:u w:val="none"/>
-                <w:sz w:val="22"/>
-                <w:szCs w:val="22"/>
-                <w:color w:val="000000"/>
-              </w:rPr>
-            </w:pPr>
-            <w:r>
-              <w:rPr>
-                <w:rFonts w:ascii="Arial" w:hAnsi="Arial" w:eastAsia="Arial" w:cs="Arial"/>
-                <w:i w:val="false"/>
-                <w:b w:val="false"/>
-                <w:u w:val="none"/>
-                <w:sz w:val="22"/>
-                <w:szCs w:val="22"/>
-                <w:color w:val="000000"/>
-              </w:rPr>
-              <w:t xml:space="preserve">(4.45)   </w:t>
+              <w:t xml:space="preserve">       </w:t>
+            </w:r>
+          </w:p>
+        </w:tc>
+        <w:tc>
+          <w:tcPr>
+            <w:tcBorders>
+              <w:bottom w:val="none" w:sz="0" w:space="0" w:color="000000"/>
+              <w:top w:val="none" w:sz="0" w:space="0" w:color="000000"/>
+              <w:left w:val="none" w:sz="0" w:space="0" w:color="000000"/>
+              <w:right w:val="none" w:sz="0" w:space="0" w:color="000000"/>
+            </w:tcBorders>
+            <w:shd w:val="clear" w:color="auto" w:fill="FFFFFF"/>
+            <w:tcMar>
+              <w:top w:w="0" w:type="dxa"/>
+              <w:bottom w:w="0" w:type="dxa"/>
+              <w:left w:w="0" w:type="dxa"/>
+              <w:right w:w="0" w:type="dxa"/>
+            </w:tcMar>
+            <w:vAlign w:val="top"/>
+          </w:tcPr>
+          <w:p>
+            <w:pPr>
+              <w:pStyle w:val="Normal"/>
+              <w:jc w:val="right"/>
+              <w:pBdr>
+                <w:bottom w:val="none" w:sz="0" w:space="0" w:color="000000"/>
+                <w:top w:val="none" w:sz="0" w:space="0" w:color="000000"/>
+                <w:left w:val="none" w:sz="0" w:space="0" w:color="000000"/>
+                <w:right w:val="none" w:sz="0" w:space="0" w:color="000000"/>
+              </w:pBdr>
+              <w:spacing w:after="120" w:before="120" w:line="240"/>
+              <w:ind w:left="120" w:right="120" w:firstLine="0" w:firstLineChars="0"/>
+              <w:rPr>
+                <w:rFonts w:ascii="Arial" w:hAnsi="Arial" w:eastAsia="Arial" w:cs="Arial"/>
+                <w:i w:val="false"/>
+                <w:b w:val="false"/>
+                <w:u w:val="none"/>
+                <w:sz w:val="22"/>
+                <w:szCs w:val="22"/>
+                <w:color w:val="000000"/>
+              </w:rPr>
+            </w:pPr>
+            <w:r>
+              <w:rPr>
+                <w:rFonts w:ascii="Arial" w:hAnsi="Arial" w:eastAsia="Arial" w:cs="Arial"/>
+                <w:i w:val="false"/>
+                <w:b w:val="false"/>
+                <w:u w:val="none"/>
+                <w:sz w:val="22"/>
+                <w:szCs w:val="22"/>
+                <w:color w:val="000000"/>
+              </w:rPr>
+              <w:t xml:space="preserve">(0.42)   </w:t>
+            </w:r>
+          </w:p>
+        </w:tc>
+        <w:tc>
+          <w:tcPr>
+            <w:tcBorders>
+              <w:bottom w:val="none" w:sz="0" w:space="0" w:color="000000"/>
+              <w:top w:val="none" w:sz="0" w:space="0" w:color="000000"/>
+              <w:left w:val="none" w:sz="0" w:space="0" w:color="000000"/>
+              <w:right w:val="none" w:sz="0" w:space="0" w:color="000000"/>
+            </w:tcBorders>
+            <w:shd w:val="clear" w:color="auto" w:fill="FFFFFF"/>
+            <w:tcMar>
+              <w:top w:w="0" w:type="dxa"/>
+              <w:bottom w:w="0" w:type="dxa"/>
+              <w:left w:w="0" w:type="dxa"/>
+              <w:right w:w="0" w:type="dxa"/>
+            </w:tcMar>
+            <w:vAlign w:val="top"/>
+          </w:tcPr>
+          <w:p>
+            <w:pPr>
+              <w:pStyle w:val="Normal"/>
+              <w:jc w:val="right"/>
+              <w:pBdr>
+                <w:bottom w:val="none" w:sz="0" w:space="0" w:color="000000"/>
+                <w:top w:val="none" w:sz="0" w:space="0" w:color="000000"/>
+                <w:left w:val="none" w:sz="0" w:space="0" w:color="000000"/>
+                <w:right w:val="none" w:sz="0" w:space="0" w:color="000000"/>
+              </w:pBdr>
+              <w:spacing w:after="120" w:before="120" w:line="240"/>
+              <w:ind w:left="120" w:right="120" w:firstLine="0" w:firstLineChars="0"/>
+              <w:rPr>
+                <w:rFonts w:ascii="Arial" w:hAnsi="Arial" w:eastAsia="Arial" w:cs="Arial"/>
+                <w:i w:val="false"/>
+                <w:b w:val="false"/>
+                <w:u w:val="none"/>
+                <w:sz w:val="22"/>
+                <w:szCs w:val="22"/>
+                <w:color w:val="000000"/>
+              </w:rPr>
+            </w:pPr>
+            <w:r>
+              <w:rPr>
+                <w:rFonts w:ascii="Arial" w:hAnsi="Arial" w:eastAsia="Arial" w:cs="Arial"/>
+                <w:i w:val="false"/>
+                <w:b w:val="false"/>
+                <w:u w:val="none"/>
+                <w:sz w:val="22"/>
+                <w:szCs w:val="22"/>
+                <w:color w:val="000000"/>
+              </w:rPr>
+              <w:t xml:space="preserve">       </w:t>
             </w:r>
           </w:p>
         </w:tc>
@@ -9224,6 +10974,59 @@
                 <w:szCs w:val="22"/>
                 <w:color w:val="000000"/>
               </w:rPr>
+              <w:t xml:space="preserve">       </w:t>
+            </w:r>
+          </w:p>
+        </w:tc>
+        <w:tc>
+          <w:tcPr>
+            <w:tcBorders>
+              <w:bottom w:val="none" w:sz="0" w:space="0" w:color="000000"/>
+              <w:top w:val="none" w:sz="0" w:space="0" w:color="000000"/>
+              <w:left w:val="none" w:sz="0" w:space="0" w:color="000000"/>
+              <w:right w:val="none" w:sz="0" w:space="0" w:color="000000"/>
+            </w:tcBorders>
+            <w:shd w:val="clear" w:color="auto" w:fill="FFFFFF"/>
+            <w:tcMar>
+              <w:top w:w="0" w:type="dxa"/>
+              <w:bottom w:w="0" w:type="dxa"/>
+              <w:left w:w="0" w:type="dxa"/>
+              <w:right w:w="0" w:type="dxa"/>
+            </w:tcMar>
+            <w:vAlign w:val="top"/>
+          </w:tcPr>
+          <w:p>
+            <w:pPr>
+              <w:pStyle w:val="Normal"/>
+              <w:jc w:val="right"/>
+              <w:pBdr>
+                <w:bottom w:val="none" w:sz="0" w:space="0" w:color="000000"/>
+                <w:top w:val="none" w:sz="0" w:space="0" w:color="000000"/>
+                <w:left w:val="none" w:sz="0" w:space="0" w:color="000000"/>
+                <w:right w:val="none" w:sz="0" w:space="0" w:color="000000"/>
+              </w:pBdr>
+              <w:spacing w:after="120" w:before="120" w:line="240"/>
+              <w:ind w:left="120" w:right="120" w:firstLine="0" w:firstLineChars="0"/>
+              <w:rPr>
+                <w:rFonts w:ascii="Arial" w:hAnsi="Arial" w:eastAsia="Arial" w:cs="Arial"/>
+                <w:i w:val="false"/>
+                <w:b w:val="false"/>
+                <w:u w:val="none"/>
+                <w:sz w:val="22"/>
+                <w:szCs w:val="22"/>
+                <w:color w:val="000000"/>
+              </w:rPr>
+            </w:pPr>
+            <w:r>
+              <w:rPr>
+                <w:rFonts w:ascii="Arial" w:hAnsi="Arial" w:eastAsia="Arial" w:cs="Arial"/>
+                <w:i w:val="false"/>
+                <w:b w:val="false"/>
+                <w:u w:val="none"/>
+                <w:sz w:val="22"/>
+                <w:szCs w:val="22"/>
+                <w:color w:val="000000"/>
+              </w:rPr>
               <w:t xml:space="preserve">5.41 ***</w:t>
             </w:r>
           </w:p>
@@ -9495,6 +11298,59 @@
                 <w:szCs w:val="22"/>
                 <w:color w:val="000000"/>
               </w:rPr>
+              <w:t xml:space="preserve">       </w:t>
+            </w:r>
+          </w:p>
+        </w:tc>
+        <w:tc>
+          <w:tcPr>
+            <w:tcBorders>
+              <w:bottom w:val="single" w:sz="3" w:space="0" w:color="000000"/>
+              <w:top w:val="none" w:sz="0" w:space="0" w:color="000000"/>
+              <w:left w:val="none" w:sz="0" w:space="0" w:color="000000"/>
+              <w:right w:val="none" w:sz="0" w:space="0" w:color="000000"/>
+            </w:tcBorders>
+            <w:shd w:val="clear" w:color="auto" w:fill="FFFFFF"/>
+            <w:tcMar>
+              <w:top w:w="0" w:type="dxa"/>
+              <w:bottom w:w="0" w:type="dxa"/>
+              <w:left w:w="0" w:type="dxa"/>
+              <w:right w:w="0" w:type="dxa"/>
+            </w:tcMar>
+            <w:vAlign w:val="top"/>
+          </w:tcPr>
+          <w:p>
+            <w:pPr>
+              <w:pStyle w:val="Normal"/>
+              <w:jc w:val="right"/>
+              <w:pBdr>
+                <w:bottom w:val="none" w:sz="0" w:space="0" w:color="000000"/>
+                <w:top w:val="none" w:sz="0" w:space="0" w:color="000000"/>
+                <w:left w:val="none" w:sz="0" w:space="0" w:color="000000"/>
+                <w:right w:val="none" w:sz="0" w:space="0" w:color="000000"/>
+              </w:pBdr>
+              <w:spacing w:after="120" w:before="120" w:line="240"/>
+              <w:ind w:left="120" w:right="120" w:firstLine="0" w:firstLineChars="0"/>
+              <w:rPr>
+                <w:rFonts w:ascii="Arial" w:hAnsi="Arial" w:eastAsia="Arial" w:cs="Arial"/>
+                <w:i w:val="false"/>
+                <w:b w:val="false"/>
+                <w:u w:val="none"/>
+                <w:sz w:val="22"/>
+                <w:szCs w:val="22"/>
+                <w:color w:val="000000"/>
+              </w:rPr>
+            </w:pPr>
+            <w:r>
+              <w:rPr>
+                <w:rFonts w:ascii="Arial" w:hAnsi="Arial" w:eastAsia="Arial" w:cs="Arial"/>
+                <w:i w:val="false"/>
+                <w:b w:val="false"/>
+                <w:u w:val="none"/>
+                <w:sz w:val="22"/>
+                <w:szCs w:val="22"/>
+                <w:color w:val="000000"/>
+              </w:rPr>
               <w:t xml:space="preserve">(0.79)   </w:t>
             </w:r>
           </w:p>
@@ -9770,6 +11626,59 @@
             </w:r>
           </w:p>
         </w:tc>
+        <w:tc>
+          <w:tcPr>
+            <w:tcBorders>
+              <w:bottom w:val="none" w:sz="0" w:space="0" w:color="000000"/>
+              <w:top w:val="single" w:sz="3" w:space="0" w:color="000000"/>
+              <w:left w:val="none" w:sz="0" w:space="0" w:color="000000"/>
+              <w:right w:val="none" w:sz="0" w:space="0" w:color="000000"/>
+            </w:tcBorders>
+            <w:shd w:val="clear" w:color="auto" w:fill="FFFFFF"/>
+            <w:tcMar>
+              <w:top w:w="0" w:type="dxa"/>
+              <w:bottom w:w="0" w:type="dxa"/>
+              <w:left w:w="0" w:type="dxa"/>
+              <w:right w:w="0" w:type="dxa"/>
+            </w:tcMar>
+            <w:vAlign w:val="top"/>
+          </w:tcPr>
+          <w:p>
+            <w:pPr>
+              <w:pStyle w:val="Normal"/>
+              <w:jc w:val="right"/>
+              <w:pBdr>
+                <w:bottom w:val="none" w:sz="0" w:space="0" w:color="000000"/>
+                <w:top w:val="none" w:sz="0" w:space="0" w:color="000000"/>
+                <w:left w:val="none" w:sz="0" w:space="0" w:color="000000"/>
+                <w:right w:val="none" w:sz="0" w:space="0" w:color="000000"/>
+              </w:pBdr>
+              <w:spacing w:after="120" w:before="120" w:line="240"/>
+              <w:ind w:left="120" w:right="120" w:firstLine="0" w:firstLineChars="0"/>
+              <w:rPr>
+                <w:rFonts w:ascii="Arial" w:hAnsi="Arial" w:eastAsia="Arial" w:cs="Arial"/>
+                <w:i w:val="false"/>
+                <w:b w:val="false"/>
+                <w:u w:val="none"/>
+                <w:sz w:val="22"/>
+                <w:szCs w:val="22"/>
+                <w:color w:val="000000"/>
+              </w:rPr>
+            </w:pPr>
+            <w:r>
+              <w:rPr>
+                <w:rFonts w:ascii="Arial" w:hAnsi="Arial" w:eastAsia="Arial" w:cs="Arial"/>
+                <w:i w:val="false"/>
+                <w:b w:val="false"/>
+                <w:u w:val="none"/>
+                <w:sz w:val="22"/>
+                <w:szCs w:val="22"/>
+                <w:color w:val="000000"/>
+              </w:rPr>
+              <w:t xml:space="preserve">122641       </w:t>
+            </w:r>
+          </w:p>
+        </w:tc>
       </w:tr>
       <w:tr>
         <w:trPr>
@@ -10041,6 +11950,59 @@
             </w:r>
           </w:p>
         </w:tc>
+        <w:tc>
+          <w:tcPr>
+            <w:tcBorders>
+              <w:bottom w:val="none" w:sz="0" w:space="0" w:color="000000"/>
+              <w:top w:val="none" w:sz="0" w:space="0" w:color="000000"/>
+              <w:left w:val="none" w:sz="0" w:space="0" w:color="000000"/>
+              <w:right w:val="none" w:sz="0" w:space="0" w:color="000000"/>
+            </w:tcBorders>
+            <w:shd w:val="clear" w:color="auto" w:fill="FFFFFF"/>
+            <w:tcMar>
+              <w:top w:w="0" w:type="dxa"/>
+              <w:bottom w:w="0" w:type="dxa"/>
+              <w:left w:w="0" w:type="dxa"/>
+              <w:right w:w="0" w:type="dxa"/>
+            </w:tcMar>
+            <w:vAlign w:val="top"/>
+          </w:tcPr>
+          <w:p>
+            <w:pPr>
+              <w:pStyle w:val="Normal"/>
+              <w:jc w:val="right"/>
+              <w:pBdr>
+                <w:bottom w:val="none" w:sz="0" w:space="0" w:color="000000"/>
+                <w:top w:val="none" w:sz="0" w:space="0" w:color="000000"/>
+                <w:left w:val="none" w:sz="0" w:space="0" w:color="000000"/>
+                <w:right w:val="none" w:sz="0" w:space="0" w:color="000000"/>
+              </w:pBdr>
+              <w:spacing w:after="120" w:before="120" w:line="240"/>
+              <w:ind w:left="120" w:right="120" w:firstLine="0" w:firstLineChars="0"/>
+              <w:rPr>
+                <w:rFonts w:ascii="Arial" w:hAnsi="Arial" w:eastAsia="Arial" w:cs="Arial"/>
+                <w:i w:val="false"/>
+                <w:b w:val="false"/>
+                <w:u w:val="none"/>
+                <w:sz w:val="22"/>
+                <w:szCs w:val="22"/>
+                <w:color w:val="000000"/>
+              </w:rPr>
+            </w:pPr>
+            <w:r>
+              <w:rPr>
+                <w:rFonts w:ascii="Arial" w:hAnsi="Arial" w:eastAsia="Arial" w:cs="Arial"/>
+                <w:i w:val="false"/>
+                <w:b w:val="false"/>
+                <w:u w:val="none"/>
+                <w:sz w:val="22"/>
+                <w:szCs w:val="22"/>
+                <w:color w:val="000000"/>
+              </w:rPr>
+              <w:t xml:space="preserve">     28       </w:t>
+            </w:r>
+          </w:p>
+        </w:tc>
       </w:tr>
       <w:tr>
         <w:trPr>
@@ -10149,166 +12111,219 @@
                 <w:szCs w:val="22"/>
                 <w:color w:val="000000"/>
               </w:rPr>
-              <w:t xml:space="preserve">168786.15    </w:t>
-            </w:r>
-          </w:p>
-        </w:tc>
-        <w:tc>
-          <w:tcPr>
-            <w:tcBorders>
-              <w:bottom w:val="none" w:sz="0" w:space="0" w:color="000000"/>
-              <w:top w:val="none" w:sz="0" w:space="0" w:color="000000"/>
-              <w:left w:val="none" w:sz="0" w:space="0" w:color="000000"/>
-              <w:right w:val="none" w:sz="0" w:space="0" w:color="000000"/>
-            </w:tcBorders>
-            <w:shd w:val="clear" w:color="auto" w:fill="FFFFFF"/>
-            <w:tcMar>
-              <w:top w:w="0" w:type="dxa"/>
-              <w:bottom w:w="0" w:type="dxa"/>
-              <w:left w:w="0" w:type="dxa"/>
-              <w:right w:w="0" w:type="dxa"/>
-            </w:tcMar>
-            <w:vAlign w:val="top"/>
-          </w:tcPr>
-          <w:p>
-            <w:pPr>
-              <w:pStyle w:val="Normal"/>
-              <w:jc w:val="right"/>
-              <w:pBdr>
-                <w:bottom w:val="none" w:sz="0" w:space="0" w:color="000000"/>
-                <w:top w:val="none" w:sz="0" w:space="0" w:color="000000"/>
-                <w:left w:val="none" w:sz="0" w:space="0" w:color="000000"/>
-                <w:right w:val="none" w:sz="0" w:space="0" w:color="000000"/>
-              </w:pBdr>
-              <w:spacing w:after="120" w:before="120" w:line="240"/>
-              <w:ind w:left="120" w:right="120" w:firstLine="0" w:firstLineChars="0"/>
-              <w:rPr>
-                <w:rFonts w:ascii="Arial" w:hAnsi="Arial" w:eastAsia="Arial" w:cs="Arial"/>
-                <w:i w:val="false"/>
-                <w:b w:val="false"/>
-                <w:u w:val="none"/>
-                <w:sz w:val="22"/>
-                <w:szCs w:val="22"/>
-                <w:color w:val="000000"/>
-              </w:rPr>
-            </w:pPr>
-            <w:r>
-              <w:rPr>
-                <w:rFonts w:ascii="Arial" w:hAnsi="Arial" w:eastAsia="Arial" w:cs="Arial"/>
-                <w:i w:val="false"/>
-                <w:b w:val="false"/>
-                <w:u w:val="none"/>
-                <w:sz w:val="22"/>
-                <w:szCs w:val="22"/>
-                <w:color w:val="000000"/>
-              </w:rPr>
-              <w:t xml:space="preserve">1099215.80    </w:t>
-            </w:r>
-          </w:p>
-        </w:tc>
-        <w:tc>
-          <w:tcPr>
-            <w:tcBorders>
-              <w:bottom w:val="none" w:sz="0" w:space="0" w:color="000000"/>
-              <w:top w:val="none" w:sz="0" w:space="0" w:color="000000"/>
-              <w:left w:val="none" w:sz="0" w:space="0" w:color="000000"/>
-              <w:right w:val="none" w:sz="0" w:space="0" w:color="000000"/>
-            </w:tcBorders>
-            <w:shd w:val="clear" w:color="auto" w:fill="FFFFFF"/>
-            <w:tcMar>
-              <w:top w:w="0" w:type="dxa"/>
-              <w:bottom w:w="0" w:type="dxa"/>
-              <w:left w:w="0" w:type="dxa"/>
-              <w:right w:w="0" w:type="dxa"/>
-            </w:tcMar>
-            <w:vAlign w:val="top"/>
-          </w:tcPr>
-          <w:p>
-            <w:pPr>
-              <w:pStyle w:val="Normal"/>
-              <w:jc w:val="right"/>
-              <w:pBdr>
-                <w:bottom w:val="none" w:sz="0" w:space="0" w:color="000000"/>
-                <w:top w:val="none" w:sz="0" w:space="0" w:color="000000"/>
-                <w:left w:val="none" w:sz="0" w:space="0" w:color="000000"/>
-                <w:right w:val="none" w:sz="0" w:space="0" w:color="000000"/>
-              </w:pBdr>
-              <w:spacing w:after="120" w:before="120" w:line="240"/>
-              <w:ind w:left="120" w:right="120" w:firstLine="0" w:firstLineChars="0"/>
-              <w:rPr>
-                <w:rFonts w:ascii="Arial" w:hAnsi="Arial" w:eastAsia="Arial" w:cs="Arial"/>
-                <w:i w:val="false"/>
-                <w:b w:val="false"/>
-                <w:u w:val="none"/>
-                <w:sz w:val="22"/>
-                <w:szCs w:val="22"/>
-                <w:color w:val="000000"/>
-              </w:rPr>
-            </w:pPr>
-            <w:r>
-              <w:rPr>
-                <w:rFonts w:ascii="Arial" w:hAnsi="Arial" w:eastAsia="Arial" w:cs="Arial"/>
-                <w:i w:val="false"/>
-                <w:b w:val="false"/>
-                <w:u w:val="none"/>
-                <w:sz w:val="22"/>
-                <w:szCs w:val="22"/>
-                <w:color w:val="000000"/>
-              </w:rPr>
-              <w:t xml:space="preserve">1269525.73    </w:t>
-            </w:r>
-          </w:p>
-        </w:tc>
-        <w:tc>
-          <w:tcPr>
-            <w:tcBorders>
-              <w:bottom w:val="none" w:sz="0" w:space="0" w:color="000000"/>
-              <w:top w:val="none" w:sz="0" w:space="0" w:color="000000"/>
-              <w:left w:val="none" w:sz="0" w:space="0" w:color="000000"/>
-              <w:right w:val="none" w:sz="0" w:space="0" w:color="000000"/>
-            </w:tcBorders>
-            <w:shd w:val="clear" w:color="auto" w:fill="FFFFFF"/>
-            <w:tcMar>
-              <w:top w:w="0" w:type="dxa"/>
-              <w:bottom w:w="0" w:type="dxa"/>
-              <w:left w:w="0" w:type="dxa"/>
-              <w:right w:w="0" w:type="dxa"/>
-            </w:tcMar>
-            <w:vAlign w:val="top"/>
-          </w:tcPr>
-          <w:p>
-            <w:pPr>
-              <w:pStyle w:val="Normal"/>
-              <w:jc w:val="right"/>
-              <w:pBdr>
-                <w:bottom w:val="none" w:sz="0" w:space="0" w:color="000000"/>
-                <w:top w:val="none" w:sz="0" w:space="0" w:color="000000"/>
-                <w:left w:val="none" w:sz="0" w:space="0" w:color="000000"/>
-                <w:right w:val="none" w:sz="0" w:space="0" w:color="000000"/>
-              </w:pBdr>
-              <w:spacing w:after="120" w:before="120" w:line="240"/>
-              <w:ind w:left="120" w:right="120" w:firstLine="0" w:firstLineChars="0"/>
-              <w:rPr>
-                <w:rFonts w:ascii="Arial" w:hAnsi="Arial" w:eastAsia="Arial" w:cs="Arial"/>
-                <w:i w:val="false"/>
-                <w:b w:val="false"/>
-                <w:u w:val="none"/>
-                <w:sz w:val="22"/>
-                <w:szCs w:val="22"/>
-                <w:color w:val="000000"/>
-              </w:rPr>
-            </w:pPr>
-            <w:r>
-              <w:rPr>
-                <w:rFonts w:ascii="Arial" w:hAnsi="Arial" w:eastAsia="Arial" w:cs="Arial"/>
-                <w:i w:val="false"/>
-                <w:b w:val="false"/>
-                <w:u w:val="none"/>
-                <w:sz w:val="22"/>
-                <w:szCs w:val="22"/>
-                <w:color w:val="000000"/>
-              </w:rPr>
-              <w:t xml:space="preserve">1269479.26    </w:t>
+              <w:t xml:space="preserve">168770.48    </w:t>
+            </w:r>
+          </w:p>
+        </w:tc>
+        <w:tc>
+          <w:tcPr>
+            <w:tcBorders>
+              <w:bottom w:val="none" w:sz="0" w:space="0" w:color="000000"/>
+              <w:top w:val="none" w:sz="0" w:space="0" w:color="000000"/>
+              <w:left w:val="none" w:sz="0" w:space="0" w:color="000000"/>
+              <w:right w:val="none" w:sz="0" w:space="0" w:color="000000"/>
+            </w:tcBorders>
+            <w:shd w:val="clear" w:color="auto" w:fill="FFFFFF"/>
+            <w:tcMar>
+              <w:top w:w="0" w:type="dxa"/>
+              <w:bottom w:w="0" w:type="dxa"/>
+              <w:left w:w="0" w:type="dxa"/>
+              <w:right w:w="0" w:type="dxa"/>
+            </w:tcMar>
+            <w:vAlign w:val="top"/>
+          </w:tcPr>
+          <w:p>
+            <w:pPr>
+              <w:pStyle w:val="Normal"/>
+              <w:jc w:val="right"/>
+              <w:pBdr>
+                <w:bottom w:val="none" w:sz="0" w:space="0" w:color="000000"/>
+                <w:top w:val="none" w:sz="0" w:space="0" w:color="000000"/>
+                <w:left w:val="none" w:sz="0" w:space="0" w:color="000000"/>
+                <w:right w:val="none" w:sz="0" w:space="0" w:color="000000"/>
+              </w:pBdr>
+              <w:spacing w:after="120" w:before="120" w:line="240"/>
+              <w:ind w:left="120" w:right="120" w:firstLine="0" w:firstLineChars="0"/>
+              <w:rPr>
+                <w:rFonts w:ascii="Arial" w:hAnsi="Arial" w:eastAsia="Arial" w:cs="Arial"/>
+                <w:i w:val="false"/>
+                <w:b w:val="false"/>
+                <w:u w:val="none"/>
+                <w:sz w:val="22"/>
+                <w:szCs w:val="22"/>
+                <w:color w:val="000000"/>
+              </w:rPr>
+            </w:pPr>
+            <w:r>
+              <w:rPr>
+                <w:rFonts w:ascii="Arial" w:hAnsi="Arial" w:eastAsia="Arial" w:cs="Arial"/>
+                <w:i w:val="false"/>
+                <w:b w:val="false"/>
+                <w:u w:val="none"/>
+                <w:sz w:val="22"/>
+                <w:szCs w:val="22"/>
+                <w:color w:val="000000"/>
+              </w:rPr>
+              <w:t xml:space="preserve">1099199.65    </w:t>
+            </w:r>
+          </w:p>
+        </w:tc>
+        <w:tc>
+          <w:tcPr>
+            <w:tcBorders>
+              <w:bottom w:val="none" w:sz="0" w:space="0" w:color="000000"/>
+              <w:top w:val="none" w:sz="0" w:space="0" w:color="000000"/>
+              <w:left w:val="none" w:sz="0" w:space="0" w:color="000000"/>
+              <w:right w:val="none" w:sz="0" w:space="0" w:color="000000"/>
+            </w:tcBorders>
+            <w:shd w:val="clear" w:color="auto" w:fill="FFFFFF"/>
+            <w:tcMar>
+              <w:top w:w="0" w:type="dxa"/>
+              <w:bottom w:w="0" w:type="dxa"/>
+              <w:left w:w="0" w:type="dxa"/>
+              <w:right w:w="0" w:type="dxa"/>
+            </w:tcMar>
+            <w:vAlign w:val="top"/>
+          </w:tcPr>
+          <w:p>
+            <w:pPr>
+              <w:pStyle w:val="Normal"/>
+              <w:jc w:val="right"/>
+              <w:pBdr>
+                <w:bottom w:val="none" w:sz="0" w:space="0" w:color="000000"/>
+                <w:top w:val="none" w:sz="0" w:space="0" w:color="000000"/>
+                <w:left w:val="none" w:sz="0" w:space="0" w:color="000000"/>
+                <w:right w:val="none" w:sz="0" w:space="0" w:color="000000"/>
+              </w:pBdr>
+              <w:spacing w:after="120" w:before="120" w:line="240"/>
+              <w:ind w:left="120" w:right="120" w:firstLine="0" w:firstLineChars="0"/>
+              <w:rPr>
+                <w:rFonts w:ascii="Arial" w:hAnsi="Arial" w:eastAsia="Arial" w:cs="Arial"/>
+                <w:i w:val="false"/>
+                <w:b w:val="false"/>
+                <w:u w:val="none"/>
+                <w:sz w:val="22"/>
+                <w:szCs w:val="22"/>
+                <w:color w:val="000000"/>
+              </w:rPr>
+            </w:pPr>
+            <w:r>
+              <w:rPr>
+                <w:rFonts w:ascii="Arial" w:hAnsi="Arial" w:eastAsia="Arial" w:cs="Arial"/>
+                <w:i w:val="false"/>
+                <w:b w:val="false"/>
+                <w:u w:val="none"/>
+                <w:sz w:val="22"/>
+                <w:szCs w:val="22"/>
+                <w:color w:val="000000"/>
+              </w:rPr>
+              <w:t xml:space="preserve">1269509.37    </w:t>
+            </w:r>
+          </w:p>
+        </w:tc>
+        <w:tc>
+          <w:tcPr>
+            <w:tcBorders>
+              <w:bottom w:val="none" w:sz="0" w:space="0" w:color="000000"/>
+              <w:top w:val="none" w:sz="0" w:space="0" w:color="000000"/>
+              <w:left w:val="none" w:sz="0" w:space="0" w:color="000000"/>
+              <w:right w:val="none" w:sz="0" w:space="0" w:color="000000"/>
+            </w:tcBorders>
+            <w:shd w:val="clear" w:color="auto" w:fill="FFFFFF"/>
+            <w:tcMar>
+              <w:top w:w="0" w:type="dxa"/>
+              <w:bottom w:w="0" w:type="dxa"/>
+              <w:left w:w="0" w:type="dxa"/>
+              <w:right w:w="0" w:type="dxa"/>
+            </w:tcMar>
+            <w:vAlign w:val="top"/>
+          </w:tcPr>
+          <w:p>
+            <w:pPr>
+              <w:pStyle w:val="Normal"/>
+              <w:jc w:val="right"/>
+              <w:pBdr>
+                <w:bottom w:val="none" w:sz="0" w:space="0" w:color="000000"/>
+                <w:top w:val="none" w:sz="0" w:space="0" w:color="000000"/>
+                <w:left w:val="none" w:sz="0" w:space="0" w:color="000000"/>
+                <w:right w:val="none" w:sz="0" w:space="0" w:color="000000"/>
+              </w:pBdr>
+              <w:spacing w:after="120" w:before="120" w:line="240"/>
+              <w:ind w:left="120" w:right="120" w:firstLine="0" w:firstLineChars="0"/>
+              <w:rPr>
+                <w:rFonts w:ascii="Arial" w:hAnsi="Arial" w:eastAsia="Arial" w:cs="Arial"/>
+                <w:i w:val="false"/>
+                <w:b w:val="false"/>
+                <w:u w:val="none"/>
+                <w:sz w:val="22"/>
+                <w:szCs w:val="22"/>
+                <w:color w:val="000000"/>
+              </w:rPr>
+            </w:pPr>
+            <w:r>
+              <w:rPr>
+                <w:rFonts w:ascii="Arial" w:hAnsi="Arial" w:eastAsia="Arial" w:cs="Arial"/>
+                <w:i w:val="false"/>
+                <w:b w:val="false"/>
+                <w:u w:val="none"/>
+                <w:sz w:val="22"/>
+                <w:szCs w:val="22"/>
+                <w:color w:val="000000"/>
+              </w:rPr>
+              <w:t xml:space="preserve">1269511.28    </w:t>
+            </w:r>
+          </w:p>
+        </w:tc>
+        <w:tc>
+          <w:tcPr>
+            <w:tcBorders>
+              <w:bottom w:val="none" w:sz="0" w:space="0" w:color="000000"/>
+              <w:top w:val="none" w:sz="0" w:space="0" w:color="000000"/>
+              <w:left w:val="none" w:sz="0" w:space="0" w:color="000000"/>
+              <w:right w:val="none" w:sz="0" w:space="0" w:color="000000"/>
+            </w:tcBorders>
+            <w:shd w:val="clear" w:color="auto" w:fill="FFFFFF"/>
+            <w:tcMar>
+              <w:top w:w="0" w:type="dxa"/>
+              <w:bottom w:w="0" w:type="dxa"/>
+              <w:left w:w="0" w:type="dxa"/>
+              <w:right w:w="0" w:type="dxa"/>
+            </w:tcMar>
+            <w:vAlign w:val="top"/>
+          </w:tcPr>
+          <w:p>
+            <w:pPr>
+              <w:pStyle w:val="Normal"/>
+              <w:jc w:val="right"/>
+              <w:pBdr>
+                <w:bottom w:val="none" w:sz="0" w:space="0" w:color="000000"/>
+                <w:top w:val="none" w:sz="0" w:space="0" w:color="000000"/>
+                <w:left w:val="none" w:sz="0" w:space="0" w:color="000000"/>
+                <w:right w:val="none" w:sz="0" w:space="0" w:color="000000"/>
+              </w:pBdr>
+              <w:spacing w:after="120" w:before="120" w:line="240"/>
+              <w:ind w:left="120" w:right="120" w:firstLine="0" w:firstLineChars="0"/>
+              <w:rPr>
+                <w:rFonts w:ascii="Arial" w:hAnsi="Arial" w:eastAsia="Arial" w:cs="Arial"/>
+                <w:i w:val="false"/>
+                <w:b w:val="false"/>
+                <w:u w:val="none"/>
+                <w:sz w:val="22"/>
+                <w:szCs w:val="22"/>
+                <w:color w:val="000000"/>
+              </w:rPr>
+            </w:pPr>
+            <w:r>
+              <w:rPr>
+                <w:rFonts w:ascii="Arial" w:hAnsi="Arial" w:eastAsia="Arial" w:cs="Arial"/>
+                <w:i w:val="false"/>
+                <w:b w:val="false"/>
+                <w:u w:val="none"/>
+                <w:sz w:val="22"/>
+                <w:szCs w:val="22"/>
+                <w:color w:val="000000"/>
+              </w:rPr>
+              <w:t xml:space="preserve">1269462.90    </w:t>
             </w:r>
           </w:p>
         </w:tc>
@@ -10420,166 +12435,219 @@
                 <w:szCs w:val="22"/>
                 <w:color w:val="000000"/>
               </w:rPr>
-              <w:t xml:space="preserve">168908.95    </w:t>
-            </w:r>
-          </w:p>
-        </w:tc>
-        <w:tc>
-          <w:tcPr>
-            <w:tcBorders>
-              <w:bottom w:val="none" w:sz="0" w:space="0" w:color="000000"/>
-              <w:top w:val="none" w:sz="0" w:space="0" w:color="000000"/>
-              <w:left w:val="none" w:sz="0" w:space="0" w:color="000000"/>
-              <w:right w:val="none" w:sz="0" w:space="0" w:color="000000"/>
-            </w:tcBorders>
-            <w:shd w:val="clear" w:color="auto" w:fill="FFFFFF"/>
-            <w:tcMar>
-              <w:top w:w="0" w:type="dxa"/>
-              <w:bottom w:w="0" w:type="dxa"/>
-              <w:left w:w="0" w:type="dxa"/>
-              <w:right w:w="0" w:type="dxa"/>
-            </w:tcMar>
-            <w:vAlign w:val="top"/>
-          </w:tcPr>
-          <w:p>
-            <w:pPr>
-              <w:pStyle w:val="Normal"/>
-              <w:jc w:val="right"/>
-              <w:pBdr>
-                <w:bottom w:val="none" w:sz="0" w:space="0" w:color="000000"/>
-                <w:top w:val="none" w:sz="0" w:space="0" w:color="000000"/>
-                <w:left w:val="none" w:sz="0" w:space="0" w:color="000000"/>
-                <w:right w:val="none" w:sz="0" w:space="0" w:color="000000"/>
-              </w:pBdr>
-              <w:spacing w:after="120" w:before="120" w:line="240"/>
-              <w:ind w:left="120" w:right="120" w:firstLine="0" w:firstLineChars="0"/>
-              <w:rPr>
-                <w:rFonts w:ascii="Arial" w:hAnsi="Arial" w:eastAsia="Arial" w:cs="Arial"/>
-                <w:i w:val="false"/>
-                <w:b w:val="false"/>
-                <w:u w:val="none"/>
-                <w:sz w:val="22"/>
-                <w:szCs w:val="22"/>
-                <w:color w:val="000000"/>
-              </w:rPr>
-            </w:pPr>
-            <w:r>
-              <w:rPr>
-                <w:rFonts w:ascii="Arial" w:hAnsi="Arial" w:eastAsia="Arial" w:cs="Arial"/>
-                <w:i w:val="false"/>
-                <w:b w:val="false"/>
-                <w:u w:val="none"/>
-                <w:sz w:val="22"/>
-                <w:szCs w:val="22"/>
-                <w:color w:val="000000"/>
-              </w:rPr>
-              <w:t xml:space="preserve">1099369.05    </w:t>
-            </w:r>
-          </w:p>
-        </w:tc>
-        <w:tc>
-          <w:tcPr>
-            <w:tcBorders>
-              <w:bottom w:val="none" w:sz="0" w:space="0" w:color="000000"/>
-              <w:top w:val="none" w:sz="0" w:space="0" w:color="000000"/>
-              <w:left w:val="none" w:sz="0" w:space="0" w:color="000000"/>
-              <w:right w:val="none" w:sz="0" w:space="0" w:color="000000"/>
-            </w:tcBorders>
-            <w:shd w:val="clear" w:color="auto" w:fill="FFFFFF"/>
-            <w:tcMar>
-              <w:top w:w="0" w:type="dxa"/>
-              <w:bottom w:w="0" w:type="dxa"/>
-              <w:left w:w="0" w:type="dxa"/>
-              <w:right w:w="0" w:type="dxa"/>
-            </w:tcMar>
-            <w:vAlign w:val="top"/>
-          </w:tcPr>
-          <w:p>
-            <w:pPr>
-              <w:pStyle w:val="Normal"/>
-              <w:jc w:val="right"/>
-              <w:pBdr>
-                <w:bottom w:val="none" w:sz="0" w:space="0" w:color="000000"/>
-                <w:top w:val="none" w:sz="0" w:space="0" w:color="000000"/>
-                <w:left w:val="none" w:sz="0" w:space="0" w:color="000000"/>
-                <w:right w:val="none" w:sz="0" w:space="0" w:color="000000"/>
-              </w:pBdr>
-              <w:spacing w:after="120" w:before="120" w:line="240"/>
-              <w:ind w:left="120" w:right="120" w:firstLine="0" w:firstLineChars="0"/>
-              <w:rPr>
-                <w:rFonts w:ascii="Arial" w:hAnsi="Arial" w:eastAsia="Arial" w:cs="Arial"/>
-                <w:i w:val="false"/>
-                <w:b w:val="false"/>
-                <w:u w:val="none"/>
-                <w:sz w:val="22"/>
-                <w:szCs w:val="22"/>
-                <w:color w:val="000000"/>
-              </w:rPr>
-            </w:pPr>
-            <w:r>
-              <w:rPr>
-                <w:rFonts w:ascii="Arial" w:hAnsi="Arial" w:eastAsia="Arial" w:cs="Arial"/>
-                <w:i w:val="false"/>
-                <w:b w:val="false"/>
-                <w:u w:val="none"/>
-                <w:sz w:val="22"/>
-                <w:szCs w:val="22"/>
-                <w:color w:val="000000"/>
-              </w:rPr>
-              <w:t xml:space="preserve">1269700.64    </w:t>
-            </w:r>
-          </w:p>
-        </w:tc>
-        <w:tc>
-          <w:tcPr>
-            <w:tcBorders>
-              <w:bottom w:val="none" w:sz="0" w:space="0" w:color="000000"/>
-              <w:top w:val="none" w:sz="0" w:space="0" w:color="000000"/>
-              <w:left w:val="none" w:sz="0" w:space="0" w:color="000000"/>
-              <w:right w:val="none" w:sz="0" w:space="0" w:color="000000"/>
-            </w:tcBorders>
-            <w:shd w:val="clear" w:color="auto" w:fill="FFFFFF"/>
-            <w:tcMar>
-              <w:top w:w="0" w:type="dxa"/>
-              <w:bottom w:w="0" w:type="dxa"/>
-              <w:left w:w="0" w:type="dxa"/>
-              <w:right w:w="0" w:type="dxa"/>
-            </w:tcMar>
-            <w:vAlign w:val="top"/>
-          </w:tcPr>
-          <w:p>
-            <w:pPr>
-              <w:pStyle w:val="Normal"/>
-              <w:jc w:val="right"/>
-              <w:pBdr>
-                <w:bottom w:val="none" w:sz="0" w:space="0" w:color="000000"/>
-                <w:top w:val="none" w:sz="0" w:space="0" w:color="000000"/>
-                <w:left w:val="none" w:sz="0" w:space="0" w:color="000000"/>
-                <w:right w:val="none" w:sz="0" w:space="0" w:color="000000"/>
-              </w:pBdr>
-              <w:spacing w:after="120" w:before="120" w:line="240"/>
-              <w:ind w:left="120" w:right="120" w:firstLine="0" w:firstLineChars="0"/>
-              <w:rPr>
-                <w:rFonts w:ascii="Arial" w:hAnsi="Arial" w:eastAsia="Arial" w:cs="Arial"/>
-                <w:i w:val="false"/>
-                <w:b w:val="false"/>
-                <w:u w:val="none"/>
-                <w:sz w:val="22"/>
-                <w:szCs w:val="22"/>
-                <w:color w:val="000000"/>
-              </w:rPr>
-            </w:pPr>
-            <w:r>
-              <w:rPr>
-                <w:rFonts w:ascii="Arial" w:hAnsi="Arial" w:eastAsia="Arial" w:cs="Arial"/>
-                <w:i w:val="false"/>
-                <w:b w:val="false"/>
-                <w:u w:val="none"/>
-                <w:sz w:val="22"/>
-                <w:szCs w:val="22"/>
-                <w:color w:val="000000"/>
-              </w:rPr>
-              <w:t xml:space="preserve">1269663.88    </w:t>
+              <w:t xml:space="preserve">168885.61    </w:t>
+            </w:r>
+          </w:p>
+        </w:tc>
+        <w:tc>
+          <w:tcPr>
+            <w:tcBorders>
+              <w:bottom w:val="none" w:sz="0" w:space="0" w:color="000000"/>
+              <w:top w:val="none" w:sz="0" w:space="0" w:color="000000"/>
+              <w:left w:val="none" w:sz="0" w:space="0" w:color="000000"/>
+              <w:right w:val="none" w:sz="0" w:space="0" w:color="000000"/>
+            </w:tcBorders>
+            <w:shd w:val="clear" w:color="auto" w:fill="FFFFFF"/>
+            <w:tcMar>
+              <w:top w:w="0" w:type="dxa"/>
+              <w:bottom w:w="0" w:type="dxa"/>
+              <w:left w:w="0" w:type="dxa"/>
+              <w:right w:w="0" w:type="dxa"/>
+            </w:tcMar>
+            <w:vAlign w:val="top"/>
+          </w:tcPr>
+          <w:p>
+            <w:pPr>
+              <w:pStyle w:val="Normal"/>
+              <w:jc w:val="right"/>
+              <w:pBdr>
+                <w:bottom w:val="none" w:sz="0" w:space="0" w:color="000000"/>
+                <w:top w:val="none" w:sz="0" w:space="0" w:color="000000"/>
+                <w:left w:val="none" w:sz="0" w:space="0" w:color="000000"/>
+                <w:right w:val="none" w:sz="0" w:space="0" w:color="000000"/>
+              </w:pBdr>
+              <w:spacing w:after="120" w:before="120" w:line="240"/>
+              <w:ind w:left="120" w:right="120" w:firstLine="0" w:firstLineChars="0"/>
+              <w:rPr>
+                <w:rFonts w:ascii="Arial" w:hAnsi="Arial" w:eastAsia="Arial" w:cs="Arial"/>
+                <w:i w:val="false"/>
+                <w:b w:val="false"/>
+                <w:u w:val="none"/>
+                <w:sz w:val="22"/>
+                <w:szCs w:val="22"/>
+                <w:color w:val="000000"/>
+              </w:rPr>
+            </w:pPr>
+            <w:r>
+              <w:rPr>
+                <w:rFonts w:ascii="Arial" w:hAnsi="Arial" w:eastAsia="Arial" w:cs="Arial"/>
+                <w:i w:val="false"/>
+                <w:b w:val="false"/>
+                <w:u w:val="none"/>
+                <w:sz w:val="22"/>
+                <w:szCs w:val="22"/>
+                <w:color w:val="000000"/>
+              </w:rPr>
+              <w:t xml:space="preserve">1099343.32    </w:t>
+            </w:r>
+          </w:p>
+        </w:tc>
+        <w:tc>
+          <w:tcPr>
+            <w:tcBorders>
+              <w:bottom w:val="none" w:sz="0" w:space="0" w:color="000000"/>
+              <w:top w:val="none" w:sz="0" w:space="0" w:color="000000"/>
+              <w:left w:val="none" w:sz="0" w:space="0" w:color="000000"/>
+              <w:right w:val="none" w:sz="0" w:space="0" w:color="000000"/>
+            </w:tcBorders>
+            <w:shd w:val="clear" w:color="auto" w:fill="FFFFFF"/>
+            <w:tcMar>
+              <w:top w:w="0" w:type="dxa"/>
+              <w:bottom w:w="0" w:type="dxa"/>
+              <w:left w:w="0" w:type="dxa"/>
+              <w:right w:w="0" w:type="dxa"/>
+            </w:tcMar>
+            <w:vAlign w:val="top"/>
+          </w:tcPr>
+          <w:p>
+            <w:pPr>
+              <w:pStyle w:val="Normal"/>
+              <w:jc w:val="right"/>
+              <w:pBdr>
+                <w:bottom w:val="none" w:sz="0" w:space="0" w:color="000000"/>
+                <w:top w:val="none" w:sz="0" w:space="0" w:color="000000"/>
+                <w:left w:val="none" w:sz="0" w:space="0" w:color="000000"/>
+                <w:right w:val="none" w:sz="0" w:space="0" w:color="000000"/>
+              </w:pBdr>
+              <w:spacing w:after="120" w:before="120" w:line="240"/>
+              <w:ind w:left="120" w:right="120" w:firstLine="0" w:firstLineChars="0"/>
+              <w:rPr>
+                <w:rFonts w:ascii="Arial" w:hAnsi="Arial" w:eastAsia="Arial" w:cs="Arial"/>
+                <w:i w:val="false"/>
+                <w:b w:val="false"/>
+                <w:u w:val="none"/>
+                <w:sz w:val="22"/>
+                <w:szCs w:val="22"/>
+                <w:color w:val="000000"/>
+              </w:rPr>
+            </w:pPr>
+            <w:r>
+              <w:rPr>
+                <w:rFonts w:ascii="Arial" w:hAnsi="Arial" w:eastAsia="Arial" w:cs="Arial"/>
+                <w:i w:val="false"/>
+                <w:b w:val="false"/>
+                <w:u w:val="none"/>
+                <w:sz w:val="22"/>
+                <w:szCs w:val="22"/>
+                <w:color w:val="000000"/>
+              </w:rPr>
+              <w:t xml:space="preserve">1269674.56    </w:t>
+            </w:r>
+          </w:p>
+        </w:tc>
+        <w:tc>
+          <w:tcPr>
+            <w:tcBorders>
+              <w:bottom w:val="none" w:sz="0" w:space="0" w:color="000000"/>
+              <w:top w:val="none" w:sz="0" w:space="0" w:color="000000"/>
+              <w:left w:val="none" w:sz="0" w:space="0" w:color="000000"/>
+              <w:right w:val="none" w:sz="0" w:space="0" w:color="000000"/>
+            </w:tcBorders>
+            <w:shd w:val="clear" w:color="auto" w:fill="FFFFFF"/>
+            <w:tcMar>
+              <w:top w:w="0" w:type="dxa"/>
+              <w:bottom w:w="0" w:type="dxa"/>
+              <w:left w:w="0" w:type="dxa"/>
+              <w:right w:w="0" w:type="dxa"/>
+            </w:tcMar>
+            <w:vAlign w:val="top"/>
+          </w:tcPr>
+          <w:p>
+            <w:pPr>
+              <w:pStyle w:val="Normal"/>
+              <w:jc w:val="right"/>
+              <w:pBdr>
+                <w:bottom w:val="none" w:sz="0" w:space="0" w:color="000000"/>
+                <w:top w:val="none" w:sz="0" w:space="0" w:color="000000"/>
+                <w:left w:val="none" w:sz="0" w:space="0" w:color="000000"/>
+                <w:right w:val="none" w:sz="0" w:space="0" w:color="000000"/>
+              </w:pBdr>
+              <w:spacing w:after="120" w:before="120" w:line="240"/>
+              <w:ind w:left="120" w:right="120" w:firstLine="0" w:firstLineChars="0"/>
+              <w:rPr>
+                <w:rFonts w:ascii="Arial" w:hAnsi="Arial" w:eastAsia="Arial" w:cs="Arial"/>
+                <w:i w:val="false"/>
+                <w:b w:val="false"/>
+                <w:u w:val="none"/>
+                <w:sz w:val="22"/>
+                <w:szCs w:val="22"/>
+                <w:color w:val="000000"/>
+              </w:rPr>
+            </w:pPr>
+            <w:r>
+              <w:rPr>
+                <w:rFonts w:ascii="Arial" w:hAnsi="Arial" w:eastAsia="Arial" w:cs="Arial"/>
+                <w:i w:val="false"/>
+                <w:b w:val="false"/>
+                <w:u w:val="none"/>
+                <w:sz w:val="22"/>
+                <w:szCs w:val="22"/>
+                <w:color w:val="000000"/>
+              </w:rPr>
+              <w:t xml:space="preserve">1269686.18    </w:t>
+            </w:r>
+          </w:p>
+        </w:tc>
+        <w:tc>
+          <w:tcPr>
+            <w:tcBorders>
+              <w:bottom w:val="none" w:sz="0" w:space="0" w:color="000000"/>
+              <w:top w:val="none" w:sz="0" w:space="0" w:color="000000"/>
+              <w:left w:val="none" w:sz="0" w:space="0" w:color="000000"/>
+              <w:right w:val="none" w:sz="0" w:space="0" w:color="000000"/>
+            </w:tcBorders>
+            <w:shd w:val="clear" w:color="auto" w:fill="FFFFFF"/>
+            <w:tcMar>
+              <w:top w:w="0" w:type="dxa"/>
+              <w:bottom w:w="0" w:type="dxa"/>
+              <w:left w:w="0" w:type="dxa"/>
+              <w:right w:w="0" w:type="dxa"/>
+            </w:tcMar>
+            <w:vAlign w:val="top"/>
+          </w:tcPr>
+          <w:p>
+            <w:pPr>
+              <w:pStyle w:val="Normal"/>
+              <w:jc w:val="right"/>
+              <w:pBdr>
+                <w:bottom w:val="none" w:sz="0" w:space="0" w:color="000000"/>
+                <w:top w:val="none" w:sz="0" w:space="0" w:color="000000"/>
+                <w:left w:val="none" w:sz="0" w:space="0" w:color="000000"/>
+                <w:right w:val="none" w:sz="0" w:space="0" w:color="000000"/>
+              </w:pBdr>
+              <w:spacing w:after="120" w:before="120" w:line="240"/>
+              <w:ind w:left="120" w:right="120" w:firstLine="0" w:firstLineChars="0"/>
+              <w:rPr>
+                <w:rFonts w:ascii="Arial" w:hAnsi="Arial" w:eastAsia="Arial" w:cs="Arial"/>
+                <w:i w:val="false"/>
+                <w:b w:val="false"/>
+                <w:u w:val="none"/>
+                <w:sz w:val="22"/>
+                <w:szCs w:val="22"/>
+                <w:color w:val="000000"/>
+              </w:rPr>
+            </w:pPr>
+            <w:r>
+              <w:rPr>
+                <w:rFonts w:ascii="Arial" w:hAnsi="Arial" w:eastAsia="Arial" w:cs="Arial"/>
+                <w:i w:val="false"/>
+                <w:b w:val="false"/>
+                <w:u w:val="none"/>
+                <w:sz w:val="22"/>
+                <w:szCs w:val="22"/>
+                <w:color w:val="000000"/>
+              </w:rPr>
+              <w:t xml:space="preserve">1269637.81    </w:t>
             </w:r>
           </w:p>
         </w:tc>
@@ -10854,6 +12922,59 @@
             </w:r>
           </w:p>
         </w:tc>
+        <w:tc>
+          <w:tcPr>
+            <w:tcBorders>
+              <w:bottom w:val="none" w:sz="0" w:space="0" w:color="000000"/>
+              <w:top w:val="none" w:sz="0" w:space="0" w:color="000000"/>
+              <w:left w:val="none" w:sz="0" w:space="0" w:color="000000"/>
+              <w:right w:val="none" w:sz="0" w:space="0" w:color="000000"/>
+            </w:tcBorders>
+            <w:shd w:val="clear" w:color="auto" w:fill="FFFFFF"/>
+            <w:tcMar>
+              <w:top w:w="0" w:type="dxa"/>
+              <w:bottom w:w="0" w:type="dxa"/>
+              <w:left w:w="0" w:type="dxa"/>
+              <w:right w:w="0" w:type="dxa"/>
+            </w:tcMar>
+            <w:vAlign w:val="top"/>
+          </w:tcPr>
+          <w:p>
+            <w:pPr>
+              <w:pStyle w:val="Normal"/>
+              <w:jc w:val="right"/>
+              <w:pBdr>
+                <w:bottom w:val="none" w:sz="0" w:space="0" w:color="000000"/>
+                <w:top w:val="none" w:sz="0" w:space="0" w:color="000000"/>
+                <w:left w:val="none" w:sz="0" w:space="0" w:color="000000"/>
+                <w:right w:val="none" w:sz="0" w:space="0" w:color="000000"/>
+              </w:pBdr>
+              <w:spacing w:after="120" w:before="120" w:line="240"/>
+              <w:ind w:left="120" w:right="120" w:firstLine="0" w:firstLineChars="0"/>
+              <w:rPr>
+                <w:rFonts w:ascii="Arial" w:hAnsi="Arial" w:eastAsia="Arial" w:cs="Arial"/>
+                <w:i w:val="false"/>
+                <w:b w:val="false"/>
+                <w:u w:val="none"/>
+                <w:sz w:val="22"/>
+                <w:szCs w:val="22"/>
+                <w:color w:val="000000"/>
+              </w:rPr>
+            </w:pPr>
+            <w:r>
+              <w:rPr>
+                <w:rFonts w:ascii="Arial" w:hAnsi="Arial" w:eastAsia="Arial" w:cs="Arial"/>
+                <w:i w:val="false"/>
+                <w:b w:val="false"/>
+                <w:u w:val="none"/>
+                <w:sz w:val="22"/>
+                <w:szCs w:val="22"/>
+                <w:color w:val="000000"/>
+              </w:rPr>
+              <w:t xml:space="preserve">0.33    </w:t>
+            </w:r>
+          </w:p>
+        </w:tc>
       </w:tr>
       <w:tr>
         <w:trPr>
@@ -11125,6 +13246,59 @@
             </w:r>
           </w:p>
         </w:tc>
+        <w:tc>
+          <w:tcPr>
+            <w:tcBorders>
+              <w:bottom w:val="single" w:sz="6" w:space="0" w:color="000000"/>
+              <w:top w:val="none" w:sz="0" w:space="0" w:color="000000"/>
+              <w:left w:val="none" w:sz="0" w:space="0" w:color="000000"/>
+              <w:right w:val="none" w:sz="0" w:space="0" w:color="000000"/>
+            </w:tcBorders>
+            <w:shd w:val="clear" w:color="auto" w:fill="FFFFFF"/>
+            <w:tcMar>
+              <w:top w:w="0" w:type="dxa"/>
+              <w:bottom w:w="0" w:type="dxa"/>
+              <w:left w:w="0" w:type="dxa"/>
+              <w:right w:w="0" w:type="dxa"/>
+            </w:tcMar>
+            <w:vAlign w:val="top"/>
+          </w:tcPr>
+          <w:p>
+            <w:pPr>
+              <w:pStyle w:val="Normal"/>
+              <w:jc w:val="right"/>
+              <w:pBdr>
+                <w:bottom w:val="none" w:sz="0" w:space="0" w:color="000000"/>
+                <w:top w:val="none" w:sz="0" w:space="0" w:color="000000"/>
+                <w:left w:val="none" w:sz="0" w:space="0" w:color="000000"/>
+                <w:right w:val="none" w:sz="0" w:space="0" w:color="000000"/>
+              </w:pBdr>
+              <w:spacing w:after="120" w:before="120" w:line="240"/>
+              <w:ind w:left="120" w:right="120" w:firstLine="0" w:firstLineChars="0"/>
+              <w:rPr>
+                <w:rFonts w:ascii="Arial" w:hAnsi="Arial" w:eastAsia="Arial" w:cs="Arial"/>
+                <w:i w:val="false"/>
+                <w:b w:val="false"/>
+                <w:u w:val="none"/>
+                <w:sz w:val="22"/>
+                <w:szCs w:val="22"/>
+                <w:color w:val="000000"/>
+              </w:rPr>
+            </w:pPr>
+            <w:r>
+              <w:rPr>
+                <w:rFonts w:ascii="Arial" w:hAnsi="Arial" w:eastAsia="Arial" w:cs="Arial"/>
+                <w:i w:val="false"/>
+                <w:b w:val="false"/>
+                <w:u w:val="none"/>
+                <w:sz w:val="22"/>
+                <w:szCs w:val="22"/>
+                <w:color w:val="000000"/>
+              </w:rPr>
+              <w:t xml:space="preserve">0.38    </w:t>
+            </w:r>
+          </w:p>
+        </w:tc>
       </w:tr>
       <w:tr>
         <w:trPr>
@@ -11133,7 +13307,7 @@
         body42
         <w:tc>
           <w:tcPr>
-            <w:gridSpan w:val="5"/>
+            <w:gridSpan w:val="6"/>
             <w:tcBorders>
               <w:bottom w:val="none" w:sz="0" w:space="0" w:color="000000"/>
               <w:top w:val="single" w:sz="6" w:space="0" w:color="000000"/>

--- a/Results/Reg_Table_2.docx
+++ b/Results/Reg_Table_2.docx
@@ -13,12 +13,12 @@
         <w:gridCol w:w="1748"/>
         <w:gridCol w:w="1871"/>
         <w:gridCol w:w="1871"/>
-        <w:gridCol w:w="3154"/>
+        <w:gridCol w:w="1871"/>
         <w:gridCol w:w="1871"/>
       </w:tblGrid>
       <w:tr>
         <w:trPr>
-          <w:trHeight w:val="668" w:hRule="auto"/>
+          <w:trHeight w:val="625" w:hRule="auto"/>
         </w:trPr>
         body 1
         <w:tc>
@@ -123,7 +123,7 @@
                 <w:szCs w:val="22"/>
                 <w:color w:val="000000"/>
               </w:rPr>
-              <w:t xml:space="preserve">Foreign-born</w:t>
+              <w:t xml:space="preserve">Model 1</w:t>
             </w:r>
           </w:p>
         </w:tc>
@@ -176,7 +176,7 @@
                 <w:szCs w:val="22"/>
                 <w:color w:val="000000"/>
               </w:rPr>
-              <w:t xml:space="preserve">Native-born</w:t>
+              <w:t xml:space="preserve">Model 2</w:t>
             </w:r>
           </w:p>
         </w:tc>
@@ -229,7 +229,7 @@
                 <w:szCs w:val="22"/>
                 <w:color w:val="000000"/>
               </w:rPr>
-              <w:t xml:space="preserve">Pooled</w:t>
+              <w:t xml:space="preserve">Model 3</w:t>
             </w:r>
           </w:p>
         </w:tc>
@@ -282,7 +282,7 @@
                 <w:szCs w:val="22"/>
                 <w:color w:val="000000"/>
               </w:rPr>
-              <w:t xml:space="preserve">Pooled with ALE interaction</w:t>
+              <w:t xml:space="preserve">Model 4</w:t>
             </w:r>
           </w:p>
         </w:tc>
@@ -335,7 +335,7 @@
                 <w:szCs w:val="22"/>
                 <w:color w:val="000000"/>
               </w:rPr>
-              <w:t xml:space="preserve">NA</w:t>
+              <w:t xml:space="preserve">Model 5</w:t>
             </w:r>
           </w:p>
         </w:tc>
